--- a/docs/manual-usuario.docx
+++ b/docs/manual-usuario.docx
@@ -66,15 +66,6 @@
         <w:pStyle w:val="Heading1"/>
       </w:pPr>
       <w:r>
-        <w:rPr>
-          <w:rStyle w:val="SectionNumber"/>
-        </w:rPr>
-        <w:t xml:space="preserve">1</w:t>
-      </w:r>
-      <w:r>
-        <w:tab/>
-      </w:r>
-      <w:r>
         <w:t xml:space="preserve">Prólogo</w:t>
       </w:r>
     </w:p>
@@ -83,15 +74,6 @@
       <w:pPr>
         <w:pStyle w:val="Heading2"/>
       </w:pPr>
-      <w:r>
-        <w:rPr>
-          <w:rStyle w:val="SectionNumber"/>
-        </w:rPr>
-        <w:t xml:space="preserve">1.1</w:t>
-      </w:r>
-      <w:r>
-        <w:tab/>
-      </w:r>
       <w:r>
         <w:t xml:space="preserve">Sobre este manual</w:t>
       </w:r>
@@ -216,15 +198,6 @@
         <w:pStyle w:val="Heading2"/>
       </w:pPr>
       <w:r>
-        <w:rPr>
-          <w:rStyle w:val="SectionNumber"/>
-        </w:rPr>
-        <w:t xml:space="preserve">1.2</w:t>
-      </w:r>
-      <w:r>
-        <w:tab/>
-      </w:r>
-      <w:r>
         <w:t xml:space="preserve">Cómo está organizado</w:t>
       </w:r>
     </w:p>
@@ -469,15 +442,6 @@
       <w:pPr>
         <w:pStyle w:val="Heading2"/>
       </w:pPr>
-      <w:r>
-        <w:rPr>
-          <w:rStyle w:val="SectionNumber"/>
-        </w:rPr>
-        <w:t xml:space="preserve">1.3</w:t>
-      </w:r>
-      <w:r>
-        <w:tab/>
-      </w:r>
       <w:r>
         <w:t xml:space="preserve">Convenciones del manual</w:t>
       </w:r>
@@ -685,15 +649,6 @@
         <w:pStyle w:val="Heading2"/>
       </w:pPr>
       <w:r>
-        <w:rPr>
-          <w:rStyle w:val="SectionNumber"/>
-        </w:rPr>
-        <w:t xml:space="preserve">1.4</w:t>
-      </w:r>
-      <w:r>
-        <w:tab/>
-      </w:r>
-      <w:r>
         <w:t xml:space="preserve">Antes de empezar</w:t>
       </w:r>
     </w:p>
@@ -817,15 +772,6 @@
         <w:pStyle w:val="Heading1"/>
       </w:pPr>
       <w:r>
-        <w:rPr>
-          <w:rStyle w:val="SectionNumber"/>
-        </w:rPr>
-        <w:t xml:space="preserve">2</w:t>
-      </w:r>
-      <w:r>
-        <w:tab/>
-      </w:r>
-      <w:r>
         <w:t xml:space="preserve">Introducción</w:t>
       </w:r>
     </w:p>
@@ -835,15 +781,6 @@
         <w:pStyle w:val="Heading2"/>
       </w:pPr>
       <w:r>
-        <w:rPr>
-          <w:rStyle w:val="SectionNumber"/>
-        </w:rPr>
-        <w:t xml:space="preserve">2.1</w:t>
-      </w:r>
-      <w:r>
-        <w:tab/>
-      </w:r>
-      <w:r>
         <w:t xml:space="preserve">¿Qué es el Sistema de Información Contable?</w:t>
       </w:r>
     </w:p>
@@ -907,28 +844,6 @@
       </w:r>
       <w:r>
         <w:t xml:space="preserve">: ventas, compras, despachos, cobros y pagos.</w:t>
-      </w:r>
-    </w:p>
-    <w:p>
-      <w:pPr>
-        <w:pStyle w:val="Compact"/>
-        <w:numPr>
-          <w:ilvl w:val="0"/>
-          <w:numId w:val="1004"/>
-        </w:numPr>
-      </w:pPr>
-      <w:r>
-        <w:rPr>
-          <w:b/>
-          <w:bCs/>
-        </w:rPr>
-        <w:t xml:space="preserve">Libros tributarios IVA</w:t>
-      </w:r>
-      <w:r>
-        <w:t xml:space="preserve"> </w:t>
-      </w:r>
-      <w:r>
-        <w:t xml:space="preserve">(compras y ventas) con exportación al formato del Servicio de Impuestos Nacionales (SIN).</w:t>
       </w:r>
     </w:p>
     <w:p>
@@ -1066,15 +981,6 @@
         <w:pStyle w:val="Heading2"/>
       </w:pPr>
       <w:r>
-        <w:rPr>
-          <w:rStyle w:val="SectionNumber"/>
-        </w:rPr>
-        <w:t xml:space="preserve">2.2</w:t>
-      </w:r>
-      <w:r>
-        <w:tab/>
-      </w:r>
-      <w:r>
         <w:t xml:space="preserve">Acerca de la Asociación</w:t>
       </w:r>
     </w:p>
@@ -1083,15 +989,6 @@
       <w:pPr>
         <w:pStyle w:val="Heading3"/>
       </w:pPr>
-      <w:r>
-        <w:rPr>
-          <w:rStyle w:val="SectionNumber"/>
-        </w:rPr>
-        <w:t xml:space="preserve">2.2.1</w:t>
-      </w:r>
-      <w:r>
-        <w:tab/>
-      </w:r>
       <w:r>
         <w:t xml:space="preserve">Naturaleza jurídica y legal</w:t>
       </w:r>
@@ -1358,15 +1255,6 @@
         <w:pStyle w:val="Heading3"/>
       </w:pPr>
       <w:r>
-        <w:rPr>
-          <w:rStyle w:val="SectionNumber"/>
-        </w:rPr>
-        <w:t xml:space="preserve">2.2.2</w:t>
-      </w:r>
-      <w:r>
-        <w:tab/>
-      </w:r>
-      <w:r>
         <w:t xml:space="preserve">Marco institucional</w:t>
       </w:r>
     </w:p>
@@ -1406,15 +1294,6 @@
       <w:pPr>
         <w:pStyle w:val="Heading2"/>
       </w:pPr>
-      <w:r>
-        <w:rPr>
-          <w:rStyle w:val="SectionNumber"/>
-        </w:rPr>
-        <w:t xml:space="preserve">2.3</w:t>
-      </w:r>
-      <w:r>
-        <w:tab/>
-      </w:r>
       <w:r>
         <w:t xml:space="preserve">Módulos del sistema</w:t>
       </w:r>
@@ -1817,45 +1696,6 @@
                 <w:b/>
                 <w:bCs/>
               </w:rPr>
-              <w:t xml:space="preserve">Libros IVA</w:t>
-            </w:r>
-          </w:p>
-        </w:tc>
-        <w:tc>
-          <w:tcPr/>
-          <w:p>
-            <w:pPr>
-              <w:pStyle w:val="Compact"/>
-            </w:pPr>
-            <w:r>
-              <w:t xml:space="preserve">Registros tributarios, exportación SIN.</w:t>
-            </w:r>
-          </w:p>
-        </w:tc>
-        <w:tc>
-          <w:tcPr/>
-          <w:p>
-            <w:pPr>
-              <w:pStyle w:val="Compact"/>
-            </w:pPr>
-            <w:r>
-              <w:t xml:space="preserve">Contador</w:t>
-            </w:r>
-          </w:p>
-        </w:tc>
-      </w:tr>
-      <w:tr>
-        <w:tc>
-          <w:tcPr/>
-          <w:p>
-            <w:pPr>
-              <w:pStyle w:val="Compact"/>
-            </w:pPr>
-            <w:r>
-              <w:rPr>
-                <w:b/>
-                <w:bCs/>
-              </w:rPr>
               <w:t xml:space="preserve">Granjas</w:t>
             </w:r>
           </w:p>
@@ -2007,15 +1847,6 @@
       <w:pPr>
         <w:pStyle w:val="Heading2"/>
       </w:pPr>
-      <w:r>
-        <w:rPr>
-          <w:rStyle w:val="SectionNumber"/>
-        </w:rPr>
-        <w:t xml:space="preserve">2.4</w:t>
-      </w:r>
-      <w:r>
-        <w:tab/>
-      </w:r>
       <w:r>
         <w:t xml:space="preserve">Requisitos técnicos</w:t>
       </w:r>
@@ -2261,15 +2092,6 @@
         <w:pStyle w:val="Heading2"/>
       </w:pPr>
       <w:r>
-        <w:rPr>
-          <w:rStyle w:val="SectionNumber"/>
-        </w:rPr>
-        <w:t xml:space="preserve">2.5</w:t>
-      </w:r>
-      <w:r>
-        <w:tab/>
-      </w:r>
-      <w:r>
         <w:t xml:space="preserve">Soporte</w:t>
       </w:r>
     </w:p>
@@ -2289,15 +2111,6 @@
         <w:pStyle w:val="Heading1"/>
       </w:pPr>
       <w:r>
-        <w:rPr>
-          <w:rStyle w:val="SectionNumber"/>
-        </w:rPr>
-        <w:t xml:space="preserve">3</w:t>
-      </w:r>
-      <w:r>
-        <w:tab/>
-      </w:r>
-      <w:r>
         <w:t xml:space="preserve">Glosario contable básico</w:t>
       </w:r>
     </w:p>
@@ -2314,15 +2127,6 @@
       <w:pPr>
         <w:pStyle w:val="Heading2"/>
       </w:pPr>
-      <w:r>
-        <w:rPr>
-          <w:rStyle w:val="SectionNumber"/>
-        </w:rPr>
-        <w:t xml:space="preserve">3.1</w:t>
-      </w:r>
-      <w:r>
-        <w:tab/>
-      </w:r>
       <w:r>
         <w:t xml:space="preserve">Conceptos fundamentales</w:t>
       </w:r>
@@ -2455,15 +2259,6 @@
       <w:pPr>
         <w:pStyle w:val="Heading2"/>
       </w:pPr>
-      <w:r>
-        <w:rPr>
-          <w:rStyle w:val="SectionNumber"/>
-        </w:rPr>
-        <w:t xml:space="preserve">3.2</w:t>
-      </w:r>
-      <w:r>
-        <w:tab/>
-      </w:r>
       <w:r>
         <w:t xml:space="preserve">Tipos de cuentas</w:t>
       </w:r>
@@ -2879,15 +2674,6 @@
         <w:pStyle w:val="Heading2"/>
       </w:pPr>
       <w:r>
-        <w:rPr>
-          <w:rStyle w:val="SectionNumber"/>
-        </w:rPr>
-        <w:t xml:space="preserve">3.3</w:t>
-      </w:r>
-      <w:r>
-        <w:tab/>
-      </w:r>
-      <w:r>
         <w:t xml:space="preserve">Documentos operativos</w:t>
       </w:r>
     </w:p>
@@ -3106,15 +2892,6 @@
         <w:pStyle w:val="Heading2"/>
       </w:pPr>
       <w:r>
-        <w:rPr>
-          <w:rStyle w:val="SectionNumber"/>
-        </w:rPr>
-        <w:t xml:space="preserve">3.4</w:t>
-      </w:r>
-      <w:r>
-        <w:tab/>
-      </w:r>
-      <w:r>
         <w:t xml:space="preserve">Cuentas por cobrar (CxC) y por pagar (CxP)</w:t>
       </w:r>
     </w:p>
@@ -3205,15 +2982,6 @@
         <w:pStyle w:val="Heading2"/>
       </w:pPr>
       <w:r>
-        <w:rPr>
-          <w:rStyle w:val="SectionNumber"/>
-        </w:rPr>
-        <w:t xml:space="preserve">3.5</w:t>
-      </w:r>
-      <w:r>
-        <w:tab/>
-      </w:r>
-      <w:r>
         <w:t xml:space="preserve">IVA</w:t>
       </w:r>
     </w:p>
@@ -3275,26 +3043,6 @@
       </w:pPr>
       <w:r>
         <w:t xml:space="preserve">IVA pagado al proveedor en una compra. Se registra como activo (descontable del débito fiscal).</w:t>
-      </w:r>
-    </w:p>
-    <w:p>
-      <w:pPr>
-        <w:pStyle w:val="DefinitionTerm"/>
-      </w:pPr>
-      <w:r>
-        <w:rPr>
-          <w:b/>
-          <w:bCs/>
-        </w:rPr>
-        <w:t xml:space="preserve">Libro IVA Ventas / Compras</w:t>
-      </w:r>
-    </w:p>
-    <w:p>
-      <w:pPr>
-        <w:pStyle w:val="Definition"/>
-      </w:pPr>
-      <w:r>
-        <w:t xml:space="preserve">Registro mensual exigido por el Servicio de Impuestos Nacionales (SIN). El sistema lo genera automáticamente a partir de las ventas y compras posteadas del período, y permite exportarlo en el formato oficial.</w:t>
       </w:r>
     </w:p>
     <w:bookmarkEnd w:id="26"/>
@@ -3303,15 +3051,6 @@
       <w:pPr>
         <w:pStyle w:val="Heading2"/>
       </w:pPr>
-      <w:r>
-        <w:rPr>
-          <w:rStyle w:val="SectionNumber"/>
-        </w:rPr>
-        <w:t xml:space="preserve">3.6</w:t>
-      </w:r>
-      <w:r>
-        <w:tab/>
-      </w:r>
       <w:r>
         <w:t xml:space="preserve">Estados de documento</w:t>
       </w:r>
@@ -3584,15 +3323,6 @@
         <w:pStyle w:val="Heading1"/>
       </w:pPr>
       <w:r>
-        <w:rPr>
-          <w:rStyle w:val="SectionNumber"/>
-        </w:rPr>
-        <w:t xml:space="preserve">4</w:t>
-      </w:r>
-      <w:r>
-        <w:tab/>
-      </w:r>
-      <w:r>
         <w:t xml:space="preserve">Primer ingreso al sistema</w:t>
       </w:r>
     </w:p>
@@ -3602,15 +3332,6 @@
         <w:pStyle w:val="Heading2"/>
       </w:pPr>
       <w:r>
-        <w:rPr>
-          <w:rStyle w:val="SectionNumber"/>
-        </w:rPr>
-        <w:t xml:space="preserve">4.1</w:t>
-      </w:r>
-      <w:r>
-        <w:tab/>
-      </w:r>
-      <w:r>
         <w:t xml:space="preserve">Acceso al sistema</w:t>
       </w:r>
     </w:p>
@@ -3741,15 +3462,6 @@
       <w:pPr>
         <w:pStyle w:val="Heading3"/>
       </w:pPr>
-      <w:r>
-        <w:rPr>
-          <w:rStyle w:val="SectionNumber"/>
-        </w:rPr>
-        <w:t xml:space="preserve">4.1.1</w:t>
-      </w:r>
-      <w:r>
-        <w:tab/>
-      </w:r>
       <w:r>
         <w:t xml:space="preserve">Recuperación de contraseña</w:t>
       </w:r>
@@ -3816,15 +3528,6 @@
       <w:pPr>
         <w:pStyle w:val="Heading3"/>
       </w:pPr>
-      <w:r>
-        <w:rPr>
-          <w:rStyle w:val="SectionNumber"/>
-        </w:rPr>
-        <w:t xml:space="preserve">4.1.2</w:t>
-      </w:r>
-      <w:r>
-        <w:tab/>
-      </w:r>
       <w:r>
         <w:t xml:space="preserve">Primera vez que ingresa</w:t>
       </w:r>
@@ -3845,15 +3548,6 @@
         <w:pStyle w:val="Heading2"/>
       </w:pPr>
       <w:r>
-        <w:rPr>
-          <w:rStyle w:val="SectionNumber"/>
-        </w:rPr>
-        <w:t xml:space="preserve">4.2</w:t>
-      </w:r>
-      <w:r>
-        <w:tab/>
-      </w:r>
-      <w:r>
         <w:t xml:space="preserve">Selección de organización</w:t>
       </w:r>
     </w:p>
@@ -3989,15 +3683,6 @@
       <w:pPr>
         <w:pStyle w:val="Heading3"/>
       </w:pPr>
-      <w:r>
-        <w:rPr>
-          <w:rStyle w:val="SectionNumber"/>
-        </w:rPr>
-        <w:t xml:space="preserve">4.2.1</w:t>
-      </w:r>
-      <w:r>
-        <w:tab/>
-      </w:r>
       <w:r>
         <w:t xml:space="preserve">Pasos</w:t>
       </w:r>
@@ -4032,15 +3717,6 @@
       <w:pPr>
         <w:pStyle w:val="Heading3"/>
       </w:pPr>
-      <w:r>
-        <w:rPr>
-          <w:rStyle w:val="SectionNumber"/>
-        </w:rPr>
-        <w:t xml:space="preserve">4.2.2</w:t>
-      </w:r>
-      <w:r>
-        <w:tab/>
-      </w:r>
       <w:r>
         <w:t xml:space="preserve">Si no pertenece a ninguna organización</w:t>
       </w:r>
@@ -4114,15 +3790,6 @@
         <w:pStyle w:val="Heading2"/>
       </w:pPr>
       <w:r>
-        <w:rPr>
-          <w:rStyle w:val="SectionNumber"/>
-        </w:rPr>
-        <w:t xml:space="preserve">4.3</w:t>
-      </w:r>
-      <w:r>
-        <w:tab/>
-      </w:r>
-      <w:r>
         <w:t xml:space="preserve">Pantalla principal</w:t>
       </w:r>
     </w:p>
@@ -4162,15 +3829,6 @@
         <w:pStyle w:val="Heading2"/>
       </w:pPr>
       <w:r>
-        <w:rPr>
-          <w:rStyle w:val="SectionNumber"/>
-        </w:rPr>
-        <w:t xml:space="preserve">4.4</w:t>
-      </w:r>
-      <w:r>
-        <w:tab/>
-      </w:r>
-      <w:r>
         <w:t xml:space="preserve">Estructura del menú lateral</w:t>
       </w:r>
     </w:p>
@@ -4187,15 +3845,6 @@
       <w:pPr>
         <w:pStyle w:val="Heading3"/>
       </w:pPr>
-      <w:r>
-        <w:rPr>
-          <w:rStyle w:val="SectionNumber"/>
-        </w:rPr>
-        <w:t xml:space="preserve">4.4.1</w:t>
-      </w:r>
-      <w:r>
-        <w:tab/>
-      </w:r>
       <w:r>
         <w:t xml:space="preserve">Zona 1 — Selector de módulo</w:t>
       </w:r>
@@ -4334,15 +3983,6 @@
         <w:pStyle w:val="Heading3"/>
       </w:pPr>
       <w:r>
-        <w:rPr>
-          <w:rStyle w:val="SectionNumber"/>
-        </w:rPr>
-        <w:t xml:space="preserve">4.4.2</w:t>
-      </w:r>
-      <w:r>
-        <w:tab/>
-      </w:r>
-      <w:r>
         <w:t xml:space="preserve">Zona 2 — Ítems del módulo activo</w:t>
       </w:r>
     </w:p>
@@ -4726,15 +4366,6 @@
         <w:pStyle w:val="Heading3"/>
       </w:pPr>
       <w:r>
-        <w:rPr>
-          <w:rStyle w:val="SectionNumber"/>
-        </w:rPr>
-        <w:t xml:space="preserve">4.4.3</w:t>
-      </w:r>
-      <w:r>
-        <w:tab/>
-      </w:r>
-      <w:r>
         <w:t xml:space="preserve">Zona 3 — Accesos transversales (cross-module)</w:t>
       </w:r>
     </w:p>
@@ -4848,15 +4479,6 @@
         <w:pStyle w:val="Heading3"/>
       </w:pPr>
       <w:r>
-        <w:rPr>
-          <w:rStyle w:val="SectionNumber"/>
-        </w:rPr>
-        <w:t xml:space="preserve">4.4.4</w:t>
-      </w:r>
-      <w:r>
-        <w:tab/>
-      </w:r>
-      <w:r>
         <w:t xml:space="preserve">Zona 4 — Pie del sidebar</w:t>
       </w:r>
     </w:p>
@@ -4934,15 +4556,6 @@
         <w:pStyle w:val="Heading3"/>
       </w:pPr>
       <w:r>
-        <w:rPr>
-          <w:rStyle w:val="SectionNumber"/>
-        </w:rPr>
-        <w:t xml:space="preserve">4.4.5</w:t>
-      </w:r>
-      <w:r>
-        <w:tab/>
-      </w:r>
-      <w:r>
         <w:t xml:space="preserve">Colapsar y expandir el sidebar</w:t>
       </w:r>
     </w:p>
@@ -5032,7 +4645,7 @@
         <w:t xml:space="preserve">Importante</w:t>
       </w:r>
       <w:r>
-        <w:t xml:space="preserve">: varias pantallas que un usuario contable necesita habitualmente — Balance de Comprobación, Hoja de Trabajo, Balance Inicial, Estados Financieros, Cierre Mensual, Libros IVA, Dashboards de CxC y CxP —</w:t>
+        <w:t xml:space="preserve">: varias pantallas que un usuario contable necesita habitualmente — Balance de Comprobación, Hoja de Trabajo, Balance Inicial, Estados Financieros, Cierre Mensual, Dashboards de CxC y CxP —</w:t>
       </w:r>
       <w:r>
         <w:t xml:space="preserve"> </w:t>
@@ -5061,7 +4674,7 @@
         <w:t xml:space="preserve"> </w:t>
       </w:r>
       <w:r>
-        <w:t xml:space="preserve">(catálogo de reportes). El Capítulo 13 describe el catálogo de informes en detalle.</w:t>
+        <w:t xml:space="preserve">(catálogo de reportes).</w:t>
       </w:r>
     </w:p>
     <w:bookmarkEnd w:id="40"/>
@@ -5073,15 +4686,6 @@
         <w:pStyle w:val="Heading1"/>
       </w:pPr>
       <w:r>
-        <w:rPr>
-          <w:rStyle w:val="SectionNumber"/>
-        </w:rPr>
-        <w:t xml:space="preserve">5</w:t>
-      </w:r>
-      <w:r>
-        <w:tab/>
-      </w:r>
-      <w:r>
         <w:t xml:space="preserve">Configuración inicial</w:t>
       </w:r>
     </w:p>
@@ -5111,15 +4715,6 @@
       <w:pPr>
         <w:pStyle w:val="Heading2"/>
       </w:pPr>
-      <w:r>
-        <w:rPr>
-          <w:rStyle w:val="SectionNumber"/>
-        </w:rPr>
-        <w:t xml:space="preserve">5.1</w:t>
-      </w:r>
-      <w:r>
-        <w:tab/>
-      </w:r>
       <w:r>
         <w:t xml:space="preserve">Cómo se accede a la configuración</w:t>
       </w:r>
@@ -5367,15 +4962,6 @@
         <w:pStyle w:val="Heading2"/>
       </w:pPr>
       <w:r>
-        <w:rPr>
-          <w:rStyle w:val="SectionNumber"/>
-        </w:rPr>
-        <w:t xml:space="preserve">5.2</w:t>
-      </w:r>
-      <w:r>
-        <w:tab/>
-      </w:r>
-      <w:r>
         <w:t xml:space="preserve">Orden recomendado de configuración</w:t>
       </w:r>
     </w:p>
@@ -5482,15 +5068,6 @@
         <w:pStyle w:val="Heading2"/>
       </w:pPr>
       <w:r>
-        <w:rPr>
-          <w:rStyle w:val="SectionNumber"/>
-        </w:rPr>
-        <w:t xml:space="preserve">5.3</w:t>
-      </w:r>
-      <w:r>
-        <w:tab/>
-      </w:r>
-      <w:r>
         <w:t xml:space="preserve">Perfil de la empresa</w:t>
       </w:r>
     </w:p>
@@ -5596,15 +5173,6 @@
       <w:pPr>
         <w:pStyle w:val="Heading3"/>
       </w:pPr>
-      <w:r>
-        <w:rPr>
-          <w:rStyle w:val="SectionNumber"/>
-        </w:rPr>
-        <w:t xml:space="preserve">5.3.1</w:t>
-      </w:r>
-      <w:r>
-        <w:tab/>
-      </w:r>
       <w:r>
         <w:t xml:space="preserve">Campos</w:t>
       </w:r>
@@ -5911,15 +5479,6 @@
         <w:pStyle w:val="Heading3"/>
       </w:pPr>
       <w:r>
-        <w:rPr>
-          <w:rStyle w:val="SectionNumber"/>
-        </w:rPr>
-        <w:t xml:space="preserve">5.3.2</w:t>
-      </w:r>
-      <w:r>
-        <w:tab/>
-      </w:r>
-      <w:r>
         <w:t xml:space="preserve">Pasos</w:t>
       </w:r>
     </w:p>
@@ -5990,15 +5549,6 @@
       <w:pPr>
         <w:pStyle w:val="Heading3"/>
       </w:pPr>
-      <w:r>
-        <w:rPr>
-          <w:rStyle w:val="SectionNumber"/>
-        </w:rPr>
-        <w:t xml:space="preserve">5.3.3</w:t>
-      </w:r>
-      <w:r>
-        <w:tab/>
-      </w:r>
       <w:r>
         <w:t xml:space="preserve">Validaciones</w:t>
       </w:r>
@@ -6089,15 +5639,6 @@
         <w:pStyle w:val="Heading2"/>
       </w:pPr>
       <w:r>
-        <w:rPr>
-          <w:rStyle w:val="SectionNumber"/>
-        </w:rPr>
-        <w:t xml:space="preserve">5.4</w:t>
-      </w:r>
-      <w:r>
-        <w:tab/>
-      </w:r>
-      <w:r>
         <w:t xml:space="preserve">Configuración general</w:t>
       </w:r>
     </w:p>
@@ -6203,15 +5744,6 @@
       <w:pPr>
         <w:pStyle w:val="Heading3"/>
       </w:pPr>
-      <w:r>
-        <w:rPr>
-          <w:rStyle w:val="SectionNumber"/>
-        </w:rPr>
-        <w:t xml:space="preserve">5.4.1</w:t>
-      </w:r>
-      <w:r>
-        <w:tab/>
-      </w:r>
       <w:r>
         <w:t xml:space="preserve">Campos clave</w:t>
       </w:r>
@@ -6391,15 +5923,6 @@
         <w:pStyle w:val="Heading2"/>
       </w:pPr>
       <w:r>
-        <w:rPr>
-          <w:rStyle w:val="SectionNumber"/>
-        </w:rPr>
-        <w:t xml:space="preserve">5.5</w:t>
-      </w:r>
-      <w:r>
-        <w:tab/>
-      </w:r>
-      <w:r>
         <w:t xml:space="preserve">Períodos fiscales</w:t>
       </w:r>
     </w:p>
@@ -6505,15 +6028,6 @@
       <w:pPr>
         <w:pStyle w:val="Heading3"/>
       </w:pPr>
-      <w:r>
-        <w:rPr>
-          <w:rStyle w:val="SectionNumber"/>
-        </w:rPr>
-        <w:t xml:space="preserve">5.5.1</w:t>
-      </w:r>
-      <w:r>
-        <w:tab/>
-      </w:r>
       <w:r>
         <w:t xml:space="preserve">Crear un período</w:t>
       </w:r>
@@ -6649,15 +6163,6 @@
         <w:pStyle w:val="Heading3"/>
       </w:pPr>
       <w:r>
-        <w:rPr>
-          <w:rStyle w:val="SectionNumber"/>
-        </w:rPr>
-        <w:t xml:space="preserve">5.5.2</w:t>
-      </w:r>
-      <w:r>
-        <w:tab/>
-      </w:r>
-      <w:r>
         <w:t xml:space="preserve">Abrir o cerrar un período</w:t>
       </w:r>
     </w:p>
@@ -6721,15 +6226,6 @@
       <w:pPr>
         <w:pStyle w:val="Heading3"/>
       </w:pPr>
-      <w:r>
-        <w:rPr>
-          <w:rStyle w:val="SectionNumber"/>
-        </w:rPr>
-        <w:t xml:space="preserve">5.5.3</w:t>
-      </w:r>
-      <w:r>
-        <w:tab/>
-      </w:r>
       <w:r>
         <w:t xml:space="preserve">Validaciones</w:t>
       </w:r>
@@ -6778,15 +6274,6 @@
         <w:pStyle w:val="Heading2"/>
       </w:pPr>
       <w:r>
-        <w:rPr>
-          <w:rStyle w:val="SectionNumber"/>
-        </w:rPr>
-        <w:t xml:space="preserve">5.6</w:t>
-      </w:r>
-      <w:r>
-        <w:tab/>
-      </w:r>
-      <w:r>
         <w:t xml:space="preserve">Tipos de comprobante</w:t>
       </w:r>
     </w:p>
@@ -6892,15 +6379,6 @@
       <w:pPr>
         <w:pStyle w:val="Heading3"/>
       </w:pPr>
-      <w:r>
-        <w:rPr>
-          <w:rStyle w:val="SectionNumber"/>
-        </w:rPr>
-        <w:t xml:space="preserve">5.6.1</w:t>
-      </w:r>
-      <w:r>
-        <w:tab/>
-      </w:r>
       <w:r>
         <w:t xml:space="preserve">Tipos estándar</w:t>
       </w:r>
@@ -7161,15 +6639,6 @@
         <w:pStyle w:val="Heading3"/>
       </w:pPr>
       <w:r>
-        <w:rPr>
-          <w:rStyle w:val="SectionNumber"/>
-        </w:rPr>
-        <w:t xml:space="preserve">5.6.2</w:t>
-      </w:r>
-      <w:r>
-        <w:tab/>
-      </w:r>
-      <w:r>
         <w:t xml:space="preserve">Crear o editar</w:t>
       </w:r>
     </w:p>
@@ -7302,15 +6771,6 @@
         <w:pStyle w:val="Heading2"/>
       </w:pPr>
       <w:r>
-        <w:rPr>
-          <w:rStyle w:val="SectionNumber"/>
-        </w:rPr>
-        <w:t xml:space="preserve">5.7</w:t>
-      </w:r>
-      <w:r>
-        <w:tab/>
-      </w:r>
-      <w:r>
         <w:t xml:space="preserve">Tipos de documento operacional</w:t>
       </w:r>
     </w:p>
@@ -7426,15 +6886,6 @@
         <w:pStyle w:val="Heading2"/>
       </w:pPr>
       <w:r>
-        <w:rPr>
-          <w:rStyle w:val="SectionNumber"/>
-        </w:rPr>
-        <w:t xml:space="preserve">5.8</w:t>
-      </w:r>
-      <w:r>
-        <w:tab/>
-      </w:r>
-      <w:r>
         <w:t xml:space="preserve">Tipos de productos</w:t>
       </w:r>
     </w:p>
@@ -7540,15 +6991,6 @@
       <w:pPr>
         <w:pStyle w:val="Heading3"/>
       </w:pPr>
-      <w:r>
-        <w:rPr>
-          <w:rStyle w:val="SectionNumber"/>
-        </w:rPr>
-        <w:t xml:space="preserve">5.8.1</w:t>
-      </w:r>
-      <w:r>
-        <w:tab/>
-      </w:r>
       <w:r>
         <w:t xml:space="preserve">Crear un producto</w:t>
       </w:r>
@@ -7683,15 +7125,6 @@
         <w:pStyle w:val="Heading2"/>
       </w:pPr>
       <w:r>
-        <w:rPr>
-          <w:rStyle w:val="SectionNumber"/>
-        </w:rPr>
-        <w:t xml:space="preserve">5.9</w:t>
-      </w:r>
-      <w:r>
-        <w:tab/>
-      </w:r>
-      <w:r>
         <w:t xml:space="preserve">Plan de cuentas</w:t>
       </w:r>
     </w:p>
@@ -7797,15 +7230,6 @@
       <w:pPr>
         <w:pStyle w:val="Heading3"/>
       </w:pPr>
-      <w:r>
-        <w:rPr>
-          <w:rStyle w:val="SectionNumber"/>
-        </w:rPr>
-        <w:t xml:space="preserve">5.9.1</w:t>
-      </w:r>
-      <w:r>
-        <w:tab/>
-      </w:r>
       <w:r>
         <w:t xml:space="preserve">Estructura de códigos</w:t>
       </w:r>
@@ -7942,15 +7366,6 @@
         <w:pStyle w:val="Heading3"/>
       </w:pPr>
       <w:r>
-        <w:rPr>
-          <w:rStyle w:val="SectionNumber"/>
-        </w:rPr>
-        <w:t xml:space="preserve">5.9.2</w:t>
-      </w:r>
-      <w:r>
-        <w:tab/>
-      </w:r>
-      <w:r>
         <w:t xml:space="preserve">Crear una cuenta</w:t>
       </w:r>
     </w:p>
@@ -8160,15 +7575,6 @@
         <w:pStyle w:val="Heading3"/>
       </w:pPr>
       <w:r>
-        <w:rPr>
-          <w:rStyle w:val="SectionNumber"/>
-        </w:rPr>
-        <w:t xml:space="preserve">5.9.3</w:t>
-      </w:r>
-      <w:r>
-        <w:tab/>
-      </w:r>
-      <w:r>
         <w:t xml:space="preserve">Editar o desactivar</w:t>
       </w:r>
     </w:p>
@@ -8216,15 +7622,6 @@
       <w:pPr>
         <w:pStyle w:val="Heading3"/>
       </w:pPr>
-      <w:r>
-        <w:rPr>
-          <w:rStyle w:val="SectionNumber"/>
-        </w:rPr>
-        <w:t xml:space="preserve">5.9.4</w:t>
-      </w:r>
-      <w:r>
-        <w:tab/>
-      </w:r>
       <w:r>
         <w:t xml:space="preserve">Validaciones</w:t>
       </w:r>
@@ -8273,15 +7670,6 @@
         <w:pStyle w:val="Heading2"/>
       </w:pPr>
       <w:r>
-        <w:rPr>
-          <w:rStyle w:val="SectionNumber"/>
-        </w:rPr>
-        <w:t xml:space="preserve">5.10</w:t>
-      </w:r>
-      <w:r>
-        <w:tab/>
-      </w:r>
-      <w:r>
         <w:t xml:space="preserve">Balance inicial</w:t>
       </w:r>
     </w:p>
@@ -8412,15 +7800,6 @@
       <w:pPr>
         <w:pStyle w:val="Heading3"/>
       </w:pPr>
-      <w:r>
-        <w:rPr>
-          <w:rStyle w:val="SectionNumber"/>
-        </w:rPr>
-        <w:t xml:space="preserve">5.10.1</w:t>
-      </w:r>
-      <w:r>
-        <w:tab/>
-      </w:r>
       <w:r>
         <w:t xml:space="preserve">Pasos</w:t>
       </w:r>
@@ -8539,15 +7918,6 @@
         <w:pStyle w:val="Heading2"/>
       </w:pPr>
       <w:r>
-        <w:rPr>
-          <w:rStyle w:val="SectionNumber"/>
-        </w:rPr>
-        <w:t xml:space="preserve">5.11</w:t>
-      </w:r>
-      <w:r>
-        <w:tab/>
-      </w:r>
-      <w:r>
         <w:t xml:space="preserve">Roles y permisos</w:t>
       </w:r>
     </w:p>
@@ -8653,15 +8023,6 @@
       <w:pPr>
         <w:pStyle w:val="Heading3"/>
       </w:pPr>
-      <w:r>
-        <w:rPr>
-          <w:rStyle w:val="SectionNumber"/>
-        </w:rPr>
-        <w:t xml:space="preserve">5.11.1</w:t>
-      </w:r>
-      <w:r>
-        <w:tab/>
-      </w:r>
       <w:r>
         <w:t xml:space="preserve">Roles preconfigurados</w:t>
       </w:r>
@@ -8824,15 +8185,6 @@
         <w:pStyle w:val="Heading3"/>
       </w:pPr>
       <w:r>
-        <w:rPr>
-          <w:rStyle w:val="SectionNumber"/>
-        </w:rPr>
-        <w:t xml:space="preserve">5.11.2</w:t>
-      </w:r>
-      <w:r>
-        <w:tab/>
-      </w:r>
-      <w:r>
         <w:t xml:space="preserve">Crear un rol personalizado</w:t>
       </w:r>
     </w:p>
@@ -8982,15 +8334,6 @@
       <w:pPr>
         <w:pStyle w:val="Heading3"/>
       </w:pPr>
-      <w:r>
-        <w:rPr>
-          <w:rStyle w:val="SectionNumber"/>
-        </w:rPr>
-        <w:t xml:space="preserve">5.11.3</w:t>
-      </w:r>
-      <w:r>
-        <w:tab/>
-      </w:r>
       <w:r>
         <w:t xml:space="preserve">Editar un rol existente</w:t>
       </w:r>
@@ -9060,15 +8403,6 @@
         <w:pStyle w:val="Heading2"/>
       </w:pPr>
       <w:r>
-        <w:rPr>
-          <w:rStyle w:val="SectionNumber"/>
-        </w:rPr>
-        <w:t xml:space="preserve">5.12</w:t>
-      </w:r>
-      <w:r>
-        <w:tab/>
-      </w:r>
-      <w:r>
         <w:t xml:space="preserve">Miembros (invitar usuarios)</w:t>
       </w:r>
     </w:p>
@@ -9174,15 +8508,6 @@
       <w:pPr>
         <w:pStyle w:val="Heading3"/>
       </w:pPr>
-      <w:r>
-        <w:rPr>
-          <w:rStyle w:val="SectionNumber"/>
-        </w:rPr>
-        <w:t xml:space="preserve">5.12.1</w:t>
-      </w:r>
-      <w:r>
-        <w:tab/>
-      </w:r>
       <w:r>
         <w:t xml:space="preserve">Invitar un nuevo miembro</w:t>
       </w:r>
@@ -9333,15 +8658,6 @@
         <w:pStyle w:val="Heading3"/>
       </w:pPr>
       <w:r>
-        <w:rPr>
-          <w:rStyle w:val="SectionNumber"/>
-        </w:rPr>
-        <w:t xml:space="preserve">5.12.2</w:t>
-      </w:r>
-      <w:r>
-        <w:tab/>
-      </w:r>
-      <w:r>
         <w:t xml:space="preserve">Cambiar el rol de un miembro</w:t>
       </w:r>
     </w:p>
@@ -9400,15 +8716,6 @@
       <w:pPr>
         <w:pStyle w:val="Heading3"/>
       </w:pPr>
-      <w:r>
-        <w:rPr>
-          <w:rStyle w:val="SectionNumber"/>
-        </w:rPr>
-        <w:t xml:space="preserve">5.12.3</w:t>
-      </w:r>
-      <w:r>
-        <w:tab/>
-      </w:r>
       <w:r>
         <w:t xml:space="preserve">Desactivar un miembro</w:t>
       </w:r>
@@ -9490,15 +8797,6 @@
         <w:pStyle w:val="Heading1"/>
       </w:pPr>
       <w:r>
-        <w:rPr>
-          <w:rStyle w:val="SectionNumber"/>
-        </w:rPr>
-        <w:t xml:space="preserve">6</w:t>
-      </w:r>
-      <w:r>
-        <w:tab/>
-      </w:r>
-      <w:r>
         <w:t xml:space="preserve">Contactos</w:t>
       </w:r>
     </w:p>
@@ -9585,15 +8883,6 @@
         <w:pStyle w:val="Heading2"/>
       </w:pPr>
       <w:r>
-        <w:rPr>
-          <w:rStyle w:val="SectionNumber"/>
-        </w:rPr>
-        <w:t xml:space="preserve">6.1</w:t>
-      </w:r>
-      <w:r>
-        <w:tab/>
-      </w:r>
-      <w:r>
         <w:t xml:space="preserve">Lista de contactos</w:t>
       </w:r>
     </w:p>
@@ -9623,15 +8912,6 @@
       <w:pPr>
         <w:pStyle w:val="Heading3"/>
       </w:pPr>
-      <w:r>
-        <w:rPr>
-          <w:rStyle w:val="SectionNumber"/>
-        </w:rPr>
-        <w:t xml:space="preserve">6.1.1</w:t>
-      </w:r>
-      <w:r>
-        <w:tab/>
-      </w:r>
       <w:r>
         <w:t xml:space="preserve">Filtros disponibles</w:t>
       </w:r>
@@ -9700,15 +8980,6 @@
       <w:pPr>
         <w:pStyle w:val="Heading2"/>
       </w:pPr>
-      <w:r>
-        <w:rPr>
-          <w:rStyle w:val="SectionNumber"/>
-        </w:rPr>
-        <w:t xml:space="preserve">6.2</w:t>
-      </w:r>
-      <w:r>
-        <w:tab/>
-      </w:r>
       <w:r>
         <w:t xml:space="preserve">Alta de un contacto</w:t>
       </w:r>
@@ -10133,15 +9404,6 @@
         <w:pStyle w:val="Heading3"/>
       </w:pPr>
       <w:r>
-        <w:rPr>
-          <w:rStyle w:val="SectionNumber"/>
-        </w:rPr>
-        <w:t xml:space="preserve">6.2.1</w:t>
-      </w:r>
-      <w:r>
-        <w:tab/>
-      </w:r>
-      <w:r>
         <w:t xml:space="preserve">Validaciones</w:t>
       </w:r>
     </w:p>
@@ -10189,15 +9451,6 @@
         <w:pStyle w:val="Heading2"/>
       </w:pPr>
       <w:r>
-        <w:rPr>
-          <w:rStyle w:val="SectionNumber"/>
-        </w:rPr>
-        <w:t xml:space="preserve">6.3</w:t>
-      </w:r>
-      <w:r>
-        <w:tab/>
-      </w:r>
-      <w:r>
         <w:t xml:space="preserve">Edición y desactivación</w:t>
       </w:r>
     </w:p>
@@ -10245,15 +9498,6 @@
       <w:pPr>
         <w:pStyle w:val="Heading2"/>
       </w:pPr>
-      <w:r>
-        <w:rPr>
-          <w:rStyle w:val="SectionNumber"/>
-        </w:rPr>
-        <w:t xml:space="preserve">6.4</w:t>
-      </w:r>
-      <w:r>
-        <w:tab/>
-      </w:r>
       <w:r>
         <w:t xml:space="preserve">Saldos por contacto</w:t>
       </w:r>
@@ -10274,15 +9518,6 @@
         <w:pStyle w:val="Heading1"/>
       </w:pPr>
       <w:r>
-        <w:rPr>
-          <w:rStyle w:val="SectionNumber"/>
-        </w:rPr>
-        <w:t xml:space="preserve">7</w:t>
-      </w:r>
-      <w:r>
-        <w:tab/>
-      </w:r>
-      <w:r>
         <w:t xml:space="preserve">Operaciones comerciales</w:t>
       </w:r>
     </w:p>
@@ -10291,15 +9526,6 @@
       <w:pPr>
         <w:pStyle w:val="Heading2"/>
       </w:pPr>
-      <w:r>
-        <w:rPr>
-          <w:rStyle w:val="SectionNumber"/>
-        </w:rPr>
-        <w:t xml:space="preserve">7.1</w:t>
-      </w:r>
-      <w:r>
-        <w:tab/>
-      </w:r>
       <w:r>
         <w:t xml:space="preserve">Ventas</w:t>
       </w:r>
@@ -10546,15 +9772,6 @@
         <w:pStyle w:val="Heading3"/>
       </w:pPr>
       <w:r>
-        <w:rPr>
-          <w:rStyle w:val="SectionNumber"/>
-        </w:rPr>
-        <w:t xml:space="preserve">7.1.1</w:t>
-      </w:r>
-      <w:r>
-        <w:tab/>
-      </w:r>
-      <w:r>
         <w:t xml:space="preserve">Lista de ventas</w:t>
       </w:r>
     </w:p>
@@ -10584,15 +9801,6 @@
       <w:pPr>
         <w:pStyle w:val="Heading4"/>
       </w:pPr>
-      <w:r>
-        <w:rPr>
-          <w:rStyle w:val="SectionNumber"/>
-        </w:rPr>
-        <w:t xml:space="preserve">7.1.1.1</w:t>
-      </w:r>
-      <w:r>
-        <w:tab/>
-      </w:r>
       <w:r>
         <w:t xml:space="preserve">Filtros disponibles</w:t>
       </w:r>
@@ -10680,15 +9888,6 @@
       <w:pPr>
         <w:pStyle w:val="Heading3"/>
       </w:pPr>
-      <w:r>
-        <w:rPr>
-          <w:rStyle w:val="SectionNumber"/>
-        </w:rPr>
-        <w:t xml:space="preserve">7.1.2</w:t>
-      </w:r>
-      <w:r>
-        <w:tab/>
-      </w:r>
       <w:r>
         <w:t xml:space="preserve">Crear una venta</w:t>
       </w:r>
@@ -11070,15 +10269,6 @@
         <w:pStyle w:val="Heading3"/>
       </w:pPr>
       <w:r>
-        <w:rPr>
-          <w:rStyle w:val="SectionNumber"/>
-        </w:rPr>
-        <w:t xml:space="preserve">7.1.3</w:t>
-      </w:r>
-      <w:r>
-        <w:tab/>
-      </w:r>
-      <w:r>
         <w:t xml:space="preserve">Crear una Nota de Despacho o Boleta Cerrada</w:t>
       </w:r>
     </w:p>
@@ -11192,15 +10382,6 @@
         <w:pStyle w:val="Heading3"/>
       </w:pPr>
       <w:r>
-        <w:rPr>
-          <w:rStyle w:val="SectionNumber"/>
-        </w:rPr>
-        <w:t xml:space="preserve">7.1.4</w:t>
-      </w:r>
-      <w:r>
-        <w:tab/>
-      </w:r>
-      <w:r>
         <w:t xml:space="preserve">Postear (contabilizar) una venta</w:t>
       </w:r>
     </w:p>
@@ -11368,15 +10549,6 @@
         <w:pStyle w:val="Heading3"/>
       </w:pPr>
       <w:r>
-        <w:rPr>
-          <w:rStyle w:val="SectionNumber"/>
-        </w:rPr>
-        <w:t xml:space="preserve">7.1.5</w:t>
-      </w:r>
-      <w:r>
-        <w:tab/>
-      </w:r>
-      <w:r>
         <w:t xml:space="preserve">Anular una venta</w:t>
       </w:r>
     </w:p>
@@ -11532,15 +10704,6 @@
         <w:pStyle w:val="Heading3"/>
       </w:pPr>
       <w:r>
-        <w:rPr>
-          <w:rStyle w:val="SectionNumber"/>
-        </w:rPr>
-        <w:t xml:space="preserve">7.1.6</w:t>
-      </w:r>
-      <w:r>
-        <w:tab/>
-      </w:r>
-      <w:r>
         <w:t xml:space="preserve">Validaciones</w:t>
       </w:r>
     </w:p>
@@ -11610,15 +10773,6 @@
       <w:pPr>
         <w:pStyle w:val="Heading3"/>
       </w:pPr>
-      <w:r>
-        <w:rPr>
-          <w:rStyle w:val="SectionNumber"/>
-        </w:rPr>
-        <w:t xml:space="preserve">7.1.7</w:t>
-      </w:r>
-      <w:r>
-        <w:tab/>
-      </w:r>
       <w:r>
         <w:t xml:space="preserve">Errores comunes</w:t>
       </w:r>
@@ -11787,15 +10941,6 @@
         <w:pStyle w:val="Heading2"/>
       </w:pPr>
       <w:r>
-        <w:rPr>
-          <w:rStyle w:val="SectionNumber"/>
-        </w:rPr>
-        <w:t xml:space="preserve">7.2</w:t>
-      </w:r>
-      <w:r>
-        <w:tab/>
-      </w:r>
-      <w:r>
         <w:t xml:space="preserve">Compras</w:t>
       </w:r>
     </w:p>
@@ -11881,15 +11026,6 @@
       <w:pPr>
         <w:pStyle w:val="Heading3"/>
       </w:pPr>
-      <w:r>
-        <w:rPr>
-          <w:rStyle w:val="SectionNumber"/>
-        </w:rPr>
-        <w:t xml:space="preserve">7.2.1</w:t>
-      </w:r>
-      <w:r>
-        <w:tab/>
-      </w:r>
       <w:r>
         <w:t xml:space="preserve">Lista de compras</w:t>
       </w:r>
@@ -11921,15 +11057,6 @@
       <w:pPr>
         <w:pStyle w:val="Heading3"/>
       </w:pPr>
-      <w:r>
-        <w:rPr>
-          <w:rStyle w:val="SectionNumber"/>
-        </w:rPr>
-        <w:t xml:space="preserve">7.2.2</w:t>
-      </w:r>
-      <w:r>
-        <w:tab/>
-      </w:r>
       <w:r>
         <w:t xml:space="preserve">Tipos de compra</w:t>
       </w:r>
@@ -12087,15 +11214,6 @@
         <w:pStyle w:val="Heading3"/>
       </w:pPr>
       <w:r>
-        <w:rPr>
-          <w:rStyle w:val="SectionNumber"/>
-        </w:rPr>
-        <w:t xml:space="preserve">7.2.3</w:t>
-      </w:r>
-      <w:r>
-        <w:tab/>
-      </w:r>
-      <w:r>
         <w:t xml:space="preserve">Crear una compra</w:t>
       </w:r>
     </w:p>
@@ -12412,15 +11530,6 @@
         <w:pStyle w:val="Heading3"/>
       </w:pPr>
       <w:r>
-        <w:rPr>
-          <w:rStyle w:val="SectionNumber"/>
-        </w:rPr>
-        <w:t xml:space="preserve">7.2.4</w:t>
-      </w:r>
-      <w:r>
-        <w:tab/>
-      </w:r>
-      <w:r>
         <w:t xml:space="preserve">Postear una compra</w:t>
       </w:r>
     </w:p>
@@ -12474,15 +11583,6 @@
       <w:pPr>
         <w:pStyle w:val="Heading3"/>
       </w:pPr>
-      <w:r>
-        <w:rPr>
-          <w:rStyle w:val="SectionNumber"/>
-        </w:rPr>
-        <w:t xml:space="preserve">7.2.5</w:t>
-      </w:r>
-      <w:r>
-        <w:tab/>
-      </w:r>
       <w:r>
         <w:t xml:space="preserve">Validaciones</w:t>
       </w:r>
@@ -12503,15 +11603,6 @@
         <w:pStyle w:val="Heading2"/>
       </w:pPr>
       <w:r>
-        <w:rPr>
-          <w:rStyle w:val="SectionNumber"/>
-        </w:rPr>
-        <w:t xml:space="preserve">7.3</w:t>
-      </w:r>
-      <w:r>
-        <w:tab/>
-      </w:r>
-      <w:r>
         <w:t xml:space="preserve">Cobros y pagos</w:t>
       </w:r>
     </w:p>
@@ -12598,15 +11689,6 @@
         <w:pStyle w:val="Heading3"/>
       </w:pPr>
       <w:r>
-        <w:rPr>
-          <w:rStyle w:val="SectionNumber"/>
-        </w:rPr>
-        <w:t xml:space="preserve">7.3.1</w:t>
-      </w:r>
-      <w:r>
-        <w:tab/>
-      </w:r>
-      <w:r>
         <w:t xml:space="preserve">Lista de cobros y pagos</w:t>
       </w:r>
     </w:p>
@@ -12636,15 +11718,6 @@
       <w:pPr>
         <w:pStyle w:val="Heading4"/>
       </w:pPr>
-      <w:r>
-        <w:rPr>
-          <w:rStyle w:val="SectionNumber"/>
-        </w:rPr>
-        <w:t xml:space="preserve">7.3.1.1</w:t>
-      </w:r>
-      <w:r>
-        <w:tab/>
-      </w:r>
       <w:r>
         <w:t xml:space="preserve">Filtros disponibles</w:t>
       </w:r>
@@ -12732,15 +11805,6 @@
       <w:pPr>
         <w:pStyle w:val="Heading3"/>
       </w:pPr>
-      <w:r>
-        <w:rPr>
-          <w:rStyle w:val="SectionNumber"/>
-        </w:rPr>
-        <w:t xml:space="preserve">7.3.2</w:t>
-      </w:r>
-      <w:r>
-        <w:tab/>
-      </w:r>
       <w:r>
         <w:t xml:space="preserve">Crear un cobro</w:t>
       </w:r>
@@ -13100,15 +12164,6 @@
         <w:pStyle w:val="Heading3"/>
       </w:pPr>
       <w:r>
-        <w:rPr>
-          <w:rStyle w:val="SectionNumber"/>
-        </w:rPr>
-        <w:t xml:space="preserve">7.3.3</w:t>
-      </w:r>
-      <w:r>
-        <w:tab/>
-      </w:r>
-      <w:r>
         <w:t xml:space="preserve">Postear un cobro</w:t>
       </w:r>
     </w:p>
@@ -13163,15 +12218,6 @@
         <w:pStyle w:val="Heading3"/>
       </w:pPr>
       <w:r>
-        <w:rPr>
-          <w:rStyle w:val="SectionNumber"/>
-        </w:rPr>
-        <w:t xml:space="preserve">7.3.4</w:t>
-      </w:r>
-      <w:r>
-        <w:tab/>
-      </w:r>
-      <w:r>
         <w:t xml:space="preserve">Crear un pago</w:t>
       </w:r>
     </w:p>
@@ -13315,15 +12361,6 @@
         <w:pStyle w:val="Heading3"/>
       </w:pPr>
       <w:r>
-        <w:rPr>
-          <w:rStyle w:val="SectionNumber"/>
-        </w:rPr>
-        <w:t xml:space="preserve">7.3.5</w:t>
-      </w:r>
-      <w:r>
-        <w:tab/>
-      </w:r>
-      <w:r>
         <w:t xml:space="preserve">Anular un cobro o pago</w:t>
       </w:r>
     </w:p>
@@ -13390,15 +12427,6 @@
       <w:pPr>
         <w:pStyle w:val="Heading3"/>
       </w:pPr>
-      <w:r>
-        <w:rPr>
-          <w:rStyle w:val="SectionNumber"/>
-        </w:rPr>
-        <w:t xml:space="preserve">7.3.6</w:t>
-      </w:r>
-      <w:r>
-        <w:tab/>
-      </w:r>
       <w:r>
         <w:t xml:space="preserve">Errores comunes</w:t>
       </w:r>
@@ -13568,15 +12596,6 @@
         <w:pStyle w:val="Heading1"/>
       </w:pPr>
       <w:r>
-        <w:rPr>
-          <w:rStyle w:val="SectionNumber"/>
-        </w:rPr>
-        <w:t xml:space="preserve">8</w:t>
-      </w:r>
-      <w:r>
-        <w:tab/>
-      </w:r>
-      <w:r>
         <w:t xml:space="preserve">Contabilidad</w:t>
       </w:r>
     </w:p>
@@ -13638,15 +12657,6 @@
       <w:pPr>
         <w:pStyle w:val="Heading2"/>
       </w:pPr>
-      <w:r>
-        <w:rPr>
-          <w:rStyle w:val="SectionNumber"/>
-        </w:rPr>
-        <w:t xml:space="preserve">8.1</w:t>
-      </w:r>
-      <w:r>
-        <w:tab/>
-      </w:r>
       <w:r>
         <w:t xml:space="preserve">Inicio del módulo</w:t>
       </w:r>
@@ -13756,15 +12766,6 @@
         <w:pStyle w:val="Heading2"/>
       </w:pPr>
       <w:r>
-        <w:rPr>
-          <w:rStyle w:val="SectionNumber"/>
-        </w:rPr>
-        <w:t xml:space="preserve">8.2</w:t>
-      </w:r>
-      <w:r>
-        <w:tab/>
-      </w:r>
-      <w:r>
         <w:t xml:space="preserve">Libro Diario (asientos manuales)</w:t>
       </w:r>
     </w:p>
@@ -13856,15 +12857,6 @@
       <w:pPr>
         <w:pStyle w:val="Heading3"/>
       </w:pPr>
-      <w:r>
-        <w:rPr>
-          <w:rStyle w:val="SectionNumber"/>
-        </w:rPr>
-        <w:t xml:space="preserve">8.2.1</w:t>
-      </w:r>
-      <w:r>
-        <w:tab/>
-      </w:r>
       <w:r>
         <w:t xml:space="preserve">Filtros</w:t>
       </w:r>
@@ -13887,15 +12879,6 @@
       <w:pPr>
         <w:pStyle w:val="Heading3"/>
       </w:pPr>
-      <w:r>
-        <w:rPr>
-          <w:rStyle w:val="SectionNumber"/>
-        </w:rPr>
-        <w:t xml:space="preserve">8.2.2</w:t>
-      </w:r>
-      <w:r>
-        <w:tab/>
-      </w:r>
       <w:r>
         <w:t xml:space="preserve">Crear un asiento manual</w:t>
       </w:r>
@@ -14253,15 +13236,6 @@
         <w:pStyle w:val="Heading3"/>
       </w:pPr>
       <w:r>
-        <w:rPr>
-          <w:rStyle w:val="SectionNumber"/>
-        </w:rPr>
-        <w:t xml:space="preserve">8.2.3</w:t>
-      </w:r>
-      <w:r>
-        <w:tab/>
-      </w:r>
-      <w:r>
         <w:t xml:space="preserve">Crear un asiento con asistencia IA</w:t>
       </w:r>
     </w:p>
@@ -14396,15 +13370,6 @@
         <w:pStyle w:val="Heading3"/>
       </w:pPr>
       <w:r>
-        <w:rPr>
-          <w:rStyle w:val="SectionNumber"/>
-        </w:rPr>
-        <w:t xml:space="preserve">8.2.4</w:t>
-      </w:r>
-      <w:r>
-        <w:tab/>
-      </w:r>
-      <w:r>
         <w:t xml:space="preserve">Postear y anular un asiento</w:t>
       </w:r>
     </w:p>
@@ -14452,15 +13417,6 @@
       <w:pPr>
         <w:pStyle w:val="Heading3"/>
       </w:pPr>
-      <w:r>
-        <w:rPr>
-          <w:rStyle w:val="SectionNumber"/>
-        </w:rPr>
-        <w:t xml:space="preserve">8.2.5</w:t>
-      </w:r>
-      <w:r>
-        <w:tab/>
-      </w:r>
       <w:r>
         <w:t xml:space="preserve">Validaciones</w:t>
       </w:r>
@@ -14521,15 +13477,6 @@
         <w:pStyle w:val="Heading2"/>
       </w:pPr>
       <w:r>
-        <w:rPr>
-          <w:rStyle w:val="SectionNumber"/>
-        </w:rPr>
-        <w:t xml:space="preserve">8.3</w:t>
-      </w:r>
-      <w:r>
-        <w:tab/>
-      </w:r>
-      <w:r>
         <w:t xml:space="preserve">Plan de cuentas (gestión avanzada)</w:t>
       </w:r>
     </w:p>
@@ -14548,15 +13495,6 @@
         <w:pStyle w:val="Heading2"/>
       </w:pPr>
       <w:r>
-        <w:rPr>
-          <w:rStyle w:val="SectionNumber"/>
-        </w:rPr>
-        <w:t xml:space="preserve">8.4</w:t>
-      </w:r>
-      <w:r>
-        <w:tab/>
-      </w:r>
-      <w:r>
         <w:t xml:space="preserve">Libro Mayor</w:t>
       </w:r>
     </w:p>
@@ -14648,15 +13586,6 @@
       <w:pPr>
         <w:pStyle w:val="Heading3"/>
       </w:pPr>
-      <w:r>
-        <w:rPr>
-          <w:rStyle w:val="SectionNumber"/>
-        </w:rPr>
-        <w:t xml:space="preserve">8.4.1</w:t>
-      </w:r>
-      <w:r>
-        <w:tab/>
-      </w:r>
       <w:r>
         <w:t xml:space="preserve">Pasos</w:t>
       </w:r>
@@ -14778,15 +13707,6 @@
         <w:pStyle w:val="Heading2"/>
       </w:pPr>
       <w:r>
-        <w:rPr>
-          <w:rStyle w:val="SectionNumber"/>
-        </w:rPr>
-        <w:t xml:space="preserve">8.5</w:t>
-      </w:r>
-      <w:r>
-        <w:tab/>
-      </w:r>
-      <w:r>
         <w:t xml:space="preserve">Balance de Comprobación</w:t>
       </w:r>
     </w:p>
@@ -14894,15 +13814,6 @@
       <w:pPr>
         <w:pStyle w:val="Heading3"/>
       </w:pPr>
-      <w:r>
-        <w:rPr>
-          <w:rStyle w:val="SectionNumber"/>
-        </w:rPr>
-        <w:t xml:space="preserve">8.5.1</w:t>
-      </w:r>
-      <w:r>
-        <w:tab/>
-      </w:r>
       <w:r>
         <w:t xml:space="preserve">Pasos</w:t>
       </w:r>
@@ -14971,15 +13882,6 @@
         <w:pStyle w:val="Heading2"/>
       </w:pPr>
       <w:r>
-        <w:rPr>
-          <w:rStyle w:val="SectionNumber"/>
-        </w:rPr>
-        <w:t xml:space="preserve">8.6</w:t>
-      </w:r>
-      <w:r>
-        <w:tab/>
-      </w:r>
-      <w:r>
         <w:t xml:space="preserve">Hoja de Trabajo</w:t>
       </w:r>
     </w:p>
@@ -15087,15 +13989,6 @@
       <w:pPr>
         <w:pStyle w:val="Heading3"/>
       </w:pPr>
-      <w:r>
-        <w:rPr>
-          <w:rStyle w:val="SectionNumber"/>
-        </w:rPr>
-        <w:t xml:space="preserve">8.6.1</w:t>
-      </w:r>
-      <w:r>
-        <w:tab/>
-      </w:r>
       <w:r>
         <w:t xml:space="preserve">Pasos</w:t>
       </w:r>
@@ -15179,15 +14072,6 @@
         <w:pStyle w:val="Heading1"/>
       </w:pPr>
       <w:r>
-        <w:rPr>
-          <w:rStyle w:val="SectionNumber"/>
-        </w:rPr>
-        <w:t xml:space="preserve">9</w:t>
-      </w:r>
-      <w:r>
-        <w:tab/>
-      </w:r>
-      <w:r>
         <w:t xml:space="preserve">Estados financieros</w:t>
       </w:r>
     </w:p>
@@ -15311,15 +14195,6 @@
         <w:pStyle w:val="Heading2"/>
       </w:pPr>
       <w:r>
-        <w:rPr>
-          <w:rStyle w:val="SectionNumber"/>
-        </w:rPr>
-        <w:t xml:space="preserve">9.1</w:t>
-      </w:r>
-      <w:r>
-        <w:tab/>
-      </w:r>
-      <w:r>
         <w:t xml:space="preserve">Balance General</w:t>
       </w:r>
     </w:p>
@@ -15393,15 +14268,6 @@
       <w:pPr>
         <w:pStyle w:val="Heading3"/>
       </w:pPr>
-      <w:r>
-        <w:rPr>
-          <w:rStyle w:val="SectionNumber"/>
-        </w:rPr>
-        <w:t xml:space="preserve">9.1.1</w:t>
-      </w:r>
-      <w:r>
-        <w:tab/>
-      </w:r>
       <w:r>
         <w:t xml:space="preserve">Pasos</w:t>
       </w:r>
@@ -15498,15 +14364,6 @@
         <w:pStyle w:val="Heading2"/>
       </w:pPr>
       <w:r>
-        <w:rPr>
-          <w:rStyle w:val="SectionNumber"/>
-        </w:rPr>
-        <w:t xml:space="preserve">9.2</w:t>
-      </w:r>
-      <w:r>
-        <w:tab/>
-      </w:r>
-      <w:r>
         <w:t xml:space="preserve">Estado de Resultados</w:t>
       </w:r>
     </w:p>
@@ -15580,15 +14437,6 @@
       <w:pPr>
         <w:pStyle w:val="Heading3"/>
       </w:pPr>
-      <w:r>
-        <w:rPr>
-          <w:rStyle w:val="SectionNumber"/>
-        </w:rPr>
-        <w:t xml:space="preserve">9.2.1</w:t>
-      </w:r>
-      <w:r>
-        <w:tab/>
-      </w:r>
       <w:r>
         <w:t xml:space="preserve">Pasos</w:t>
       </w:r>
@@ -15660,15 +14508,6 @@
         <w:pStyle w:val="Heading2"/>
       </w:pPr>
       <w:r>
-        <w:rPr>
-          <w:rStyle w:val="SectionNumber"/>
-        </w:rPr>
-        <w:t xml:space="preserve">9.3</w:t>
-      </w:r>
-      <w:r>
-        <w:tab/>
-      </w:r>
-      <w:r>
         <w:t xml:space="preserve">Estado de Patrimonio</w:t>
       </w:r>
     </w:p>
@@ -15742,15 +14581,6 @@
       <w:pPr>
         <w:pStyle w:val="Heading3"/>
       </w:pPr>
-      <w:r>
-        <w:rPr>
-          <w:rStyle w:val="SectionNumber"/>
-        </w:rPr>
-        <w:t xml:space="preserve">9.3.1</w:t>
-      </w:r>
-      <w:r>
-        <w:tab/>
-      </w:r>
       <w:r>
         <w:t xml:space="preserve">Pasos</w:t>
       </w:r>
@@ -15806,15 +14636,6 @@
         <w:pStyle w:val="Heading2"/>
       </w:pPr>
       <w:r>
-        <w:rPr>
-          <w:rStyle w:val="SectionNumber"/>
-        </w:rPr>
-        <w:t xml:space="preserve">9.4</w:t>
-      </w:r>
-      <w:r>
-        <w:tab/>
-      </w:r>
-      <w:r>
         <w:t xml:space="preserve">Exportación</w:t>
       </w:r>
     </w:p>
@@ -15880,15 +14701,6 @@
         <w:pStyle w:val="Heading1"/>
       </w:pPr>
       <w:r>
-        <w:rPr>
-          <w:rStyle w:val="SectionNumber"/>
-        </w:rPr>
-        <w:t xml:space="preserve">10</w:t>
-      </w:r>
-      <w:r>
-        <w:tab/>
-      </w:r>
-      <w:r>
         <w:t xml:space="preserve">Cuentas por cobrar y por pagar</w:t>
       </w:r>
     </w:p>
@@ -15935,15 +14747,6 @@
         <w:pStyle w:val="Heading2"/>
       </w:pPr>
       <w:r>
-        <w:rPr>
-          <w:rStyle w:val="SectionNumber"/>
-        </w:rPr>
-        <w:t xml:space="preserve">10.1</w:t>
-      </w:r>
-      <w:r>
-        <w:tab/>
-      </w:r>
-      <w:r>
         <w:t xml:space="preserve">Dashboard CxC</w:t>
       </w:r>
     </w:p>
@@ -16048,15 +14851,6 @@
       <w:pPr>
         <w:pStyle w:val="Heading3"/>
       </w:pPr>
-      <w:r>
-        <w:rPr>
-          <w:rStyle w:val="SectionNumber"/>
-        </w:rPr>
-        <w:t xml:space="preserve">10.1.1</w:t>
-      </w:r>
-      <w:r>
-        <w:tab/>
-      </w:r>
       <w:r>
         <w:t xml:space="preserve">Indicadores clave</w:t>
       </w:r>
@@ -16218,15 +15012,6 @@
         <w:pStyle w:val="Heading3"/>
       </w:pPr>
       <w:r>
-        <w:rPr>
-          <w:rStyle w:val="SectionNumber"/>
-        </w:rPr>
-        <w:t xml:space="preserve">10.1.2</w:t>
-      </w:r>
-      <w:r>
-        <w:tab/>
-      </w:r>
-      <w:r>
         <w:t xml:space="preserve">Filtros</w:t>
       </w:r>
     </w:p>
@@ -16250,15 +15035,6 @@
         <w:pStyle w:val="Heading2"/>
       </w:pPr>
       <w:r>
-        <w:rPr>
-          <w:rStyle w:val="SectionNumber"/>
-        </w:rPr>
-        <w:t xml:space="preserve">10.2</w:t>
-      </w:r>
-      <w:r>
-        <w:tab/>
-      </w:r>
-      <w:r>
         <w:t xml:space="preserve">Ledger por cliente</w:t>
       </w:r>
     </w:p>
@@ -16318,15 +15094,6 @@
       <w:pPr>
         <w:pStyle w:val="Heading3"/>
       </w:pPr>
-      <w:r>
-        <w:rPr>
-          <w:rStyle w:val="SectionNumber"/>
-        </w:rPr>
-        <w:t xml:space="preserve">10.2.1</w:t>
-      </w:r>
-      <w:r>
-        <w:tab/>
-      </w:r>
       <w:r>
         <w:t xml:space="preserve">Pasos</w:t>
       </w:r>
@@ -16385,15 +15152,6 @@
         <w:pStyle w:val="Heading2"/>
       </w:pPr>
       <w:r>
-        <w:rPr>
-          <w:rStyle w:val="SectionNumber"/>
-        </w:rPr>
-        <w:t xml:space="preserve">10.3</w:t>
-      </w:r>
-      <w:r>
-        <w:tab/>
-      </w:r>
-      <w:r>
         <w:t xml:space="preserve">Dashboard CxP</w:t>
       </w:r>
     </w:p>
@@ -16500,15 +15258,6 @@
         <w:pStyle w:val="Heading2"/>
       </w:pPr>
       <w:r>
-        <w:rPr>
-          <w:rStyle w:val="SectionNumber"/>
-        </w:rPr>
-        <w:t xml:space="preserve">10.4</w:t>
-      </w:r>
-      <w:r>
-        <w:tab/>
-      </w:r>
-      <w:r>
         <w:t xml:space="preserve">Ledger por proveedor</w:t>
       </w:r>
     </w:p>
@@ -16555,15 +15304,6 @@
         <w:pStyle w:val="Heading2"/>
       </w:pPr>
       <w:r>
-        <w:rPr>
-          <w:rStyle w:val="SectionNumber"/>
-        </w:rPr>
-        <w:t xml:space="preserve">10.5</w:t>
-      </w:r>
-      <w:r>
-        <w:tab/>
-      </w:r>
-      <w:r>
         <w:t xml:space="preserve">Contactos con saldos</w:t>
       </w:r>
     </w:p>
@@ -16652,22 +15392,13 @@
     </w:p>
     <w:bookmarkEnd w:id="138"/>
     <w:bookmarkEnd w:id="139"/>
-    <w:bookmarkStart w:id="145" w:name="libros-iva"/>
+    <w:bookmarkStart w:id="149" w:name="granjas-módulo-avícola"/>
     <w:p>
       <w:pPr>
         <w:pStyle w:val="Heading1"/>
       </w:pPr>
       <w:r>
-        <w:rPr>
-          <w:rStyle w:val="SectionNumber"/>
-        </w:rPr>
-        <w:t xml:space="preserve">11</w:t>
-      </w:r>
-      <w:r>
-        <w:tab/>
-      </w:r>
-      <w:r>
-        <w:t xml:space="preserve">Libros IVA</w:t>
+        <w:t xml:space="preserve">Granjas (módulo avícola)</w:t>
       </w:r>
     </w:p>
     <w:p>
@@ -16682,7 +15413,7 @@
         <w:t xml:space="preserve">Quién</w:t>
       </w:r>
       <w:r>
-        <w:t xml:space="preserve">: Contador.</w:t>
+        <w:t xml:space="preserve">: Operador de producción y/o Administrativo.</w:t>
       </w:r>
     </w:p>
     <w:p>
@@ -16697,7 +15428,7 @@
         <w:t xml:space="preserve">Propósito</w:t>
       </w:r>
       <w:r>
-        <w:t xml:space="preserve">: generar los libros tributarios exigidos por el Servicio de Impuestos Nacionales (SIN), a partir de las ventas y compras posteadas del período.</w:t>
+        <w:t xml:space="preserve">: gestionar el ciclo productivo de lotes avícolas, desde la entrada de aves hasta la salida (venta o muerte), con seguimiento económico.</w:t>
       </w:r>
     </w:p>
     <w:p>
@@ -16705,54 +15436,61 @@
         <w:pStyle w:val="BlockText"/>
       </w:pPr>
       <w:r>
-        <w:t xml:space="preserve">💡 Los libros IVA</w:t>
-      </w:r>
-      <w:r>
-        <w:t xml:space="preserve"> </w:t>
-      </w:r>
-      <w:r>
-        <w:rPr>
-          <w:b/>
-          <w:bCs/>
-        </w:rPr>
-        <w:t xml:space="preserve">no aparecen como ítems propios del sidebar</w:t>
-      </w:r>
-      <w:r>
-        <w:t xml:space="preserve">. Se acceden desde el catálogo de</w:t>
-      </w:r>
-      <w:r>
-        <w:t xml:space="preserve"> </w:t>
-      </w:r>
-      <w:r>
-        <w:rPr>
-          <w:b/>
-          <w:bCs/>
-        </w:rPr>
-        <w:t xml:space="preserve">Informes</w:t>
-      </w:r>
-      <w:r>
-        <w:t xml:space="preserve"> </w:t>
-      </w:r>
-      <w:r>
-        <w:t xml:space="preserve">del módulo Contabilidad.</w:t>
-      </w:r>
-    </w:p>
-    <w:bookmarkStart w:id="142" w:name="libro-iva-ventas"/>
+        <w:t xml:space="preserve">💡 Este módulo se accede cambiando el</w:t>
+      </w:r>
+      <w:r>
+        <w:t xml:space="preserve"> </w:t>
+      </w:r>
+      <w:r>
+        <w:rPr>
+          <w:b/>
+          <w:bCs/>
+        </w:rPr>
+        <w:t xml:space="preserve">selector de módulo</w:t>
+      </w:r>
+      <w:r>
+        <w:t xml:space="preserve"> </w:t>
+      </w:r>
+      <w:r>
+        <w:t xml:space="preserve">en la parte superior del sidebar de</w:t>
+      </w:r>
+      <w:r>
+        <w:t xml:space="preserve"> </w:t>
+      </w:r>
+      <w:r>
+        <w:rPr>
+          <w:b/>
+          <w:bCs/>
+        </w:rPr>
+        <w:t xml:space="preserve">Contabilidad</w:t>
+      </w:r>
+      <w:r>
+        <w:t xml:space="preserve"> </w:t>
+      </w:r>
+      <w:r>
+        <w:t xml:space="preserve">a</w:t>
+      </w:r>
+      <w:r>
+        <w:t xml:space="preserve"> </w:t>
+      </w:r>
+      <w:r>
+        <w:rPr>
+          <w:b/>
+          <w:bCs/>
+        </w:rPr>
+        <w:t xml:space="preserve">Granjas</w:t>
+      </w:r>
+      <w:r>
+        <w:t xml:space="preserve">. Una vez cambiado, los ítems del sidebar se reemplazan por los del módulo Granjas.</w:t>
+      </w:r>
+    </w:p>
+    <w:bookmarkStart w:id="144" w:name="mis-lotes"/>
     <w:p>
       <w:pPr>
         <w:pStyle w:val="Heading2"/>
       </w:pPr>
       <w:r>
-        <w:rPr>
-          <w:rStyle w:val="SectionNumber"/>
-        </w:rPr>
-        <w:t xml:space="preserve">11.1</w:t>
-      </w:r>
-      <w:r>
-        <w:tab/>
-      </w:r>
-      <w:r>
-        <w:t xml:space="preserve">Libro IVA Ventas</w:t>
+        <w:t xml:space="preserve">Mis Lotes</w:t>
       </w:r>
     </w:p>
     <w:p>
@@ -16777,44 +15515,37 @@
           <w:b/>
           <w:bCs/>
         </w:rPr>
-        <w:t xml:space="preserve">Contabilidad</w:t>
-      </w:r>
-      <w:r>
-        <w:t xml:space="preserve"> </w:t>
-      </w:r>
-      <w:r>
-        <w:t xml:space="preserve">→ ítem</w:t>
-      </w:r>
-      <w:r>
-        <w:t xml:space="preserve"> </w:t>
-      </w:r>
-      <w:r>
-        <w:rPr>
-          <w:b/>
-          <w:bCs/>
-        </w:rPr>
-        <w:t xml:space="preserve">Informes</w:t>
-      </w:r>
-      <w:r>
-        <w:t xml:space="preserve"> </w:t>
-      </w:r>
-      <w:r>
-        <w:t xml:space="preserve">→ reporte</w:t>
-      </w:r>
-      <w:r>
-        <w:t xml:space="preserve"> </w:t>
-      </w:r>
-      <w:r>
-        <w:rPr>
-          <w:b/>
-          <w:bCs/>
-        </w:rPr>
-        <w:t xml:space="preserve">Libro IVA Ventas</w:t>
+        <w:t xml:space="preserve">Granjas</w:t>
+      </w:r>
+      <w:r>
+        <w:t xml:space="preserve"> </w:t>
+      </w:r>
+      <w:r>
+        <w:t xml:space="preserve">(selector del sidebar) → ítem</w:t>
+      </w:r>
+      <w:r>
+        <w:t xml:space="preserve"> </w:t>
+      </w:r>
+      <w:r>
+        <w:rPr>
+          <w:b/>
+          <w:bCs/>
+        </w:rPr>
+        <w:t xml:space="preserve">Mis Lotes</w:t>
       </w:r>
       <w:r>
         <w:t xml:space="preserve">.</w:t>
       </w:r>
     </w:p>
+    <w:bookmarkStart w:id="141" w:name="lista-de-lotes"/>
+    <w:p>
+      <w:pPr>
+        <w:pStyle w:val="Heading3"/>
+      </w:pPr>
+      <w:r>
+        <w:t xml:space="preserve">Lista de lotes</w:t>
+      </w:r>
+    </w:p>
     <w:p>
       <w:pPr>
         <w:pStyle w:val="BlockText"/>
@@ -16830,143 +15561,42 @@
           <w:b/>
           <w:bCs/>
         </w:rPr>
-        <w:t xml:space="preserve">[CAPTURA 10.1 — Libro IVA Ventas]</w:t>
-      </w:r>
-      <w:r>
-        <w:t xml:space="preserve">: tabla con Fecha, Número de factura, NIT cliente, Razón social, Base imponible, IVA, Total. Totales al pie.</w:t>
-      </w:r>
-    </w:p>
-    <w:bookmarkStart w:id="140" w:name="pasos-10"/>
+        <w:t xml:space="preserve">[CAPTURA 11.1.1 — Lista de lotes]</w:t>
+      </w:r>
+      <w:r>
+        <w:t xml:space="preserve">: tabla con ID lote, Período de producción, Especie, Cantidad inicial, Cantidad actual, Estado.</w:t>
+      </w:r>
+    </w:p>
+    <w:bookmarkStart w:id="140" w:name="filtros-2"/>
+    <w:p>
+      <w:pPr>
+        <w:pStyle w:val="Heading4"/>
+      </w:pPr>
+      <w:r>
+        <w:t xml:space="preserve">Filtros</w:t>
+      </w:r>
+    </w:p>
+    <w:p>
+      <w:pPr>
+        <w:pStyle w:val="Compact"/>
+        <w:numPr>
+          <w:ilvl w:val="0"/>
+          <w:numId w:val="1076"/>
+        </w:numPr>
+      </w:pPr>
+      <w:r>
+        <w:t xml:space="preserve">Estado (Activo / Cerrado), período, especie.</w:t>
+      </w:r>
+    </w:p>
+    <w:bookmarkEnd w:id="140"/>
+    <w:bookmarkEnd w:id="141"/>
+    <w:bookmarkStart w:id="142" w:name="crear-un-lote"/>
     <w:p>
       <w:pPr>
         <w:pStyle w:val="Heading3"/>
       </w:pPr>
       <w:r>
-        <w:rPr>
-          <w:rStyle w:val="SectionNumber"/>
-        </w:rPr>
-        <w:t xml:space="preserve">11.1.1</w:t>
-      </w:r>
-      <w:r>
-        <w:tab/>
-      </w:r>
-      <w:r>
-        <w:t xml:space="preserve">Pasos</w:t>
-      </w:r>
-    </w:p>
-    <w:p>
-      <w:pPr>
-        <w:pStyle w:val="Compact"/>
-        <w:numPr>
-          <w:ilvl w:val="0"/>
-          <w:numId w:val="1076"/>
-        </w:numPr>
-      </w:pPr>
-      <w:r>
-        <w:t xml:space="preserve">Seleccione el</w:t>
-      </w:r>
-      <w:r>
-        <w:t xml:space="preserve"> </w:t>
-      </w:r>
-      <w:r>
-        <w:rPr>
-          <w:b/>
-          <w:bCs/>
-        </w:rPr>
-        <w:t xml:space="preserve">período</w:t>
-      </w:r>
-      <w:r>
-        <w:t xml:space="preserve"> </w:t>
-      </w:r>
-      <w:r>
-        <w:t xml:space="preserve">(mes).</w:t>
-      </w:r>
-    </w:p>
-    <w:p>
-      <w:pPr>
-        <w:pStyle w:val="Compact"/>
-        <w:numPr>
-          <w:ilvl w:val="0"/>
-          <w:numId w:val="1076"/>
-        </w:numPr>
-      </w:pPr>
-      <w:r>
-        <w:t xml:space="preserve">El sistema lista todas las ventas POSTED del período.</w:t>
-      </w:r>
-    </w:p>
-    <w:p>
-      <w:pPr>
-        <w:pStyle w:val="Compact"/>
-        <w:numPr>
-          <w:ilvl w:val="0"/>
-          <w:numId w:val="1076"/>
-        </w:numPr>
-      </w:pPr>
-      <w:r>
-        <w:t xml:space="preserve">Revise totales: base imponible total, IVA total, total facturado.</w:t>
-      </w:r>
-    </w:p>
-    <w:p>
-      <w:pPr>
-        <w:pStyle w:val="Compact"/>
-        <w:numPr>
-          <w:ilvl w:val="0"/>
-          <w:numId w:val="1076"/>
-        </w:numPr>
-      </w:pPr>
-      <w:r>
-        <w:rPr>
-          <w:b/>
-          <w:bCs/>
-        </w:rPr>
-        <w:t xml:space="preserve">Exportar formato SIN</w:t>
-      </w:r>
-      <w:r>
-        <w:t xml:space="preserve"> </w:t>
-      </w:r>
-      <w:r>
-        <w:t xml:space="preserve">genera el archivo en el formato oficial.</w:t>
-      </w:r>
-    </w:p>
-    <w:p>
-      <w:pPr>
-        <w:pStyle w:val="Compact"/>
-        <w:numPr>
-          <w:ilvl w:val="0"/>
-          <w:numId w:val="1076"/>
-        </w:numPr>
-      </w:pPr>
-      <w:r>
-        <w:rPr>
-          <w:b/>
-          <w:bCs/>
-        </w:rPr>
-        <w:t xml:space="preserve">Exportar Excel</w:t>
-      </w:r>
-      <w:r>
-        <w:t xml:space="preserve"> </w:t>
-      </w:r>
-      <w:r>
-        <w:t xml:space="preserve">genera una versión editable.</w:t>
-      </w:r>
-    </w:p>
-    <w:bookmarkEnd w:id="140"/>
-    <w:bookmarkStart w:id="141" w:name="validaciones-7"/>
-    <w:p>
-      <w:pPr>
-        <w:pStyle w:val="Heading3"/>
-      </w:pPr>
-      <w:r>
-        <w:rPr>
-          <w:rStyle w:val="SectionNumber"/>
-        </w:rPr>
-        <w:t xml:space="preserve">11.1.2</w:t>
-      </w:r>
-      <w:r>
-        <w:tab/>
-      </w:r>
-      <w:r>
-        <w:t xml:space="preserve">Validaciones</w:t>
+        <w:t xml:space="preserve">Crear un lote</w:t>
       </w:r>
     </w:p>
     <w:p>
@@ -16978,7 +15608,20 @@
         </w:numPr>
       </w:pPr>
       <w:r>
-        <w:t xml:space="preserve">Solo se incluyen ventas en estado POSTED.</w:t>
+        <w:t xml:space="preserve">Pulse</w:t>
+      </w:r>
+      <w:r>
+        <w:t xml:space="preserve"> </w:t>
+      </w:r>
+      <w:r>
+        <w:rPr>
+          <w:b/>
+          <w:bCs/>
+        </w:rPr>
+        <w:t xml:space="preserve">Nuevo lote</w:t>
+      </w:r>
+      <w:r>
+        <w:t xml:space="preserve">.</w:t>
       </w:r>
     </w:p>
     <w:p>
@@ -16987,485 +15630,6 @@
         <w:numPr>
           <w:ilvl w:val="0"/>
           <w:numId w:val="1077"/>
-        </w:numPr>
-      </w:pPr>
-      <w:r>
-        <w:t xml:space="preserve">Las ventas VOIDED no aparecen.</w:t>
-      </w:r>
-    </w:p>
-    <w:p>
-      <w:pPr>
-        <w:pStyle w:val="Compact"/>
-        <w:numPr>
-          <w:ilvl w:val="0"/>
-          <w:numId w:val="1077"/>
-        </w:numPr>
-      </w:pPr>
-      <w:r>
-        <w:t xml:space="preserve">Si el período está CLOSED, el libro está congelado.</w:t>
-      </w:r>
-    </w:p>
-    <w:bookmarkEnd w:id="141"/>
-    <w:bookmarkEnd w:id="142"/>
-    <w:bookmarkStart w:id="143" w:name="libro-iva-compras"/>
-    <w:p>
-      <w:pPr>
-        <w:pStyle w:val="Heading2"/>
-      </w:pPr>
-      <w:r>
-        <w:rPr>
-          <w:rStyle w:val="SectionNumber"/>
-        </w:rPr>
-        <w:t xml:space="preserve">11.2</w:t>
-      </w:r>
-      <w:r>
-        <w:tab/>
-      </w:r>
-      <w:r>
-        <w:t xml:space="preserve">Libro IVA Compras</w:t>
-      </w:r>
-    </w:p>
-    <w:p>
-      <w:pPr>
-        <w:pStyle w:val="FirstParagraph"/>
-      </w:pPr>
-      <w:r>
-        <w:rPr>
-          <w:b/>
-          <w:bCs/>
-        </w:rPr>
-        <w:t xml:space="preserve">Cómo llegar</w:t>
-      </w:r>
-      <w:r>
-        <w:t xml:space="preserve">: módulo</w:t>
-      </w:r>
-      <w:r>
-        <w:t xml:space="preserve"> </w:t>
-      </w:r>
-      <w:r>
-        <w:rPr>
-          <w:b/>
-          <w:bCs/>
-        </w:rPr>
-        <w:t xml:space="preserve">Contabilidad</w:t>
-      </w:r>
-      <w:r>
-        <w:t xml:space="preserve"> </w:t>
-      </w:r>
-      <w:r>
-        <w:t xml:space="preserve">→ ítem</w:t>
-      </w:r>
-      <w:r>
-        <w:t xml:space="preserve"> </w:t>
-      </w:r>
-      <w:r>
-        <w:rPr>
-          <w:b/>
-          <w:bCs/>
-        </w:rPr>
-        <w:t xml:space="preserve">Informes</w:t>
-      </w:r>
-      <w:r>
-        <w:t xml:space="preserve"> </w:t>
-      </w:r>
-      <w:r>
-        <w:t xml:space="preserve">→ reporte</w:t>
-      </w:r>
-      <w:r>
-        <w:t xml:space="preserve"> </w:t>
-      </w:r>
-      <w:r>
-        <w:rPr>
-          <w:b/>
-          <w:bCs/>
-        </w:rPr>
-        <w:t xml:space="preserve">Libro IVA Compras</w:t>
-      </w:r>
-      <w:r>
-        <w:t xml:space="preserve">.</w:t>
-      </w:r>
-    </w:p>
-    <w:p>
-      <w:pPr>
-        <w:pStyle w:val="BlockText"/>
-      </w:pPr>
-      <w:r>
-        <w:t xml:space="preserve">📷</w:t>
-      </w:r>
-      <w:r>
-        <w:t xml:space="preserve"> </w:t>
-      </w:r>
-      <w:r>
-        <w:rPr>
-          <w:b/>
-          <w:bCs/>
-        </w:rPr>
-        <w:t xml:space="preserve">[CAPTURA 10.2 — Libro IVA Compras]</w:t>
-      </w:r>
-      <w:r>
-        <w:t xml:space="preserve">: análogo al Libro IVA Ventas, con compras del período.</w:t>
-      </w:r>
-    </w:p>
-    <w:p>
-      <w:pPr>
-        <w:pStyle w:val="FirstParagraph"/>
-      </w:pPr>
-      <w:r>
-        <w:t xml:space="preserve">Los pasos son idénticos.</w:t>
-      </w:r>
-    </w:p>
-    <w:bookmarkEnd w:id="143"/>
-    <w:bookmarkStart w:id="144" w:name="exportación-formato-sin"/>
-    <w:p>
-      <w:pPr>
-        <w:pStyle w:val="Heading2"/>
-      </w:pPr>
-      <w:r>
-        <w:rPr>
-          <w:rStyle w:val="SectionNumber"/>
-        </w:rPr>
-        <w:t xml:space="preserve">11.3</w:t>
-      </w:r>
-      <w:r>
-        <w:tab/>
-      </w:r>
-      <w:r>
-        <w:t xml:space="preserve">Exportación formato SIN</w:t>
-      </w:r>
-    </w:p>
-    <w:p>
-      <w:pPr>
-        <w:pStyle w:val="FirstParagraph"/>
-      </w:pPr>
-      <w:r>
-        <w:t xml:space="preserve">El</w:t>
-      </w:r>
-      <w:r>
-        <w:t xml:space="preserve"> </w:t>
-      </w:r>
-      <w:r>
-        <w:rPr>
-          <w:b/>
-          <w:bCs/>
-        </w:rPr>
-        <w:t xml:space="preserve">formato SIN</w:t>
-      </w:r>
-      <w:r>
-        <w:t xml:space="preserve"> </w:t>
-      </w:r>
-      <w:r>
-        <w:t xml:space="preserve">genera un archivo plano (CSV o TXT delimitado) que cumple las especificaciones del Servicio de Impuestos Nacionales para la declaración mensual.</w:t>
-      </w:r>
-    </w:p>
-    <w:p>
-      <w:pPr>
-        <w:pStyle w:val="BlockText"/>
-      </w:pPr>
-      <w:r>
-        <w:t xml:space="preserve">⚠️ Antes de presentar el archivo al SIN,</w:t>
-      </w:r>
-      <w:r>
-        <w:t xml:space="preserve"> </w:t>
-      </w:r>
-      <w:r>
-        <w:rPr>
-          <w:b/>
-          <w:bCs/>
-        </w:rPr>
-        <w:t xml:space="preserve">valídelo</w:t>
-      </w:r>
-      <w:r>
-        <w:t xml:space="preserve"> </w:t>
-      </w:r>
-      <w:r>
-        <w:t xml:space="preserve">con el módulo Da Vinci u otra herramienta oficial. El sistema genera el archivo, pero la verificación final es responsabilidad del contribuyente.</w:t>
-      </w:r>
-    </w:p>
-    <w:bookmarkEnd w:id="144"/>
-    <w:bookmarkEnd w:id="145"/>
-    <w:bookmarkStart w:id="155" w:name="granjas-módulo-avícola"/>
-    <w:p>
-      <w:pPr>
-        <w:pStyle w:val="Heading1"/>
-      </w:pPr>
-      <w:r>
-        <w:rPr>
-          <w:rStyle w:val="SectionNumber"/>
-        </w:rPr>
-        <w:t xml:space="preserve">12</w:t>
-      </w:r>
-      <w:r>
-        <w:tab/>
-      </w:r>
-      <w:r>
-        <w:t xml:space="preserve">Granjas (módulo avícola)</w:t>
-      </w:r>
-    </w:p>
-    <w:p>
-      <w:pPr>
-        <w:pStyle w:val="FirstParagraph"/>
-      </w:pPr>
-      <w:r>
-        <w:rPr>
-          <w:b/>
-          <w:bCs/>
-        </w:rPr>
-        <w:t xml:space="preserve">Quién</w:t>
-      </w:r>
-      <w:r>
-        <w:t xml:space="preserve">: Operador de producción y/o Administrativo.</w:t>
-      </w:r>
-    </w:p>
-    <w:p>
-      <w:pPr>
-        <w:pStyle w:val="BodyText"/>
-      </w:pPr>
-      <w:r>
-        <w:rPr>
-          <w:b/>
-          <w:bCs/>
-        </w:rPr>
-        <w:t xml:space="preserve">Propósito</w:t>
-      </w:r>
-      <w:r>
-        <w:t xml:space="preserve">: gestionar el ciclo productivo de lotes avícolas, desde la entrada de aves hasta la salida (venta o muerte), con seguimiento económico.</w:t>
-      </w:r>
-    </w:p>
-    <w:p>
-      <w:pPr>
-        <w:pStyle w:val="BlockText"/>
-      </w:pPr>
-      <w:r>
-        <w:t xml:space="preserve">💡 Este módulo se accede cambiando el</w:t>
-      </w:r>
-      <w:r>
-        <w:t xml:space="preserve"> </w:t>
-      </w:r>
-      <w:r>
-        <w:rPr>
-          <w:b/>
-          <w:bCs/>
-        </w:rPr>
-        <w:t xml:space="preserve">selector de módulo</w:t>
-      </w:r>
-      <w:r>
-        <w:t xml:space="preserve"> </w:t>
-      </w:r>
-      <w:r>
-        <w:t xml:space="preserve">en la parte superior del sidebar de</w:t>
-      </w:r>
-      <w:r>
-        <w:t xml:space="preserve"> </w:t>
-      </w:r>
-      <w:r>
-        <w:rPr>
-          <w:b/>
-          <w:bCs/>
-        </w:rPr>
-        <w:t xml:space="preserve">Contabilidad</w:t>
-      </w:r>
-      <w:r>
-        <w:t xml:space="preserve"> </w:t>
-      </w:r>
-      <w:r>
-        <w:t xml:space="preserve">a</w:t>
-      </w:r>
-      <w:r>
-        <w:t xml:space="preserve"> </w:t>
-      </w:r>
-      <w:r>
-        <w:rPr>
-          <w:b/>
-          <w:bCs/>
-        </w:rPr>
-        <w:t xml:space="preserve">Granjas</w:t>
-      </w:r>
-      <w:r>
-        <w:t xml:space="preserve">. Una vez cambiado, los ítems del sidebar se reemplazan por los del módulo Granjas.</w:t>
-      </w:r>
-    </w:p>
-    <w:bookmarkStart w:id="150" w:name="mis-lotes"/>
-    <w:p>
-      <w:pPr>
-        <w:pStyle w:val="Heading2"/>
-      </w:pPr>
-      <w:r>
-        <w:rPr>
-          <w:rStyle w:val="SectionNumber"/>
-        </w:rPr>
-        <w:t xml:space="preserve">12.1</w:t>
-      </w:r>
-      <w:r>
-        <w:tab/>
-      </w:r>
-      <w:r>
-        <w:t xml:space="preserve">Mis Lotes</w:t>
-      </w:r>
-    </w:p>
-    <w:p>
-      <w:pPr>
-        <w:pStyle w:val="FirstParagraph"/>
-      </w:pPr>
-      <w:r>
-        <w:rPr>
-          <w:b/>
-          <w:bCs/>
-        </w:rPr>
-        <w:t xml:space="preserve">Cómo llegar</w:t>
-      </w:r>
-      <w:r>
-        <w:t xml:space="preserve">: módulo</w:t>
-      </w:r>
-      <w:r>
-        <w:t xml:space="preserve"> </w:t>
-      </w:r>
-      <w:r>
-        <w:rPr>
-          <w:b/>
-          <w:bCs/>
-        </w:rPr>
-        <w:t xml:space="preserve">Granjas</w:t>
-      </w:r>
-      <w:r>
-        <w:t xml:space="preserve"> </w:t>
-      </w:r>
-      <w:r>
-        <w:t xml:space="preserve">(selector del sidebar) → ítem</w:t>
-      </w:r>
-      <w:r>
-        <w:t xml:space="preserve"> </w:t>
-      </w:r>
-      <w:r>
-        <w:rPr>
-          <w:b/>
-          <w:bCs/>
-        </w:rPr>
-        <w:t xml:space="preserve">Mis Lotes</w:t>
-      </w:r>
-      <w:r>
-        <w:t xml:space="preserve">.</w:t>
-      </w:r>
-    </w:p>
-    <w:bookmarkStart w:id="147" w:name="lista-de-lotes"/>
-    <w:p>
-      <w:pPr>
-        <w:pStyle w:val="Heading3"/>
-      </w:pPr>
-      <w:r>
-        <w:rPr>
-          <w:rStyle w:val="SectionNumber"/>
-        </w:rPr>
-        <w:t xml:space="preserve">12.1.1</w:t>
-      </w:r>
-      <w:r>
-        <w:tab/>
-      </w:r>
-      <w:r>
-        <w:t xml:space="preserve">Lista de lotes</w:t>
-      </w:r>
-    </w:p>
-    <w:p>
-      <w:pPr>
-        <w:pStyle w:val="BlockText"/>
-      </w:pPr>
-      <w:r>
-        <w:t xml:space="preserve">📷</w:t>
-      </w:r>
-      <w:r>
-        <w:t xml:space="preserve"> </w:t>
-      </w:r>
-      <w:r>
-        <w:rPr>
-          <w:b/>
-          <w:bCs/>
-        </w:rPr>
-        <w:t xml:space="preserve">[CAPTURA 11.1.1 — Lista de lotes]</w:t>
-      </w:r>
-      <w:r>
-        <w:t xml:space="preserve">: tabla con ID lote, Período de producción, Especie, Cantidad inicial, Cantidad actual, Estado.</w:t>
-      </w:r>
-    </w:p>
-    <w:bookmarkStart w:id="146" w:name="filtros-2"/>
-    <w:p>
-      <w:pPr>
-        <w:pStyle w:val="Heading4"/>
-      </w:pPr>
-      <w:r>
-        <w:rPr>
-          <w:rStyle w:val="SectionNumber"/>
-        </w:rPr>
-        <w:t xml:space="preserve">12.1.1.1</w:t>
-      </w:r>
-      <w:r>
-        <w:tab/>
-      </w:r>
-      <w:r>
-        <w:t xml:space="preserve">Filtros</w:t>
-      </w:r>
-    </w:p>
-    <w:p>
-      <w:pPr>
-        <w:pStyle w:val="Compact"/>
-        <w:numPr>
-          <w:ilvl w:val="0"/>
-          <w:numId w:val="1078"/>
-        </w:numPr>
-      </w:pPr>
-      <w:r>
-        <w:t xml:space="preserve">Estado (Activo / Cerrado), período, especie.</w:t>
-      </w:r>
-    </w:p>
-    <w:bookmarkEnd w:id="146"/>
-    <w:bookmarkEnd w:id="147"/>
-    <w:bookmarkStart w:id="148" w:name="crear-un-lote"/>
-    <w:p>
-      <w:pPr>
-        <w:pStyle w:val="Heading3"/>
-      </w:pPr>
-      <w:r>
-        <w:rPr>
-          <w:rStyle w:val="SectionNumber"/>
-        </w:rPr>
-        <w:t xml:space="preserve">12.1.2</w:t>
-      </w:r>
-      <w:r>
-        <w:tab/>
-      </w:r>
-      <w:r>
-        <w:t xml:space="preserve">Crear un lote</w:t>
-      </w:r>
-    </w:p>
-    <w:p>
-      <w:pPr>
-        <w:pStyle w:val="Compact"/>
-        <w:numPr>
-          <w:ilvl w:val="0"/>
-          <w:numId w:val="1079"/>
-        </w:numPr>
-      </w:pPr>
-      <w:r>
-        <w:t xml:space="preserve">Pulse</w:t>
-      </w:r>
-      <w:r>
-        <w:t xml:space="preserve"> </w:t>
-      </w:r>
-      <w:r>
-        <w:rPr>
-          <w:b/>
-          <w:bCs/>
-        </w:rPr>
-        <w:t xml:space="preserve">Nuevo lote</w:t>
-      </w:r>
-      <w:r>
-        <w:t xml:space="preserve">.</w:t>
-      </w:r>
-    </w:p>
-    <w:p>
-      <w:pPr>
-        <w:pStyle w:val="Compact"/>
-        <w:numPr>
-          <w:ilvl w:val="0"/>
-          <w:numId w:val="1079"/>
         </w:numPr>
       </w:pPr>
       <w:r>
@@ -17680,10 +15844,305 @@
         <w:pStyle w:val="Compact"/>
         <w:numPr>
           <w:ilvl w:val="0"/>
+          <w:numId w:val="1078"/>
+        </w:numPr>
+      </w:pPr>
+      <w:r>
+        <w:t xml:space="preserve">Pulse</w:t>
+      </w:r>
+      <w:r>
+        <w:t xml:space="preserve"> </w:t>
+      </w:r>
+      <w:r>
+        <w:rPr>
+          <w:b/>
+          <w:bCs/>
+        </w:rPr>
+        <w:t xml:space="preserve">Guardar</w:t>
+      </w:r>
+      <w:r>
+        <w:t xml:space="preserve">.</w:t>
+      </w:r>
+    </w:p>
+    <w:bookmarkEnd w:id="142"/>
+    <w:bookmarkStart w:id="143" w:name="detalle-de-un-lote"/>
+    <w:p>
+      <w:pPr>
+        <w:pStyle w:val="Heading3"/>
+      </w:pPr>
+      <w:r>
+        <w:t xml:space="preserve">Detalle de un lote</w:t>
+      </w:r>
+    </w:p>
+    <w:p>
+      <w:pPr>
+        <w:pStyle w:val="BlockText"/>
+      </w:pPr>
+      <w:r>
+        <w:t xml:space="preserve">📷</w:t>
+      </w:r>
+      <w:r>
+        <w:t xml:space="preserve"> </w:t>
+      </w:r>
+      <w:r>
+        <w:rPr>
+          <w:b/>
+          <w:bCs/>
+        </w:rPr>
+        <w:t xml:space="preserve">[CAPTURA 11.1.3 — Detalle lote]</w:t>
+      </w:r>
+      <w:r>
+        <w:t xml:space="preserve">: pantalla con datos del lote arriba; resumen de cantidades (inicial, vendida, muerta, balance); resumen económico (ingresos, gastos, margen); botones para registrar mortalidad, gasto, despacho.</w:t>
+      </w:r>
+    </w:p>
+    <w:p>
+      <w:pPr>
+        <w:pStyle w:val="FirstParagraph"/>
+      </w:pPr>
+      <w:r>
+        <w:t xml:space="preserve">Desde el detalle del lote puede:</w:t>
+      </w:r>
+    </w:p>
+    <w:p>
+      <w:pPr>
+        <w:pStyle w:val="Compact"/>
+        <w:numPr>
+          <w:ilvl w:val="0"/>
+          <w:numId w:val="1079"/>
+        </w:numPr>
+      </w:pPr>
+      <w:r>
+        <w:rPr>
+          <w:b/>
+          <w:bCs/>
+        </w:rPr>
+        <w:t xml:space="preserve">Registrar mortalidad</w:t>
+      </w:r>
+      <w:r>
+        <w:t xml:space="preserve"> </w:t>
+      </w:r>
+      <w:r>
+        <w:t xml:space="preserve">(sección siguiente).</w:t>
+      </w:r>
+    </w:p>
+    <w:p>
+      <w:pPr>
+        <w:pStyle w:val="Compact"/>
+        <w:numPr>
+          <w:ilvl w:val="0"/>
+          <w:numId w:val="1079"/>
+        </w:numPr>
+      </w:pPr>
+      <w:r>
+        <w:rPr>
+          <w:b/>
+          <w:bCs/>
+        </w:rPr>
+        <w:t xml:space="preserve">Crear un gasto</w:t>
+      </w:r>
+      <w:r>
+        <w:t xml:space="preserve"> </w:t>
+      </w:r>
+      <w:r>
+        <w:t xml:space="preserve">asociado al lote (alimento, sanidad, etc.).</w:t>
+      </w:r>
+    </w:p>
+    <w:p>
+      <w:pPr>
+        <w:pStyle w:val="Compact"/>
+        <w:numPr>
+          <w:ilvl w:val="0"/>
+          <w:numId w:val="1079"/>
+        </w:numPr>
+      </w:pPr>
+      <w:r>
+        <w:rPr>
+          <w:b/>
+          <w:bCs/>
+        </w:rPr>
+        <w:t xml:space="preserve">Crear un despacho</w:t>
+      </w:r>
+      <w:r>
+        <w:t xml:space="preserve"> </w:t>
+      </w:r>
+      <w:r>
+        <w:t xml:space="preserve">que salga del lote (descuenta cantidad).</w:t>
+      </w:r>
+    </w:p>
+    <w:bookmarkEnd w:id="143"/>
+    <w:bookmarkEnd w:id="144"/>
+    <w:bookmarkStart w:id="147" w:name="mortalidad"/>
+    <w:p>
+      <w:pPr>
+        <w:pStyle w:val="Heading2"/>
+      </w:pPr>
+      <w:r>
+        <w:t xml:space="preserve">Mortalidad</w:t>
+      </w:r>
+    </w:p>
+    <w:p>
+      <w:pPr>
+        <w:pStyle w:val="FirstParagraph"/>
+      </w:pPr>
+      <w:r>
+        <w:rPr>
+          <w:b/>
+          <w:bCs/>
+        </w:rPr>
+        <w:t xml:space="preserve">Cómo llegar</w:t>
+      </w:r>
+      <w:r>
+        <w:t xml:space="preserve">: dentro del detalle del lote, pulse</w:t>
+      </w:r>
+      <w:r>
+        <w:t xml:space="preserve"> </w:t>
+      </w:r>
+      <w:r>
+        <w:rPr>
+          <w:b/>
+          <w:bCs/>
+        </w:rPr>
+        <w:t xml:space="preserve">Registrar mortalidad</w:t>
+      </w:r>
+      <w:r>
+        <w:t xml:space="preserve">.</w:t>
+      </w:r>
+    </w:p>
+    <w:p>
+      <w:pPr>
+        <w:pStyle w:val="BodyText"/>
+      </w:pPr>
+      <w:r>
+        <w:rPr>
+          <w:b/>
+          <w:bCs/>
+        </w:rPr>
+        <w:t xml:space="preserve">Propósito</w:t>
+      </w:r>
+      <w:r>
+        <w:t xml:space="preserve">: descontar aves muertas del balance del lote y registrar el evento para análisis.</w:t>
+      </w:r>
+    </w:p>
+    <w:p>
+      <w:pPr>
+        <w:pStyle w:val="BlockText"/>
+      </w:pPr>
+      <w:r>
+        <w:t xml:space="preserve">📷</w:t>
+      </w:r>
+      <w:r>
+        <w:t xml:space="preserve"> </w:t>
+      </w:r>
+      <w:r>
+        <w:rPr>
+          <w:b/>
+          <w:bCs/>
+        </w:rPr>
+        <w:t xml:space="preserve">[CAPTURA 11.2 — Registro de mortalidad]</w:t>
+      </w:r>
+      <w:r>
+        <w:t xml:space="preserve">: diálogo con Fecha, Cantidad de aves, Causa (opcional), Observaciones.</w:t>
+      </w:r>
+    </w:p>
+    <w:bookmarkStart w:id="145" w:name="pasos-10"/>
+    <w:p>
+      <w:pPr>
+        <w:pStyle w:val="Heading3"/>
+      </w:pPr>
+      <w:r>
+        <w:t xml:space="preserve">Pasos</w:t>
+      </w:r>
+    </w:p>
+    <w:p>
+      <w:pPr>
+        <w:pStyle w:val="Compact"/>
+        <w:numPr>
+          <w:ilvl w:val="0"/>
           <w:numId w:val="1080"/>
         </w:numPr>
       </w:pPr>
       <w:r>
+        <w:t xml:space="preserve">Ingrese</w:t>
+      </w:r>
+      <w:r>
+        <w:t xml:space="preserve"> </w:t>
+      </w:r>
+      <w:r>
+        <w:rPr>
+          <w:b/>
+          <w:bCs/>
+        </w:rPr>
+        <w:t xml:space="preserve">fecha</w:t>
+      </w:r>
+      <w:r>
+        <w:t xml:space="preserve"> </w:t>
+      </w:r>
+      <w:r>
+        <w:t xml:space="preserve">del evento.</w:t>
+      </w:r>
+    </w:p>
+    <w:p>
+      <w:pPr>
+        <w:pStyle w:val="Compact"/>
+        <w:numPr>
+          <w:ilvl w:val="0"/>
+          <w:numId w:val="1080"/>
+        </w:numPr>
+      </w:pPr>
+      <w:r>
+        <w:t xml:space="preserve">Ingrese</w:t>
+      </w:r>
+      <w:r>
+        <w:t xml:space="preserve"> </w:t>
+      </w:r>
+      <w:r>
+        <w:rPr>
+          <w:b/>
+          <w:bCs/>
+        </w:rPr>
+        <w:t xml:space="preserve">cantidad de aves muertas</w:t>
+      </w:r>
+      <w:r>
+        <w:t xml:space="preserve">.</w:t>
+      </w:r>
+    </w:p>
+    <w:p>
+      <w:pPr>
+        <w:pStyle w:val="Compact"/>
+        <w:numPr>
+          <w:ilvl w:val="0"/>
+          <w:numId w:val="1080"/>
+        </w:numPr>
+      </w:pPr>
+      <w:r>
+        <w:t xml:space="preserve">Seleccione la</w:t>
+      </w:r>
+      <w:r>
+        <w:t xml:space="preserve"> </w:t>
+      </w:r>
+      <w:r>
+        <w:rPr>
+          <w:b/>
+          <w:bCs/>
+        </w:rPr>
+        <w:t xml:space="preserve">causa</w:t>
+      </w:r>
+      <w:r>
+        <w:t xml:space="preserve"> </w:t>
+      </w:r>
+      <w:r>
+        <w:t xml:space="preserve">(lista predefinida) o deje en blanco.</w:t>
+      </w:r>
+    </w:p>
+    <w:p>
+      <w:pPr>
+        <w:pStyle w:val="Compact"/>
+        <w:numPr>
+          <w:ilvl w:val="0"/>
+          <w:numId w:val="1080"/>
+        </w:numPr>
+      </w:pPr>
+      <w:r>
         <w:t xml:space="preserve">Pulse</w:t>
       </w:r>
       <w:r>
@@ -17700,23 +16159,512 @@
         <w:t xml:space="preserve">.</w:t>
       </w:r>
     </w:p>
+    <w:p>
+      <w:pPr>
+        <w:pStyle w:val="FirstParagraph"/>
+      </w:pPr>
+      <w:r>
+        <w:t xml:space="preserve">El sistema actualiza el balance del lote inmediatamente. Si está configurado, también genera un asiento de gasto por la pérdida.</w:t>
+      </w:r>
+    </w:p>
+    <w:bookmarkEnd w:id="145"/>
+    <w:bookmarkStart w:id="146" w:name="validaciones-7"/>
+    <w:p>
+      <w:pPr>
+        <w:pStyle w:val="Heading3"/>
+      </w:pPr>
+      <w:r>
+        <w:t xml:space="preserve">Validaciones</w:t>
+      </w:r>
+    </w:p>
+    <w:p>
+      <w:pPr>
+        <w:pStyle w:val="Compact"/>
+        <w:numPr>
+          <w:ilvl w:val="0"/>
+          <w:numId w:val="1081"/>
+        </w:numPr>
+      </w:pPr>
+      <w:r>
+        <w:t xml:space="preserve">Cantidad &gt; 0 y ≤ cantidad actual del lote.</w:t>
+      </w:r>
+    </w:p>
+    <w:p>
+      <w:pPr>
+        <w:pStyle w:val="Compact"/>
+        <w:numPr>
+          <w:ilvl w:val="0"/>
+          <w:numId w:val="1081"/>
+        </w:numPr>
+      </w:pPr>
+      <w:r>
+        <w:t xml:space="preserve">Fecha no posterior a hoy.</w:t>
+      </w:r>
+    </w:p>
+    <w:bookmarkEnd w:id="146"/>
+    <w:bookmarkEnd w:id="147"/>
+    <w:bookmarkStart w:id="148" w:name="resumen-económico-por-lote"/>
+    <w:p>
+      <w:pPr>
+        <w:pStyle w:val="Heading2"/>
+      </w:pPr>
+      <w:r>
+        <w:t xml:space="preserve">Resumen económico por lote</w:t>
+      </w:r>
+    </w:p>
+    <w:p>
+      <w:pPr>
+        <w:pStyle w:val="FirstParagraph"/>
+      </w:pPr>
+      <w:r>
+        <w:t xml:space="preserve">El detalle del lote muestra siempre:</w:t>
+      </w:r>
+    </w:p>
+    <w:p>
+      <w:pPr>
+        <w:pStyle w:val="Compact"/>
+        <w:numPr>
+          <w:ilvl w:val="0"/>
+          <w:numId w:val="1082"/>
+        </w:numPr>
+      </w:pPr>
+      <w:r>
+        <w:rPr>
+          <w:b/>
+          <w:bCs/>
+        </w:rPr>
+        <w:t xml:space="preserve">Ingresos</w:t>
+      </w:r>
+      <w:r>
+        <w:t xml:space="preserve">: suma de despachos asociados al lote.</w:t>
+      </w:r>
+    </w:p>
+    <w:p>
+      <w:pPr>
+        <w:pStyle w:val="Compact"/>
+        <w:numPr>
+          <w:ilvl w:val="0"/>
+          <w:numId w:val="1082"/>
+        </w:numPr>
+      </w:pPr>
+      <w:r>
+        <w:rPr>
+          <w:b/>
+          <w:bCs/>
+        </w:rPr>
+        <w:t xml:space="preserve">Gastos</w:t>
+      </w:r>
+      <w:r>
+        <w:t xml:space="preserve">: suma de compras y gastos asociados al lote.</w:t>
+      </w:r>
+    </w:p>
+    <w:p>
+      <w:pPr>
+        <w:pStyle w:val="Compact"/>
+        <w:numPr>
+          <w:ilvl w:val="0"/>
+          <w:numId w:val="1082"/>
+        </w:numPr>
+      </w:pPr>
+      <w:r>
+        <w:rPr>
+          <w:b/>
+          <w:bCs/>
+        </w:rPr>
+        <w:t xml:space="preserve">Margen</w:t>
+      </w:r>
+      <w:r>
+        <w:t xml:space="preserve">: ingresos − gastos.</w:t>
+      </w:r>
+    </w:p>
+    <w:p>
+      <w:pPr>
+        <w:pStyle w:val="Compact"/>
+        <w:numPr>
+          <w:ilvl w:val="0"/>
+          <w:numId w:val="1082"/>
+        </w:numPr>
+      </w:pPr>
+      <w:r>
+        <w:rPr>
+          <w:b/>
+          <w:bCs/>
+        </w:rPr>
+        <w:t xml:space="preserve">Margen por ave inicial</w:t>
+      </w:r>
+      <w:r>
+        <w:t xml:space="preserve">: margen / cantidad inicial.</w:t>
+      </w:r>
+    </w:p>
+    <w:p>
+      <w:pPr>
+        <w:pStyle w:val="BlockText"/>
+      </w:pPr>
+      <w:r>
+        <w:t xml:space="preserve">💡 Use el margen por ave como KPI principal para comparar lotes entre sí.</w:t>
+      </w:r>
+    </w:p>
     <w:bookmarkEnd w:id="148"/>
-    <w:bookmarkStart w:id="149" w:name="detalle-de-un-lote"/>
+    <w:bookmarkEnd w:id="149"/>
+    <w:bookmarkStart w:id="156" w:name="cierres"/>
+    <w:p>
+      <w:pPr>
+        <w:pStyle w:val="Heading1"/>
+      </w:pPr>
+      <w:r>
+        <w:t xml:space="preserve">Cierres</w:t>
+      </w:r>
+    </w:p>
+    <w:bookmarkStart w:id="152" w:name="cierre-mensual"/>
+    <w:p>
+      <w:pPr>
+        <w:pStyle w:val="Heading2"/>
+      </w:pPr>
+      <w:r>
+        <w:t xml:space="preserve">Cierre mensual</w:t>
+      </w:r>
+    </w:p>
+    <w:p>
+      <w:pPr>
+        <w:pStyle w:val="FirstParagraph"/>
+      </w:pPr>
+      <w:r>
+        <w:rPr>
+          <w:b/>
+          <w:bCs/>
+        </w:rPr>
+        <w:t xml:space="preserve">Cómo llegar</w:t>
+      </w:r>
+      <w:r>
+        <w:t xml:space="preserve">: módulo</w:t>
+      </w:r>
+      <w:r>
+        <w:t xml:space="preserve"> </w:t>
+      </w:r>
+      <w:r>
+        <w:rPr>
+          <w:b/>
+          <w:bCs/>
+        </w:rPr>
+        <w:t xml:space="preserve">Contabilidad</w:t>
+      </w:r>
+      <w:r>
+        <w:t xml:space="preserve"> </w:t>
+      </w:r>
+      <w:r>
+        <w:t xml:space="preserve">→ ítem</w:t>
+      </w:r>
+      <w:r>
+        <w:t xml:space="preserve"> </w:t>
+      </w:r>
+      <w:r>
+        <w:rPr>
+          <w:b/>
+          <w:bCs/>
+        </w:rPr>
+        <w:t xml:space="preserve">Informes</w:t>
+      </w:r>
+      <w:r>
+        <w:t xml:space="preserve"> </w:t>
+      </w:r>
+      <w:r>
+        <w:t xml:space="preserve">→ reporte</w:t>
+      </w:r>
+      <w:r>
+        <w:t xml:space="preserve"> </w:t>
+      </w:r>
+      <w:r>
+        <w:rPr>
+          <w:b/>
+          <w:bCs/>
+        </w:rPr>
+        <w:t xml:space="preserve">Cierre Mensual</w:t>
+      </w:r>
+      <w:r>
+        <w:t xml:space="preserve">.</w:t>
+      </w:r>
+    </w:p>
+    <w:p>
+      <w:pPr>
+        <w:pStyle w:val="BodyText"/>
+      </w:pPr>
+      <w:r>
+        <w:rPr>
+          <w:b/>
+          <w:bCs/>
+        </w:rPr>
+        <w:t xml:space="preserve">Quién</w:t>
+      </w:r>
+      <w:r>
+        <w:t xml:space="preserve">: Contador.</w:t>
+      </w:r>
+    </w:p>
+    <w:p>
+      <w:pPr>
+        <w:pStyle w:val="BodyText"/>
+      </w:pPr>
+      <w:r>
+        <w:rPr>
+          <w:b/>
+          <w:bCs/>
+        </w:rPr>
+        <w:t xml:space="preserve">Propósito</w:t>
+      </w:r>
+      <w:r>
+        <w:t xml:space="preserve">: cerrar un período fiscal para impedir modificaciones posteriores y consolidar los saldos. El cierre es prerrequisito para la presentación tributaria y los estados financieros oficiales.</w:t>
+      </w:r>
+    </w:p>
+    <w:p>
+      <w:pPr>
+        <w:pStyle w:val="BlockText"/>
+      </w:pPr>
+      <w:r>
+        <w:t xml:space="preserve">📷</w:t>
+      </w:r>
+      <w:r>
+        <w:t xml:space="preserve"> </w:t>
+      </w:r>
+      <w:r>
+        <w:rPr>
+          <w:b/>
+          <w:bCs/>
+        </w:rPr>
+        <w:t xml:space="preserve">[CAPTURA 12.1.1 — Cierre Mensual]</w:t>
+      </w:r>
+      <w:r>
+        <w:t xml:space="preserve">: pantalla con lista de períodos OPEN, botón</w:t>
+      </w:r>
+      <w:r>
+        <w:t xml:space="preserve"> </w:t>
+      </w:r>
+      <w:r>
+        <w:rPr>
+          <w:b/>
+          <w:bCs/>
+        </w:rPr>
+        <w:t xml:space="preserve">Iniciar cierre</w:t>
+      </w:r>
+      <w:r>
+        <w:t xml:space="preserve"> </w:t>
+      </w:r>
+      <w:r>
+        <w:t xml:space="preserve">por período.</w:t>
+      </w:r>
+    </w:p>
+    <w:bookmarkStart w:id="150" w:name="pre-requisitos"/>
     <w:p>
       <w:pPr>
         <w:pStyle w:val="Heading3"/>
       </w:pPr>
       <w:r>
-        <w:rPr>
-          <w:rStyle w:val="SectionNumber"/>
-        </w:rPr>
-        <w:t xml:space="preserve">12.1.3</w:t>
-      </w:r>
-      <w:r>
-        <w:tab/>
-      </w:r>
-      <w:r>
-        <w:t xml:space="preserve">Detalle de un lote</w:t>
+        <w:t xml:space="preserve">Pre-requisitos</w:t>
+      </w:r>
+    </w:p>
+    <w:p>
+      <w:pPr>
+        <w:pStyle w:val="FirstParagraph"/>
+      </w:pPr>
+      <w:r>
+        <w:t xml:space="preserve">Antes de cerrar un período, verifique:</w:t>
+      </w:r>
+    </w:p>
+    <w:p>
+      <w:pPr>
+        <w:pStyle w:val="Compact"/>
+        <w:numPr>
+          <w:ilvl w:val="0"/>
+          <w:numId w:val="1083"/>
+        </w:numPr>
+      </w:pPr>
+      <w:r>
+        <w:t xml:space="preserve">✅ Todos los asientos del período están en estado POSTED (no quedan DRAFT).</w:t>
+      </w:r>
+    </w:p>
+    <w:p>
+      <w:pPr>
+        <w:pStyle w:val="Compact"/>
+        <w:numPr>
+          <w:ilvl w:val="0"/>
+          <w:numId w:val="1083"/>
+        </w:numPr>
+      </w:pPr>
+      <w:r>
+        <w:t xml:space="preserve">✅ Balance de Comprobación cuadra (Débitos = Créditos).</w:t>
+      </w:r>
+    </w:p>
+    <w:p>
+      <w:pPr>
+        <w:pStyle w:val="Compact"/>
+        <w:numPr>
+          <w:ilvl w:val="0"/>
+          <w:numId w:val="1083"/>
+        </w:numPr>
+      </w:pPr>
+      <w:r>
+        <w:t xml:space="preserve">✅ Ajustes contables hechos (en Hoja de Trabajo).</w:t>
+      </w:r>
+    </w:p>
+    <w:bookmarkEnd w:id="150"/>
+    <w:bookmarkStart w:id="151" w:name="pasos-para-cerrar"/>
+    <w:p>
+      <w:pPr>
+        <w:pStyle w:val="Heading3"/>
+      </w:pPr>
+      <w:r>
+        <w:t xml:space="preserve">Pasos para cerrar</w:t>
+      </w:r>
+    </w:p>
+    <w:p>
+      <w:pPr>
+        <w:pStyle w:val="Compact"/>
+        <w:numPr>
+          <w:ilvl w:val="0"/>
+          <w:numId w:val="1084"/>
+        </w:numPr>
+      </w:pPr>
+      <w:r>
+        <w:t xml:space="preserve">Pulse</w:t>
+      </w:r>
+      <w:r>
+        <w:t xml:space="preserve"> </w:t>
+      </w:r>
+      <w:r>
+        <w:rPr>
+          <w:b/>
+          <w:bCs/>
+        </w:rPr>
+        <w:t xml:space="preserve">Iniciar cierre</w:t>
+      </w:r>
+      <w:r>
+        <w:t xml:space="preserve"> </w:t>
+      </w:r>
+      <w:r>
+        <w:t xml:space="preserve">en el período correspondiente.</w:t>
+      </w:r>
+    </w:p>
+    <w:p>
+      <w:pPr>
+        <w:pStyle w:val="Compact"/>
+        <w:numPr>
+          <w:ilvl w:val="0"/>
+          <w:numId w:val="1084"/>
+        </w:numPr>
+      </w:pPr>
+      <w:r>
+        <w:t xml:space="preserve">El sistema lanza una</w:t>
+      </w:r>
+      <w:r>
+        <w:t xml:space="preserve"> </w:t>
+      </w:r>
+      <w:r>
+        <w:rPr>
+          <w:b/>
+          <w:bCs/>
+        </w:rPr>
+        <w:t xml:space="preserve">revisión automática</w:t>
+      </w:r>
+      <w:r>
+        <w:t xml:space="preserve"> </w:t>
+      </w:r>
+      <w:r>
+        <w:t xml:space="preserve">de los pre-requisitos.</w:t>
+      </w:r>
+    </w:p>
+    <w:p>
+      <w:pPr>
+        <w:pStyle w:val="Compact"/>
+        <w:numPr>
+          <w:ilvl w:val="0"/>
+          <w:numId w:val="1084"/>
+        </w:numPr>
+      </w:pPr>
+      <w:r>
+        <w:t xml:space="preserve">Si hay incumplimientos, los muestra como lista de errores. Resuélvalos antes de continuar.</w:t>
+      </w:r>
+    </w:p>
+    <w:p>
+      <w:pPr>
+        <w:pStyle w:val="Compact"/>
+        <w:numPr>
+          <w:ilvl w:val="0"/>
+          <w:numId w:val="1084"/>
+        </w:numPr>
+      </w:pPr>
+      <w:r>
+        <w:t xml:space="preserve">Si la revisión pasa, el sistema muestra un resumen del cierre con los asientos que generará.</w:t>
+      </w:r>
+    </w:p>
+    <w:p>
+      <w:pPr>
+        <w:pStyle w:val="Compact"/>
+        <w:numPr>
+          <w:ilvl w:val="0"/>
+          <w:numId w:val="1084"/>
+        </w:numPr>
+      </w:pPr>
+      <w:r>
+        <w:t xml:space="preserve">Pulse</w:t>
+      </w:r>
+      <w:r>
+        <w:t xml:space="preserve"> </w:t>
+      </w:r>
+      <w:r>
+        <w:rPr>
+          <w:b/>
+          <w:bCs/>
+        </w:rPr>
+        <w:t xml:space="preserve">Confirmar cierre</w:t>
+      </w:r>
+      <w:r>
+        <w:t xml:space="preserve">.</w:t>
+      </w:r>
+    </w:p>
+    <w:p>
+      <w:pPr>
+        <w:pStyle w:val="Compact"/>
+        <w:numPr>
+          <w:ilvl w:val="0"/>
+          <w:numId w:val="1084"/>
+        </w:numPr>
+      </w:pPr>
+      <w:r>
+        <w:t xml:space="preserve">El sistema:</w:t>
+      </w:r>
+    </w:p>
+    <w:p>
+      <w:pPr>
+        <w:pStyle w:val="Compact"/>
+        <w:numPr>
+          <w:ilvl w:val="1"/>
+          <w:numId w:val="1085"/>
+        </w:numPr>
+      </w:pPr>
+      <w:r>
+        <w:t xml:space="preserve">Genera los asientos de cierre (cierre de cuentas de resultado, transferencia al patrimonio).</w:t>
+      </w:r>
+    </w:p>
+    <w:p>
+      <w:pPr>
+        <w:pStyle w:val="Compact"/>
+        <w:numPr>
+          <w:ilvl w:val="1"/>
+          <w:numId w:val="1085"/>
+        </w:numPr>
+      </w:pPr>
+      <w:r>
+        <w:t xml:space="preserve">Marca el período como CLOSED.</w:t>
+      </w:r>
+    </w:p>
+    <w:p>
+      <w:pPr>
+        <w:pStyle w:val="Compact"/>
+        <w:numPr>
+          <w:ilvl w:val="1"/>
+          <w:numId w:val="1085"/>
+        </w:numPr>
+      </w:pPr>
+      <w:r>
+        <w:t xml:space="preserve">Bloquea todos los documentos del período (pasan a LOCKED).</w:t>
       </w:r>
     </w:p>
     <w:p>
@@ -17734,10 +16682,55 @@
           <w:b/>
           <w:bCs/>
         </w:rPr>
-        <w:t xml:space="preserve">[CAPTURA 11.1.3 — Detalle lote]</w:t>
-      </w:r>
-      <w:r>
-        <w:t xml:space="preserve">: pantalla con datos del lote arriba; resumen de cantidades (inicial, vendida, muerta, balance); resumen económico (ingresos, gastos, margen); botones para registrar mortalidad, gasto, despacho.</w:t>
+        <w:t xml:space="preserve">[CAPTURA 12.1.2 — Confirmación de cierre]</w:t>
+      </w:r>
+      <w:r>
+        <w:t xml:space="preserve">: diálogo con resumen y botón</w:t>
+      </w:r>
+      <w:r>
+        <w:t xml:space="preserve"> </w:t>
+      </w:r>
+      <w:r>
+        <w:rPr>
+          <w:b/>
+          <w:bCs/>
+        </w:rPr>
+        <w:t xml:space="preserve">Confirmar cierre</w:t>
+      </w:r>
+      <w:r>
+        <w:t xml:space="preserve">.</w:t>
+      </w:r>
+    </w:p>
+    <w:p>
+      <w:pPr>
+        <w:pStyle w:val="BlockText"/>
+      </w:pPr>
+      <w:r>
+        <w:t xml:space="preserve">⚠️ El cierre es una acción</w:t>
+      </w:r>
+      <w:r>
+        <w:t xml:space="preserve"> </w:t>
+      </w:r>
+      <w:r>
+        <w:rPr>
+          <w:b/>
+          <w:bCs/>
+        </w:rPr>
+        <w:t xml:space="preserve">importante</w:t>
+      </w:r>
+      <w:r>
+        <w:t xml:space="preserve">. Una vez confirmado, ningún documento del período puede ser modificado.</w:t>
+      </w:r>
+    </w:p>
+    <w:bookmarkEnd w:id="151"/>
+    <w:bookmarkEnd w:id="152"/>
+    <w:bookmarkStart w:id="154" w:name="revertir-cierre"/>
+    <w:p>
+      <w:pPr>
+        <w:pStyle w:val="Heading2"/>
+      </w:pPr>
+      <w:r>
+        <w:t xml:space="preserve">Revertir cierre</w:t>
       </w:r>
     </w:p>
     <w:p>
@@ -17745,93 +16738,163 @@
         <w:pStyle w:val="FirstParagraph"/>
       </w:pPr>
       <w:r>
-        <w:t xml:space="preserve">Desde el detalle del lote puede:</w:t>
-      </w:r>
-    </w:p>
-    <w:p>
-      <w:pPr>
-        <w:pStyle w:val="Compact"/>
-        <w:numPr>
-          <w:ilvl w:val="0"/>
-          <w:numId w:val="1081"/>
-        </w:numPr>
-      </w:pPr>
-      <w:r>
-        <w:rPr>
-          <w:b/>
-          <w:bCs/>
-        </w:rPr>
-        <w:t xml:space="preserve">Registrar mortalidad</w:t>
-      </w:r>
-      <w:r>
-        <w:t xml:space="preserve"> </w:t>
-      </w:r>
-      <w:r>
-        <w:t xml:space="preserve">(sección siguiente).</w:t>
-      </w:r>
-    </w:p>
-    <w:p>
-      <w:pPr>
-        <w:pStyle w:val="Compact"/>
-        <w:numPr>
-          <w:ilvl w:val="0"/>
-          <w:numId w:val="1081"/>
-        </w:numPr>
-      </w:pPr>
-      <w:r>
-        <w:rPr>
-          <w:b/>
-          <w:bCs/>
-        </w:rPr>
-        <w:t xml:space="preserve">Crear un gasto</w:t>
-      </w:r>
-      <w:r>
-        <w:t xml:space="preserve"> </w:t>
-      </w:r>
-      <w:r>
-        <w:t xml:space="preserve">asociado al lote (alimento, sanidad, etc.).</w:t>
-      </w:r>
-    </w:p>
-    <w:p>
-      <w:pPr>
-        <w:pStyle w:val="Compact"/>
-        <w:numPr>
-          <w:ilvl w:val="0"/>
-          <w:numId w:val="1081"/>
-        </w:numPr>
-      </w:pPr>
-      <w:r>
-        <w:rPr>
-          <w:b/>
-          <w:bCs/>
-        </w:rPr>
-        <w:t xml:space="preserve">Crear un despacho</w:t>
-      </w:r>
-      <w:r>
-        <w:t xml:space="preserve"> </w:t>
-      </w:r>
-      <w:r>
-        <w:t xml:space="preserve">que salga del lote (descuenta cantidad).</w:t>
-      </w:r>
-    </w:p>
-    <w:bookmarkEnd w:id="149"/>
-    <w:bookmarkEnd w:id="150"/>
-    <w:bookmarkStart w:id="153" w:name="mortalidad"/>
+        <w:rPr>
+          <w:b/>
+          <w:bCs/>
+        </w:rPr>
+        <w:t xml:space="preserve">Propósito</w:t>
+      </w:r>
+      <w:r>
+        <w:t xml:space="preserve">: en casos excepcionales (error detectado después del cierre), reabrir un período cerrado.</w:t>
+      </w:r>
+    </w:p>
+    <w:bookmarkStart w:id="153" w:name="pasos-11"/>
+    <w:p>
+      <w:pPr>
+        <w:pStyle w:val="Heading3"/>
+      </w:pPr>
+      <w:r>
+        <w:t xml:space="preserve">Pasos</w:t>
+      </w:r>
+    </w:p>
+    <w:p>
+      <w:pPr>
+        <w:pStyle w:val="Compact"/>
+        <w:numPr>
+          <w:ilvl w:val="0"/>
+          <w:numId w:val="1086"/>
+        </w:numPr>
+      </w:pPr>
+      <w:r>
+        <w:t xml:space="preserve">En la lista de períodos, ubique el período CLOSED.</w:t>
+      </w:r>
+    </w:p>
+    <w:p>
+      <w:pPr>
+        <w:pStyle w:val="Compact"/>
+        <w:numPr>
+          <w:ilvl w:val="0"/>
+          <w:numId w:val="1086"/>
+        </w:numPr>
+      </w:pPr>
+      <w:r>
+        <w:t xml:space="preserve">Pulse</w:t>
+      </w:r>
+      <w:r>
+        <w:t xml:space="preserve"> </w:t>
+      </w:r>
+      <w:r>
+        <w:rPr>
+          <w:b/>
+          <w:bCs/>
+        </w:rPr>
+        <w:t xml:space="preserve">Revertir cierre</w:t>
+      </w:r>
+      <w:r>
+        <w:t xml:space="preserve">.</w:t>
+      </w:r>
+    </w:p>
+    <w:p>
+      <w:pPr>
+        <w:pStyle w:val="Compact"/>
+        <w:numPr>
+          <w:ilvl w:val="0"/>
+          <w:numId w:val="1086"/>
+        </w:numPr>
+      </w:pPr>
+      <w:r>
+        <w:t xml:space="preserve">Indique el</w:t>
+      </w:r>
+      <w:r>
+        <w:t xml:space="preserve"> </w:t>
+      </w:r>
+      <w:r>
+        <w:rPr>
+          <w:b/>
+          <w:bCs/>
+        </w:rPr>
+        <w:t xml:space="preserve">motivo</w:t>
+      </w:r>
+      <w:r>
+        <w:t xml:space="preserve"> </w:t>
+      </w:r>
+      <w:r>
+        <w:t xml:space="preserve">de la reversión.</w:t>
+      </w:r>
+    </w:p>
+    <w:p>
+      <w:pPr>
+        <w:pStyle w:val="Compact"/>
+        <w:numPr>
+          <w:ilvl w:val="0"/>
+          <w:numId w:val="1086"/>
+        </w:numPr>
+      </w:pPr>
+      <w:r>
+        <w:t xml:space="preserve">Confirme.</w:t>
+      </w:r>
+    </w:p>
+    <w:p>
+      <w:pPr>
+        <w:pStyle w:val="FirstParagraph"/>
+      </w:pPr>
+      <w:r>
+        <w:t xml:space="preserve">El sistema:</w:t>
+      </w:r>
+    </w:p>
+    <w:p>
+      <w:pPr>
+        <w:pStyle w:val="Compact"/>
+        <w:numPr>
+          <w:ilvl w:val="0"/>
+          <w:numId w:val="1087"/>
+        </w:numPr>
+      </w:pPr>
+      <w:r>
+        <w:t xml:space="preserve">Reversa los asientos de cierre.</w:t>
+      </w:r>
+    </w:p>
+    <w:p>
+      <w:pPr>
+        <w:pStyle w:val="Compact"/>
+        <w:numPr>
+          <w:ilvl w:val="0"/>
+          <w:numId w:val="1087"/>
+        </w:numPr>
+      </w:pPr>
+      <w:r>
+        <w:t xml:space="preserve">Marca el período como OPEN.</w:t>
+      </w:r>
+    </w:p>
+    <w:p>
+      <w:pPr>
+        <w:pStyle w:val="Compact"/>
+        <w:numPr>
+          <w:ilvl w:val="0"/>
+          <w:numId w:val="1087"/>
+        </w:numPr>
+      </w:pPr>
+      <w:r>
+        <w:t xml:space="preserve">Desbloquea los documentos (vuelven a POSTED).</w:t>
+      </w:r>
+    </w:p>
+    <w:p>
+      <w:pPr>
+        <w:pStyle w:val="BlockText"/>
+      </w:pPr>
+      <w:r>
+        <w:t xml:space="preserve">⚠️ La reversión queda registrada en la auditoría. Use solo en casos justificados.</w:t>
+      </w:r>
+    </w:p>
+    <w:bookmarkEnd w:id="153"/>
+    <w:bookmarkEnd w:id="154"/>
+    <w:bookmarkStart w:id="155" w:name="cierre-anual"/>
     <w:p>
       <w:pPr>
         <w:pStyle w:val="Heading2"/>
       </w:pPr>
       <w:r>
-        <w:rPr>
-          <w:rStyle w:val="SectionNumber"/>
-        </w:rPr>
-        <w:t xml:space="preserve">12.2</w:t>
-      </w:r>
-      <w:r>
-        <w:tab/>
-      </w:r>
-      <w:r>
-        <w:t xml:space="preserve">Mortalidad</w:t>
+        <w:t xml:space="preserve">Cierre anual</w:t>
       </w:r>
     </w:p>
     <w:p>
@@ -17839,6 +16902,69 @@
         <w:pStyle w:val="FirstParagraph"/>
       </w:pPr>
       <w:r>
+        <w:t xml:space="preserve">El cierre anual sigue el mismo principio del cierre mensual, pero adicionalmente:</w:t>
+      </w:r>
+    </w:p>
+    <w:p>
+      <w:pPr>
+        <w:pStyle w:val="Compact"/>
+        <w:numPr>
+          <w:ilvl w:val="0"/>
+          <w:numId w:val="1088"/>
+        </w:numPr>
+      </w:pPr>
+      <w:r>
+        <w:t xml:space="preserve">Cierra todas las cuentas de resultado del ejercicio.</w:t>
+      </w:r>
+    </w:p>
+    <w:p>
+      <w:pPr>
+        <w:pStyle w:val="Compact"/>
+        <w:numPr>
+          <w:ilvl w:val="0"/>
+          <w:numId w:val="1088"/>
+        </w:numPr>
+      </w:pPr>
+      <w:r>
+        <w:t xml:space="preserve">Transfiere el resultado al patrimonio.</w:t>
+      </w:r>
+    </w:p>
+    <w:p>
+      <w:pPr>
+        <w:pStyle w:val="Compact"/>
+        <w:numPr>
+          <w:ilvl w:val="0"/>
+          <w:numId w:val="1088"/>
+        </w:numPr>
+      </w:pPr>
+      <w:r>
+        <w:t xml:space="preserve">Establece el saldo de apertura del ejercicio siguiente.</w:t>
+      </w:r>
+    </w:p>
+    <w:p>
+      <w:pPr>
+        <w:pStyle w:val="FirstParagraph"/>
+      </w:pPr>
+      <w:r>
+        <w:t xml:space="preserve">El procedimiento exacto depende de la configuración de su organización. Consulte con su contador titular antes de ejecutarlo.</w:t>
+      </w:r>
+    </w:p>
+    <w:bookmarkEnd w:id="155"/>
+    <w:bookmarkEnd w:id="156"/>
+    <w:bookmarkStart w:id="160" w:name="reportes-informes"/>
+    <w:p>
+      <w:pPr>
+        <w:pStyle w:val="Heading1"/>
+      </w:pPr>
+      <w:r>
+        <w:t xml:space="preserve">Reportes (Informes)</w:t>
+      </w:r>
+    </w:p>
+    <w:p>
+      <w:pPr>
+        <w:pStyle w:val="FirstParagraph"/>
+      </w:pPr>
+      <w:r>
         <w:rPr>
           <w:b/>
           <w:bCs/>
@@ -17846,20 +16972,39 @@
         <w:t xml:space="preserve">Cómo llegar</w:t>
       </w:r>
       <w:r>
-        <w:t xml:space="preserve">: dentro del detalle del lote, pulse</w:t>
-      </w:r>
-      <w:r>
-        <w:t xml:space="preserve"> </w:t>
-      </w:r>
-      <w:r>
-        <w:rPr>
-          <w:b/>
-          <w:bCs/>
-        </w:rPr>
-        <w:t xml:space="preserve">Registrar mortalidad</w:t>
-      </w:r>
-      <w:r>
-        <w:t xml:space="preserve">.</w:t>
+        <w:t xml:space="preserve">: módulo</w:t>
+      </w:r>
+      <w:r>
+        <w:t xml:space="preserve"> </w:t>
+      </w:r>
+      <w:r>
+        <w:rPr>
+          <w:b/>
+          <w:bCs/>
+        </w:rPr>
+        <w:t xml:space="preserve">Contabilidad</w:t>
+      </w:r>
+      <w:r>
+        <w:t xml:space="preserve"> </w:t>
+      </w:r>
+      <w:r>
+        <w:t xml:space="preserve">→ ítem</w:t>
+      </w:r>
+      <w:r>
+        <w:t xml:space="preserve"> </w:t>
+      </w:r>
+      <w:r>
+        <w:rPr>
+          <w:b/>
+          <w:bCs/>
+        </w:rPr>
+        <w:t xml:space="preserve">Informes</w:t>
+      </w:r>
+      <w:r>
+        <w:t xml:space="preserve"> </w:t>
+      </w:r>
+      <w:r>
+        <w:t xml:space="preserve">del sidebar.</w:t>
       </w:r>
     </w:p>
     <w:p>
@@ -17874,7 +17019,23 @@
         <w:t xml:space="preserve">Propósito</w:t>
       </w:r>
       <w:r>
-        <w:t xml:space="preserve">: descontar aves muertas del balance del lote y registrar el evento para análisis.</w:t>
+        <w:t xml:space="preserve">: catálogo unificado de informes operativos y financieros. Es el</w:t>
+      </w:r>
+      <w:r>
+        <w:t xml:space="preserve"> </w:t>
+      </w:r>
+      <w:r>
+        <w:rPr>
+          <w:b/>
+          <w:bCs/>
+        </w:rPr>
+        <w:t xml:space="preserve">punto de acceso principal</w:t>
+      </w:r>
+      <w:r>
+        <w:t xml:space="preserve"> </w:t>
+      </w:r>
+      <w:r>
+        <w:t xml:space="preserve">para pantallas como Balance General, Cuentas por Cobrar y por Pagar, Cierre Mensual y otras que no aparecen como ítems directos del sidebar.</w:t>
       </w:r>
     </w:p>
     <w:p>
@@ -17892,1152 +17053,17 @@
           <w:b/>
           <w:bCs/>
         </w:rPr>
-        <w:t xml:space="preserve">[CAPTURA 11.2 — Registro de mortalidad]</w:t>
-      </w:r>
-      <w:r>
-        <w:t xml:space="preserve">: diálogo con Fecha, Cantidad de aves, Causa (opcional), Observaciones.</w:t>
-      </w:r>
-    </w:p>
-    <w:bookmarkStart w:id="151" w:name="pasos-11"/>
-    <w:p>
-      <w:pPr>
-        <w:pStyle w:val="Heading3"/>
-      </w:pPr>
-      <w:r>
-        <w:rPr>
-          <w:rStyle w:val="SectionNumber"/>
-        </w:rPr>
-        <w:t xml:space="preserve">12.2.1</w:t>
-      </w:r>
-      <w:r>
-        <w:tab/>
-      </w:r>
-      <w:r>
-        <w:t xml:space="preserve">Pasos</w:t>
-      </w:r>
-    </w:p>
-    <w:p>
-      <w:pPr>
-        <w:pStyle w:val="Compact"/>
-        <w:numPr>
-          <w:ilvl w:val="0"/>
-          <w:numId w:val="1082"/>
-        </w:numPr>
-      </w:pPr>
-      <w:r>
-        <w:t xml:space="preserve">Ingrese</w:t>
-      </w:r>
-      <w:r>
-        <w:t xml:space="preserve"> </w:t>
-      </w:r>
-      <w:r>
-        <w:rPr>
-          <w:b/>
-          <w:bCs/>
-        </w:rPr>
-        <w:t xml:space="preserve">fecha</w:t>
-      </w:r>
-      <w:r>
-        <w:t xml:space="preserve"> </w:t>
-      </w:r>
-      <w:r>
-        <w:t xml:space="preserve">del evento.</w:t>
-      </w:r>
-    </w:p>
-    <w:p>
-      <w:pPr>
-        <w:pStyle w:val="Compact"/>
-        <w:numPr>
-          <w:ilvl w:val="0"/>
-          <w:numId w:val="1082"/>
-        </w:numPr>
-      </w:pPr>
-      <w:r>
-        <w:t xml:space="preserve">Ingrese</w:t>
-      </w:r>
-      <w:r>
-        <w:t xml:space="preserve"> </w:t>
-      </w:r>
-      <w:r>
-        <w:rPr>
-          <w:b/>
-          <w:bCs/>
-        </w:rPr>
-        <w:t xml:space="preserve">cantidad de aves muertas</w:t>
-      </w:r>
-      <w:r>
-        <w:t xml:space="preserve">.</w:t>
-      </w:r>
-    </w:p>
-    <w:p>
-      <w:pPr>
-        <w:pStyle w:val="Compact"/>
-        <w:numPr>
-          <w:ilvl w:val="0"/>
-          <w:numId w:val="1082"/>
-        </w:numPr>
-      </w:pPr>
-      <w:r>
-        <w:t xml:space="preserve">Seleccione la</w:t>
-      </w:r>
-      <w:r>
-        <w:t xml:space="preserve"> </w:t>
-      </w:r>
-      <w:r>
-        <w:rPr>
-          <w:b/>
-          <w:bCs/>
-        </w:rPr>
-        <w:t xml:space="preserve">causa</w:t>
-      </w:r>
-      <w:r>
-        <w:t xml:space="preserve"> </w:t>
-      </w:r>
-      <w:r>
-        <w:t xml:space="preserve">(lista predefinida) o deje en blanco.</w:t>
-      </w:r>
-    </w:p>
-    <w:p>
-      <w:pPr>
-        <w:pStyle w:val="Compact"/>
-        <w:numPr>
-          <w:ilvl w:val="0"/>
-          <w:numId w:val="1082"/>
-        </w:numPr>
-      </w:pPr>
-      <w:r>
-        <w:t xml:space="preserve">Pulse</w:t>
-      </w:r>
-      <w:r>
-        <w:t xml:space="preserve"> </w:t>
-      </w:r>
-      <w:r>
-        <w:rPr>
-          <w:b/>
-          <w:bCs/>
-        </w:rPr>
-        <w:t xml:space="preserve">Guardar</w:t>
-      </w:r>
-      <w:r>
-        <w:t xml:space="preserve">.</w:t>
-      </w:r>
-    </w:p>
-    <w:p>
-      <w:pPr>
-        <w:pStyle w:val="FirstParagraph"/>
-      </w:pPr>
-      <w:r>
-        <w:t xml:space="preserve">El sistema actualiza el balance del lote inmediatamente. Si está configurado, también genera un asiento de gasto por la pérdida.</w:t>
-      </w:r>
-    </w:p>
-    <w:bookmarkEnd w:id="151"/>
-    <w:bookmarkStart w:id="152" w:name="validaciones-8"/>
-    <w:p>
-      <w:pPr>
-        <w:pStyle w:val="Heading3"/>
-      </w:pPr>
-      <w:r>
-        <w:rPr>
-          <w:rStyle w:val="SectionNumber"/>
-        </w:rPr>
-        <w:t xml:space="preserve">12.2.2</w:t>
-      </w:r>
-      <w:r>
-        <w:tab/>
-      </w:r>
-      <w:r>
-        <w:t xml:space="preserve">Validaciones</w:t>
-      </w:r>
-    </w:p>
-    <w:p>
-      <w:pPr>
-        <w:pStyle w:val="Compact"/>
-        <w:numPr>
-          <w:ilvl w:val="0"/>
-          <w:numId w:val="1083"/>
-        </w:numPr>
-      </w:pPr>
-      <w:r>
-        <w:t xml:space="preserve">Cantidad &gt; 0 y ≤ cantidad actual del lote.</w:t>
-      </w:r>
-    </w:p>
-    <w:p>
-      <w:pPr>
-        <w:pStyle w:val="Compact"/>
-        <w:numPr>
-          <w:ilvl w:val="0"/>
-          <w:numId w:val="1083"/>
-        </w:numPr>
-      </w:pPr>
-      <w:r>
-        <w:t xml:space="preserve">Fecha no posterior a hoy.</w:t>
-      </w:r>
-    </w:p>
-    <w:bookmarkEnd w:id="152"/>
-    <w:bookmarkEnd w:id="153"/>
-    <w:bookmarkStart w:id="154" w:name="resumen-económico-por-lote"/>
+        <w:t xml:space="preserve">[CAPTURA 13.1 — Catálogo de reportes]</w:t>
+      </w:r>
+      <w:r>
+        <w:t xml:space="preserve">: pantalla con tarjetas agrupadas por categoría (Financieros, Tributarios, Operativos, Avícola, Auditoría).</w:t>
+      </w:r>
+    </w:p>
+    <w:bookmarkStart w:id="157" w:name="categorías-de-reportes"/>
     <w:p>
       <w:pPr>
         <w:pStyle w:val="Heading2"/>
       </w:pPr>
-      <w:r>
-        <w:rPr>
-          <w:rStyle w:val="SectionNumber"/>
-        </w:rPr>
-        <w:t xml:space="preserve">12.3</w:t>
-      </w:r>
-      <w:r>
-        <w:tab/>
-      </w:r>
-      <w:r>
-        <w:t xml:space="preserve">Resumen económico por lote</w:t>
-      </w:r>
-    </w:p>
-    <w:p>
-      <w:pPr>
-        <w:pStyle w:val="FirstParagraph"/>
-      </w:pPr>
-      <w:r>
-        <w:t xml:space="preserve">El detalle del lote muestra siempre:</w:t>
-      </w:r>
-    </w:p>
-    <w:p>
-      <w:pPr>
-        <w:pStyle w:val="Compact"/>
-        <w:numPr>
-          <w:ilvl w:val="0"/>
-          <w:numId w:val="1084"/>
-        </w:numPr>
-      </w:pPr>
-      <w:r>
-        <w:rPr>
-          <w:b/>
-          <w:bCs/>
-        </w:rPr>
-        <w:t xml:space="preserve">Ingresos</w:t>
-      </w:r>
-      <w:r>
-        <w:t xml:space="preserve">: suma de despachos asociados al lote.</w:t>
-      </w:r>
-    </w:p>
-    <w:p>
-      <w:pPr>
-        <w:pStyle w:val="Compact"/>
-        <w:numPr>
-          <w:ilvl w:val="0"/>
-          <w:numId w:val="1084"/>
-        </w:numPr>
-      </w:pPr>
-      <w:r>
-        <w:rPr>
-          <w:b/>
-          <w:bCs/>
-        </w:rPr>
-        <w:t xml:space="preserve">Gastos</w:t>
-      </w:r>
-      <w:r>
-        <w:t xml:space="preserve">: suma de compras y gastos asociados al lote.</w:t>
-      </w:r>
-    </w:p>
-    <w:p>
-      <w:pPr>
-        <w:pStyle w:val="Compact"/>
-        <w:numPr>
-          <w:ilvl w:val="0"/>
-          <w:numId w:val="1084"/>
-        </w:numPr>
-      </w:pPr>
-      <w:r>
-        <w:rPr>
-          <w:b/>
-          <w:bCs/>
-        </w:rPr>
-        <w:t xml:space="preserve">Margen</w:t>
-      </w:r>
-      <w:r>
-        <w:t xml:space="preserve">: ingresos − gastos.</w:t>
-      </w:r>
-    </w:p>
-    <w:p>
-      <w:pPr>
-        <w:pStyle w:val="Compact"/>
-        <w:numPr>
-          <w:ilvl w:val="0"/>
-          <w:numId w:val="1084"/>
-        </w:numPr>
-      </w:pPr>
-      <w:r>
-        <w:rPr>
-          <w:b/>
-          <w:bCs/>
-        </w:rPr>
-        <w:t xml:space="preserve">Margen por ave inicial</w:t>
-      </w:r>
-      <w:r>
-        <w:t xml:space="preserve">: margen / cantidad inicial.</w:t>
-      </w:r>
-    </w:p>
-    <w:p>
-      <w:pPr>
-        <w:pStyle w:val="BlockText"/>
-      </w:pPr>
-      <w:r>
-        <w:t xml:space="preserve">💡 Use el margen por ave como KPI principal para comparar lotes entre sí.</w:t>
-      </w:r>
-    </w:p>
-    <w:bookmarkEnd w:id="154"/>
-    <w:bookmarkEnd w:id="155"/>
-    <w:bookmarkStart w:id="162" w:name="cierres"/>
-    <w:p>
-      <w:pPr>
-        <w:pStyle w:val="Heading1"/>
-      </w:pPr>
-      <w:r>
-        <w:rPr>
-          <w:rStyle w:val="SectionNumber"/>
-        </w:rPr>
-        <w:t xml:space="preserve">13</w:t>
-      </w:r>
-      <w:r>
-        <w:tab/>
-      </w:r>
-      <w:r>
-        <w:t xml:space="preserve">Cierres</w:t>
-      </w:r>
-    </w:p>
-    <w:bookmarkStart w:id="158" w:name="cierre-mensual"/>
-    <w:p>
-      <w:pPr>
-        <w:pStyle w:val="Heading2"/>
-      </w:pPr>
-      <w:r>
-        <w:rPr>
-          <w:rStyle w:val="SectionNumber"/>
-        </w:rPr>
-        <w:t xml:space="preserve">13.1</w:t>
-      </w:r>
-      <w:r>
-        <w:tab/>
-      </w:r>
-      <w:r>
-        <w:t xml:space="preserve">Cierre mensual</w:t>
-      </w:r>
-    </w:p>
-    <w:p>
-      <w:pPr>
-        <w:pStyle w:val="FirstParagraph"/>
-      </w:pPr>
-      <w:r>
-        <w:rPr>
-          <w:b/>
-          <w:bCs/>
-        </w:rPr>
-        <w:t xml:space="preserve">Cómo llegar</w:t>
-      </w:r>
-      <w:r>
-        <w:t xml:space="preserve">: módulo</w:t>
-      </w:r>
-      <w:r>
-        <w:t xml:space="preserve"> </w:t>
-      </w:r>
-      <w:r>
-        <w:rPr>
-          <w:b/>
-          <w:bCs/>
-        </w:rPr>
-        <w:t xml:space="preserve">Contabilidad</w:t>
-      </w:r>
-      <w:r>
-        <w:t xml:space="preserve"> </w:t>
-      </w:r>
-      <w:r>
-        <w:t xml:space="preserve">→ ítem</w:t>
-      </w:r>
-      <w:r>
-        <w:t xml:space="preserve"> </w:t>
-      </w:r>
-      <w:r>
-        <w:rPr>
-          <w:b/>
-          <w:bCs/>
-        </w:rPr>
-        <w:t xml:space="preserve">Informes</w:t>
-      </w:r>
-      <w:r>
-        <w:t xml:space="preserve"> </w:t>
-      </w:r>
-      <w:r>
-        <w:t xml:space="preserve">→ reporte</w:t>
-      </w:r>
-      <w:r>
-        <w:t xml:space="preserve"> </w:t>
-      </w:r>
-      <w:r>
-        <w:rPr>
-          <w:b/>
-          <w:bCs/>
-        </w:rPr>
-        <w:t xml:space="preserve">Cierre Mensual</w:t>
-      </w:r>
-      <w:r>
-        <w:t xml:space="preserve">.</w:t>
-      </w:r>
-    </w:p>
-    <w:p>
-      <w:pPr>
-        <w:pStyle w:val="BodyText"/>
-      </w:pPr>
-      <w:r>
-        <w:rPr>
-          <w:b/>
-          <w:bCs/>
-        </w:rPr>
-        <w:t xml:space="preserve">Quién</w:t>
-      </w:r>
-      <w:r>
-        <w:t xml:space="preserve">: Contador.</w:t>
-      </w:r>
-    </w:p>
-    <w:p>
-      <w:pPr>
-        <w:pStyle w:val="BodyText"/>
-      </w:pPr>
-      <w:r>
-        <w:rPr>
-          <w:b/>
-          <w:bCs/>
-        </w:rPr>
-        <w:t xml:space="preserve">Propósito</w:t>
-      </w:r>
-      <w:r>
-        <w:t xml:space="preserve">: cerrar un período fiscal para impedir modificaciones posteriores y consolidar los saldos. El cierre es prerrequisito para la presentación tributaria y los estados financieros oficiales.</w:t>
-      </w:r>
-    </w:p>
-    <w:p>
-      <w:pPr>
-        <w:pStyle w:val="BlockText"/>
-      </w:pPr>
-      <w:r>
-        <w:t xml:space="preserve">📷</w:t>
-      </w:r>
-      <w:r>
-        <w:t xml:space="preserve"> </w:t>
-      </w:r>
-      <w:r>
-        <w:rPr>
-          <w:b/>
-          <w:bCs/>
-        </w:rPr>
-        <w:t xml:space="preserve">[CAPTURA 12.1.1 — Cierre Mensual]</w:t>
-      </w:r>
-      <w:r>
-        <w:t xml:space="preserve">: pantalla con lista de períodos OPEN, botón</w:t>
-      </w:r>
-      <w:r>
-        <w:t xml:space="preserve"> </w:t>
-      </w:r>
-      <w:r>
-        <w:rPr>
-          <w:b/>
-          <w:bCs/>
-        </w:rPr>
-        <w:t xml:space="preserve">Iniciar cierre</w:t>
-      </w:r>
-      <w:r>
-        <w:t xml:space="preserve"> </w:t>
-      </w:r>
-      <w:r>
-        <w:t xml:space="preserve">por período.</w:t>
-      </w:r>
-    </w:p>
-    <w:bookmarkStart w:id="156" w:name="pre-requisitos"/>
-    <w:p>
-      <w:pPr>
-        <w:pStyle w:val="Heading3"/>
-      </w:pPr>
-      <w:r>
-        <w:rPr>
-          <w:rStyle w:val="SectionNumber"/>
-        </w:rPr>
-        <w:t xml:space="preserve">13.1.1</w:t>
-      </w:r>
-      <w:r>
-        <w:tab/>
-      </w:r>
-      <w:r>
-        <w:t xml:space="preserve">Pre-requisitos</w:t>
-      </w:r>
-    </w:p>
-    <w:p>
-      <w:pPr>
-        <w:pStyle w:val="FirstParagraph"/>
-      </w:pPr>
-      <w:r>
-        <w:t xml:space="preserve">Antes de cerrar un período, verifique:</w:t>
-      </w:r>
-    </w:p>
-    <w:p>
-      <w:pPr>
-        <w:pStyle w:val="Compact"/>
-        <w:numPr>
-          <w:ilvl w:val="0"/>
-          <w:numId w:val="1085"/>
-        </w:numPr>
-      </w:pPr>
-      <w:r>
-        <w:t xml:space="preserve">✅ Todos los asientos del período están en estado POSTED (no quedan DRAFT).</w:t>
-      </w:r>
-    </w:p>
-    <w:p>
-      <w:pPr>
-        <w:pStyle w:val="Compact"/>
-        <w:numPr>
-          <w:ilvl w:val="0"/>
-          <w:numId w:val="1085"/>
-        </w:numPr>
-      </w:pPr>
-      <w:r>
-        <w:t xml:space="preserve">✅ Balance de Comprobación cuadra (Débitos = Créditos).</w:t>
-      </w:r>
-    </w:p>
-    <w:p>
-      <w:pPr>
-        <w:pStyle w:val="Compact"/>
-        <w:numPr>
-          <w:ilvl w:val="0"/>
-          <w:numId w:val="1085"/>
-        </w:numPr>
-      </w:pPr>
-      <w:r>
-        <w:t xml:space="preserve">✅ Libros IVA del período están generados y revisados.</w:t>
-      </w:r>
-    </w:p>
-    <w:p>
-      <w:pPr>
-        <w:pStyle w:val="Compact"/>
-        <w:numPr>
-          <w:ilvl w:val="0"/>
-          <w:numId w:val="1085"/>
-        </w:numPr>
-      </w:pPr>
-      <w:r>
-        <w:t xml:space="preserve">✅ Ajustes contables hechos (en Hoja de Trabajo).</w:t>
-      </w:r>
-    </w:p>
-    <w:bookmarkEnd w:id="156"/>
-    <w:bookmarkStart w:id="157" w:name="pasos-para-cerrar"/>
-    <w:p>
-      <w:pPr>
-        <w:pStyle w:val="Heading3"/>
-      </w:pPr>
-      <w:r>
-        <w:rPr>
-          <w:rStyle w:val="SectionNumber"/>
-        </w:rPr>
-        <w:t xml:space="preserve">13.1.2</w:t>
-      </w:r>
-      <w:r>
-        <w:tab/>
-      </w:r>
-      <w:r>
-        <w:t xml:space="preserve">Pasos para cerrar</w:t>
-      </w:r>
-    </w:p>
-    <w:p>
-      <w:pPr>
-        <w:pStyle w:val="Compact"/>
-        <w:numPr>
-          <w:ilvl w:val="0"/>
-          <w:numId w:val="1086"/>
-        </w:numPr>
-      </w:pPr>
-      <w:r>
-        <w:t xml:space="preserve">Pulse</w:t>
-      </w:r>
-      <w:r>
-        <w:t xml:space="preserve"> </w:t>
-      </w:r>
-      <w:r>
-        <w:rPr>
-          <w:b/>
-          <w:bCs/>
-        </w:rPr>
-        <w:t xml:space="preserve">Iniciar cierre</w:t>
-      </w:r>
-      <w:r>
-        <w:t xml:space="preserve"> </w:t>
-      </w:r>
-      <w:r>
-        <w:t xml:space="preserve">en el período correspondiente.</w:t>
-      </w:r>
-    </w:p>
-    <w:p>
-      <w:pPr>
-        <w:pStyle w:val="Compact"/>
-        <w:numPr>
-          <w:ilvl w:val="0"/>
-          <w:numId w:val="1086"/>
-        </w:numPr>
-      </w:pPr>
-      <w:r>
-        <w:t xml:space="preserve">El sistema lanza una</w:t>
-      </w:r>
-      <w:r>
-        <w:t xml:space="preserve"> </w:t>
-      </w:r>
-      <w:r>
-        <w:rPr>
-          <w:b/>
-          <w:bCs/>
-        </w:rPr>
-        <w:t xml:space="preserve">revisión automática</w:t>
-      </w:r>
-      <w:r>
-        <w:t xml:space="preserve"> </w:t>
-      </w:r>
-      <w:r>
-        <w:t xml:space="preserve">de los pre-requisitos.</w:t>
-      </w:r>
-    </w:p>
-    <w:p>
-      <w:pPr>
-        <w:pStyle w:val="Compact"/>
-        <w:numPr>
-          <w:ilvl w:val="0"/>
-          <w:numId w:val="1086"/>
-        </w:numPr>
-      </w:pPr>
-      <w:r>
-        <w:t xml:space="preserve">Si hay incumplimientos, los muestra como lista de errores. Resuélvalos antes de continuar.</w:t>
-      </w:r>
-    </w:p>
-    <w:p>
-      <w:pPr>
-        <w:pStyle w:val="Compact"/>
-        <w:numPr>
-          <w:ilvl w:val="0"/>
-          <w:numId w:val="1086"/>
-        </w:numPr>
-      </w:pPr>
-      <w:r>
-        <w:t xml:space="preserve">Si la revisión pasa, el sistema muestra un resumen del cierre con los asientos que generará.</w:t>
-      </w:r>
-    </w:p>
-    <w:p>
-      <w:pPr>
-        <w:pStyle w:val="Compact"/>
-        <w:numPr>
-          <w:ilvl w:val="0"/>
-          <w:numId w:val="1086"/>
-        </w:numPr>
-      </w:pPr>
-      <w:r>
-        <w:t xml:space="preserve">Pulse</w:t>
-      </w:r>
-      <w:r>
-        <w:t xml:space="preserve"> </w:t>
-      </w:r>
-      <w:r>
-        <w:rPr>
-          <w:b/>
-          <w:bCs/>
-        </w:rPr>
-        <w:t xml:space="preserve">Confirmar cierre</w:t>
-      </w:r>
-      <w:r>
-        <w:t xml:space="preserve">.</w:t>
-      </w:r>
-    </w:p>
-    <w:p>
-      <w:pPr>
-        <w:pStyle w:val="Compact"/>
-        <w:numPr>
-          <w:ilvl w:val="0"/>
-          <w:numId w:val="1086"/>
-        </w:numPr>
-      </w:pPr>
-      <w:r>
-        <w:t xml:space="preserve">El sistema:</w:t>
-      </w:r>
-    </w:p>
-    <w:p>
-      <w:pPr>
-        <w:pStyle w:val="Compact"/>
-        <w:numPr>
-          <w:ilvl w:val="1"/>
-          <w:numId w:val="1087"/>
-        </w:numPr>
-      </w:pPr>
-      <w:r>
-        <w:t xml:space="preserve">Genera los asientos de cierre (cierre de cuentas de resultado, transferencia al patrimonio).</w:t>
-      </w:r>
-    </w:p>
-    <w:p>
-      <w:pPr>
-        <w:pStyle w:val="Compact"/>
-        <w:numPr>
-          <w:ilvl w:val="1"/>
-          <w:numId w:val="1087"/>
-        </w:numPr>
-      </w:pPr>
-      <w:r>
-        <w:t xml:space="preserve">Marca el período como CLOSED.</w:t>
-      </w:r>
-    </w:p>
-    <w:p>
-      <w:pPr>
-        <w:pStyle w:val="Compact"/>
-        <w:numPr>
-          <w:ilvl w:val="1"/>
-          <w:numId w:val="1087"/>
-        </w:numPr>
-      </w:pPr>
-      <w:r>
-        <w:t xml:space="preserve">Bloquea todos los documentos del período (pasan a LOCKED).</w:t>
-      </w:r>
-    </w:p>
-    <w:p>
-      <w:pPr>
-        <w:pStyle w:val="BlockText"/>
-      </w:pPr>
-      <w:r>
-        <w:t xml:space="preserve">📷</w:t>
-      </w:r>
-      <w:r>
-        <w:t xml:space="preserve"> </w:t>
-      </w:r>
-      <w:r>
-        <w:rPr>
-          <w:b/>
-          <w:bCs/>
-        </w:rPr>
-        <w:t xml:space="preserve">[CAPTURA 12.1.2 — Confirmación de cierre]</w:t>
-      </w:r>
-      <w:r>
-        <w:t xml:space="preserve">: diálogo con resumen y botón</w:t>
-      </w:r>
-      <w:r>
-        <w:t xml:space="preserve"> </w:t>
-      </w:r>
-      <w:r>
-        <w:rPr>
-          <w:b/>
-          <w:bCs/>
-        </w:rPr>
-        <w:t xml:space="preserve">Confirmar cierre</w:t>
-      </w:r>
-      <w:r>
-        <w:t xml:space="preserve">.</w:t>
-      </w:r>
-    </w:p>
-    <w:p>
-      <w:pPr>
-        <w:pStyle w:val="BlockText"/>
-      </w:pPr>
-      <w:r>
-        <w:t xml:space="preserve">⚠️ El cierre es una acción</w:t>
-      </w:r>
-      <w:r>
-        <w:t xml:space="preserve"> </w:t>
-      </w:r>
-      <w:r>
-        <w:rPr>
-          <w:b/>
-          <w:bCs/>
-        </w:rPr>
-        <w:t xml:space="preserve">importante</w:t>
-      </w:r>
-      <w:r>
-        <w:t xml:space="preserve">. Una vez confirmado, ningún documento del período puede ser modificado.</w:t>
-      </w:r>
-    </w:p>
-    <w:bookmarkEnd w:id="157"/>
-    <w:bookmarkEnd w:id="158"/>
-    <w:bookmarkStart w:id="160" w:name="revertir-cierre"/>
-    <w:p>
-      <w:pPr>
-        <w:pStyle w:val="Heading2"/>
-      </w:pPr>
-      <w:r>
-        <w:rPr>
-          <w:rStyle w:val="SectionNumber"/>
-        </w:rPr>
-        <w:t xml:space="preserve">13.2</w:t>
-      </w:r>
-      <w:r>
-        <w:tab/>
-      </w:r>
-      <w:r>
-        <w:t xml:space="preserve">Revertir cierre</w:t>
-      </w:r>
-    </w:p>
-    <w:p>
-      <w:pPr>
-        <w:pStyle w:val="FirstParagraph"/>
-      </w:pPr>
-      <w:r>
-        <w:rPr>
-          <w:b/>
-          <w:bCs/>
-        </w:rPr>
-        <w:t xml:space="preserve">Propósito</w:t>
-      </w:r>
-      <w:r>
-        <w:t xml:space="preserve">: en casos excepcionales (error detectado después del cierre), reabrir un período cerrado.</w:t>
-      </w:r>
-    </w:p>
-    <w:bookmarkStart w:id="159" w:name="pasos-12"/>
-    <w:p>
-      <w:pPr>
-        <w:pStyle w:val="Heading3"/>
-      </w:pPr>
-      <w:r>
-        <w:rPr>
-          <w:rStyle w:val="SectionNumber"/>
-        </w:rPr>
-        <w:t xml:space="preserve">13.2.1</w:t>
-      </w:r>
-      <w:r>
-        <w:tab/>
-      </w:r>
-      <w:r>
-        <w:t xml:space="preserve">Pasos</w:t>
-      </w:r>
-    </w:p>
-    <w:p>
-      <w:pPr>
-        <w:pStyle w:val="Compact"/>
-        <w:numPr>
-          <w:ilvl w:val="0"/>
-          <w:numId w:val="1088"/>
-        </w:numPr>
-      </w:pPr>
-      <w:r>
-        <w:t xml:space="preserve">En la lista de períodos, ubique el período CLOSED.</w:t>
-      </w:r>
-    </w:p>
-    <w:p>
-      <w:pPr>
-        <w:pStyle w:val="Compact"/>
-        <w:numPr>
-          <w:ilvl w:val="0"/>
-          <w:numId w:val="1088"/>
-        </w:numPr>
-      </w:pPr>
-      <w:r>
-        <w:t xml:space="preserve">Pulse</w:t>
-      </w:r>
-      <w:r>
-        <w:t xml:space="preserve"> </w:t>
-      </w:r>
-      <w:r>
-        <w:rPr>
-          <w:b/>
-          <w:bCs/>
-        </w:rPr>
-        <w:t xml:space="preserve">Revertir cierre</w:t>
-      </w:r>
-      <w:r>
-        <w:t xml:space="preserve">.</w:t>
-      </w:r>
-    </w:p>
-    <w:p>
-      <w:pPr>
-        <w:pStyle w:val="Compact"/>
-        <w:numPr>
-          <w:ilvl w:val="0"/>
-          <w:numId w:val="1088"/>
-        </w:numPr>
-      </w:pPr>
-      <w:r>
-        <w:t xml:space="preserve">Indique el</w:t>
-      </w:r>
-      <w:r>
-        <w:t xml:space="preserve"> </w:t>
-      </w:r>
-      <w:r>
-        <w:rPr>
-          <w:b/>
-          <w:bCs/>
-        </w:rPr>
-        <w:t xml:space="preserve">motivo</w:t>
-      </w:r>
-      <w:r>
-        <w:t xml:space="preserve"> </w:t>
-      </w:r>
-      <w:r>
-        <w:t xml:space="preserve">de la reversión.</w:t>
-      </w:r>
-    </w:p>
-    <w:p>
-      <w:pPr>
-        <w:pStyle w:val="Compact"/>
-        <w:numPr>
-          <w:ilvl w:val="0"/>
-          <w:numId w:val="1088"/>
-        </w:numPr>
-      </w:pPr>
-      <w:r>
-        <w:t xml:space="preserve">Confirme.</w:t>
-      </w:r>
-    </w:p>
-    <w:p>
-      <w:pPr>
-        <w:pStyle w:val="FirstParagraph"/>
-      </w:pPr>
-      <w:r>
-        <w:t xml:space="preserve">El sistema:</w:t>
-      </w:r>
-    </w:p>
-    <w:p>
-      <w:pPr>
-        <w:pStyle w:val="Compact"/>
-        <w:numPr>
-          <w:ilvl w:val="0"/>
-          <w:numId w:val="1089"/>
-        </w:numPr>
-      </w:pPr>
-      <w:r>
-        <w:t xml:space="preserve">Reversa los asientos de cierre.</w:t>
-      </w:r>
-    </w:p>
-    <w:p>
-      <w:pPr>
-        <w:pStyle w:val="Compact"/>
-        <w:numPr>
-          <w:ilvl w:val="0"/>
-          <w:numId w:val="1089"/>
-        </w:numPr>
-      </w:pPr>
-      <w:r>
-        <w:t xml:space="preserve">Marca el período como OPEN.</w:t>
-      </w:r>
-    </w:p>
-    <w:p>
-      <w:pPr>
-        <w:pStyle w:val="Compact"/>
-        <w:numPr>
-          <w:ilvl w:val="0"/>
-          <w:numId w:val="1089"/>
-        </w:numPr>
-      </w:pPr>
-      <w:r>
-        <w:t xml:space="preserve">Desbloquea los documentos (vuelven a POSTED).</w:t>
-      </w:r>
-    </w:p>
-    <w:p>
-      <w:pPr>
-        <w:pStyle w:val="BlockText"/>
-      </w:pPr>
-      <w:r>
-        <w:t xml:space="preserve">⚠️ La reversión queda registrada en la auditoría. Use solo en casos justificados.</w:t>
-      </w:r>
-    </w:p>
-    <w:bookmarkEnd w:id="159"/>
-    <w:bookmarkEnd w:id="160"/>
-    <w:bookmarkStart w:id="161" w:name="cierre-anual"/>
-    <w:p>
-      <w:pPr>
-        <w:pStyle w:val="Heading2"/>
-      </w:pPr>
-      <w:r>
-        <w:rPr>
-          <w:rStyle w:val="SectionNumber"/>
-        </w:rPr>
-        <w:t xml:space="preserve">13.3</w:t>
-      </w:r>
-      <w:r>
-        <w:tab/>
-      </w:r>
-      <w:r>
-        <w:t xml:space="preserve">Cierre anual</w:t>
-      </w:r>
-    </w:p>
-    <w:p>
-      <w:pPr>
-        <w:pStyle w:val="FirstParagraph"/>
-      </w:pPr>
-      <w:r>
-        <w:t xml:space="preserve">El cierre anual sigue el mismo principio del cierre mensual, pero adicionalmente:</w:t>
-      </w:r>
-    </w:p>
-    <w:p>
-      <w:pPr>
-        <w:pStyle w:val="Compact"/>
-        <w:numPr>
-          <w:ilvl w:val="0"/>
-          <w:numId w:val="1090"/>
-        </w:numPr>
-      </w:pPr>
-      <w:r>
-        <w:t xml:space="preserve">Cierra todas las cuentas de resultado del ejercicio.</w:t>
-      </w:r>
-    </w:p>
-    <w:p>
-      <w:pPr>
-        <w:pStyle w:val="Compact"/>
-        <w:numPr>
-          <w:ilvl w:val="0"/>
-          <w:numId w:val="1090"/>
-        </w:numPr>
-      </w:pPr>
-      <w:r>
-        <w:t xml:space="preserve">Transfiere el resultado al patrimonio.</w:t>
-      </w:r>
-    </w:p>
-    <w:p>
-      <w:pPr>
-        <w:pStyle w:val="Compact"/>
-        <w:numPr>
-          <w:ilvl w:val="0"/>
-          <w:numId w:val="1090"/>
-        </w:numPr>
-      </w:pPr>
-      <w:r>
-        <w:t xml:space="preserve">Establece el saldo de apertura del ejercicio siguiente.</w:t>
-      </w:r>
-    </w:p>
-    <w:p>
-      <w:pPr>
-        <w:pStyle w:val="FirstParagraph"/>
-      </w:pPr>
-      <w:r>
-        <w:t xml:space="preserve">El procedimiento exacto depende de la configuración de su organización. Consulte con su contador titular antes de ejecutarlo.</w:t>
-      </w:r>
-    </w:p>
-    <w:bookmarkEnd w:id="161"/>
-    <w:bookmarkEnd w:id="162"/>
-    <w:bookmarkStart w:id="166" w:name="reportes-informes"/>
-    <w:p>
-      <w:pPr>
-        <w:pStyle w:val="Heading1"/>
-      </w:pPr>
-      <w:r>
-        <w:rPr>
-          <w:rStyle w:val="SectionNumber"/>
-        </w:rPr>
-        <w:t xml:space="preserve">14</w:t>
-      </w:r>
-      <w:r>
-        <w:tab/>
-      </w:r>
-      <w:r>
-        <w:t xml:space="preserve">Reportes (Informes)</w:t>
-      </w:r>
-    </w:p>
-    <w:p>
-      <w:pPr>
-        <w:pStyle w:val="FirstParagraph"/>
-      </w:pPr>
-      <w:r>
-        <w:rPr>
-          <w:b/>
-          <w:bCs/>
-        </w:rPr>
-        <w:t xml:space="preserve">Cómo llegar</w:t>
-      </w:r>
-      <w:r>
-        <w:t xml:space="preserve">: módulo</w:t>
-      </w:r>
-      <w:r>
-        <w:t xml:space="preserve"> </w:t>
-      </w:r>
-      <w:r>
-        <w:rPr>
-          <w:b/>
-          <w:bCs/>
-        </w:rPr>
-        <w:t xml:space="preserve">Contabilidad</w:t>
-      </w:r>
-      <w:r>
-        <w:t xml:space="preserve"> </w:t>
-      </w:r>
-      <w:r>
-        <w:t xml:space="preserve">→ ítem</w:t>
-      </w:r>
-      <w:r>
-        <w:t xml:space="preserve"> </w:t>
-      </w:r>
-      <w:r>
-        <w:rPr>
-          <w:b/>
-          <w:bCs/>
-        </w:rPr>
-        <w:t xml:space="preserve">Informes</w:t>
-      </w:r>
-      <w:r>
-        <w:t xml:space="preserve"> </w:t>
-      </w:r>
-      <w:r>
-        <w:t xml:space="preserve">del sidebar.</w:t>
-      </w:r>
-    </w:p>
-    <w:p>
-      <w:pPr>
-        <w:pStyle w:val="BodyText"/>
-      </w:pPr>
-      <w:r>
-        <w:rPr>
-          <w:b/>
-          <w:bCs/>
-        </w:rPr>
-        <w:t xml:space="preserve">Propósito</w:t>
-      </w:r>
-      <w:r>
-        <w:t xml:space="preserve">: catálogo unificado de informes operativos, financieros y tributarios. Es el</w:t>
-      </w:r>
-      <w:r>
-        <w:t xml:space="preserve"> </w:t>
-      </w:r>
-      <w:r>
-        <w:rPr>
-          <w:b/>
-          <w:bCs/>
-        </w:rPr>
-        <w:t xml:space="preserve">punto de acceso principal</w:t>
-      </w:r>
-      <w:r>
-        <w:t xml:space="preserve"> </w:t>
-      </w:r>
-      <w:r>
-        <w:t xml:space="preserve">para pantallas como Balance General, Libros IVA, Cuentas por Cobrar y por Pagar, Cierre Mensual y otras que no aparecen como ítems directos del sidebar.</w:t>
-      </w:r>
-    </w:p>
-    <w:p>
-      <w:pPr>
-        <w:pStyle w:val="BlockText"/>
-      </w:pPr>
-      <w:r>
-        <w:t xml:space="preserve">📷</w:t>
-      </w:r>
-      <w:r>
-        <w:t xml:space="preserve"> </w:t>
-      </w:r>
-      <w:r>
-        <w:rPr>
-          <w:b/>
-          <w:bCs/>
-        </w:rPr>
-        <w:t xml:space="preserve">[CAPTURA 13.1 — Catálogo de reportes]</w:t>
-      </w:r>
-      <w:r>
-        <w:t xml:space="preserve">: pantalla con tarjetas agrupadas por categoría (Financieros, Tributarios, Operativos, Avícola, Auditoría).</w:t>
-      </w:r>
-    </w:p>
-    <w:bookmarkStart w:id="163" w:name="categorías-de-reportes"/>
-    <w:p>
-      <w:pPr>
-        <w:pStyle w:val="Heading2"/>
-      </w:pPr>
-      <w:r>
-        <w:rPr>
-          <w:rStyle w:val="SectionNumber"/>
-        </w:rPr>
-        <w:t xml:space="preserve">14.1</w:t>
-      </w:r>
-      <w:r>
-        <w:tab/>
-      </w:r>
       <w:r>
         <w:t xml:space="preserve">Categorías de reportes</w:t>
       </w:r>
@@ -19120,34 +17146,6 @@
                 <w:b/>
                 <w:bCs/>
               </w:rPr>
-              <w:t xml:space="preserve">Tributarios</w:t>
-            </w:r>
-          </w:p>
-        </w:tc>
-        <w:tc>
-          <w:tcPr/>
-          <w:p>
-            <w:pPr>
-              <w:pStyle w:val="Compact"/>
-            </w:pPr>
-            <w:r>
-              <w:t xml:space="preserve">Libro IVA Ventas, Libro IVA Compras.</w:t>
-            </w:r>
-          </w:p>
-        </w:tc>
-      </w:tr>
-      <w:tr>
-        <w:tc>
-          <w:tcPr/>
-          <w:p>
-            <w:pPr>
-              <w:pStyle w:val="Compact"/>
-            </w:pPr>
-            <w:r>
-              <w:rPr>
-                <w:b/>
-                <w:bCs/>
-              </w:rPr>
               <w:t xml:space="preserve">Operativos</w:t>
             </w:r>
           </w:p>
@@ -19221,55 +17219,469 @@
         </w:tc>
       </w:tr>
     </w:tbl>
+    <w:bookmarkEnd w:id="157"/>
+    <w:bookmarkStart w:id="158" w:name="generar-un-reporte"/>
+    <w:p>
+      <w:pPr>
+        <w:pStyle w:val="Heading2"/>
+      </w:pPr>
+      <w:r>
+        <w:t xml:space="preserve">Generar un reporte</w:t>
+      </w:r>
+    </w:p>
+    <w:p>
+      <w:pPr>
+        <w:pStyle w:val="Compact"/>
+        <w:numPr>
+          <w:ilvl w:val="0"/>
+          <w:numId w:val="1089"/>
+        </w:numPr>
+      </w:pPr>
+      <w:r>
+        <w:t xml:space="preserve">Pulse sobre la tarjeta del reporte deseado.</w:t>
+      </w:r>
+    </w:p>
+    <w:p>
+      <w:pPr>
+        <w:pStyle w:val="Compact"/>
+        <w:numPr>
+          <w:ilvl w:val="0"/>
+          <w:numId w:val="1089"/>
+        </w:numPr>
+      </w:pPr>
+      <w:r>
+        <w:t xml:space="preserve">Complete los filtros (período, contacto, cuenta, según aplique).</w:t>
+      </w:r>
+    </w:p>
+    <w:p>
+      <w:pPr>
+        <w:pStyle w:val="Compact"/>
+        <w:numPr>
+          <w:ilvl w:val="0"/>
+          <w:numId w:val="1089"/>
+        </w:numPr>
+      </w:pPr>
+      <w:r>
+        <w:t xml:space="preserve">Pulse</w:t>
+      </w:r>
+      <w:r>
+        <w:t xml:space="preserve"> </w:t>
+      </w:r>
+      <w:r>
+        <w:rPr>
+          <w:b/>
+          <w:bCs/>
+        </w:rPr>
+        <w:t xml:space="preserve">Generar</w:t>
+      </w:r>
+      <w:r>
+        <w:t xml:space="preserve">.</w:t>
+      </w:r>
+    </w:p>
+    <w:p>
+      <w:pPr>
+        <w:pStyle w:val="Compact"/>
+        <w:numPr>
+          <w:ilvl w:val="0"/>
+          <w:numId w:val="1089"/>
+        </w:numPr>
+      </w:pPr>
+      <w:r>
+        <w:t xml:space="preserve">Una vez generado, pulse</w:t>
+      </w:r>
+      <w:r>
+        <w:t xml:space="preserve"> </w:t>
+      </w:r>
+      <w:r>
+        <w:rPr>
+          <w:b/>
+          <w:bCs/>
+        </w:rPr>
+        <w:t xml:space="preserve">Exportar PDF</w:t>
+      </w:r>
+      <w:r>
+        <w:t xml:space="preserve"> </w:t>
+      </w:r>
+      <w:r>
+        <w:t xml:space="preserve">o</w:t>
+      </w:r>
+      <w:r>
+        <w:t xml:space="preserve"> </w:t>
+      </w:r>
+      <w:r>
+        <w:rPr>
+          <w:b/>
+          <w:bCs/>
+        </w:rPr>
+        <w:t xml:space="preserve">Exportar Excel</w:t>
+      </w:r>
+      <w:r>
+        <w:t xml:space="preserve">.</w:t>
+      </w:r>
+    </w:p>
+    <w:bookmarkEnd w:id="158"/>
+    <w:bookmarkStart w:id="159" w:name="formatos-de-exportación"/>
+    <w:p>
+      <w:pPr>
+        <w:pStyle w:val="Heading2"/>
+      </w:pPr>
+      <w:r>
+        <w:t xml:space="preserve">Formatos de exportación</w:t>
+      </w:r>
+    </w:p>
+    <w:p>
+      <w:pPr>
+        <w:pStyle w:val="Compact"/>
+        <w:numPr>
+          <w:ilvl w:val="0"/>
+          <w:numId w:val="1090"/>
+        </w:numPr>
+      </w:pPr>
+      <w:r>
+        <w:rPr>
+          <w:b/>
+          <w:bCs/>
+        </w:rPr>
+        <w:t xml:space="preserve">PDF</w:t>
+      </w:r>
+      <w:r>
+        <w:t xml:space="preserve">: pensado para impresión y archivo. Mantiene formato fiel.</w:t>
+      </w:r>
+    </w:p>
+    <w:p>
+      <w:pPr>
+        <w:pStyle w:val="Compact"/>
+        <w:numPr>
+          <w:ilvl w:val="0"/>
+          <w:numId w:val="1090"/>
+        </w:numPr>
+      </w:pPr>
+      <w:r>
+        <w:rPr>
+          <w:b/>
+          <w:bCs/>
+        </w:rPr>
+        <w:t xml:space="preserve">Excel</w:t>
+      </w:r>
+      <w:r>
+        <w:t xml:space="preserve">: pensado para análisis posterior. Cada celda es editable.</w:t>
+      </w:r>
+    </w:p>
+    <w:p>
+      <w:pPr>
+        <w:pStyle w:val="BlockText"/>
+      </w:pPr>
+      <w:r>
+        <w:t xml:space="preserve">💡 Para reportes recurrentes (ej. cierre mensual), recomendamos guardar el PDF en una carpeta organizada por año/mes.</w:t>
+      </w:r>
+    </w:p>
+    <w:bookmarkEnd w:id="159"/>
+    <w:bookmarkEnd w:id="160"/>
+    <w:bookmarkStart w:id="165" w:name="auditoría"/>
+    <w:p>
+      <w:pPr>
+        <w:pStyle w:val="Heading1"/>
+      </w:pPr>
+      <w:r>
+        <w:t xml:space="preserve">Auditoría</w:t>
+      </w:r>
+    </w:p>
+    <w:p>
+      <w:pPr>
+        <w:pStyle w:val="FirstParagraph"/>
+      </w:pPr>
+      <w:r>
+        <w:rPr>
+          <w:b/>
+          <w:bCs/>
+        </w:rPr>
+        <w:t xml:space="preserve">Cómo llegar</w:t>
+      </w:r>
+      <w:r>
+        <w:t xml:space="preserve">:</w:t>
+      </w:r>
+      <w:r>
+        <w:t xml:space="preserve"> </w:t>
+      </w:r>
+      <w:r>
+        <w:rPr>
+          <w:rStyle w:val="VerbatimChar"/>
+        </w:rPr>
+        <w:t xml:space="preserve">Configuración</w:t>
+      </w:r>
+      <w:r>
+        <w:t xml:space="preserve"> </w:t>
+      </w:r>
+      <w:r>
+        <w:t xml:space="preserve">(pie del sidebar) → tarjeta</w:t>
+      </w:r>
+      <w:r>
+        <w:t xml:space="preserve"> </w:t>
+      </w:r>
+      <w:r>
+        <w:rPr>
+          <w:b/>
+          <w:bCs/>
+        </w:rPr>
+        <w:t xml:space="preserve">Auditoría</w:t>
+      </w:r>
+      <w:r>
+        <w:t xml:space="preserve"> </w:t>
+      </w:r>
+      <w:r>
+        <w:t xml:space="preserve">(sección Sistema).</w:t>
+      </w:r>
+    </w:p>
+    <w:p>
+      <w:pPr>
+        <w:pStyle w:val="BodyText"/>
+      </w:pPr>
+      <w:r>
+        <w:rPr>
+          <w:b/>
+          <w:bCs/>
+        </w:rPr>
+        <w:t xml:space="preserve">Quién</w:t>
+      </w:r>
+      <w:r>
+        <w:t xml:space="preserve">: Administrador, Contador, Auditor.</w:t>
+      </w:r>
+    </w:p>
+    <w:p>
+      <w:pPr>
+        <w:pStyle w:val="BodyText"/>
+      </w:pPr>
+      <w:r>
+        <w:rPr>
+          <w:b/>
+          <w:bCs/>
+        </w:rPr>
+        <w:t xml:space="preserve">Propósito</w:t>
+      </w:r>
+      <w:r>
+        <w:t xml:space="preserve">: trazar todos los cambios realizados sobre los documentos del sistema. Es el registro forense que respalda la integridad contable.</w:t>
+      </w:r>
+    </w:p>
+    <w:p>
+      <w:pPr>
+        <w:pStyle w:val="BlockText"/>
+      </w:pPr>
+      <w:r>
+        <w:t xml:space="preserve">💡 La auditoría no aparece como un módulo del sidebar lateral — se accede desde el hub de Configuración, en la sección Sistema. Solo los roles con permiso de auditoría ven esta tarjeta.</w:t>
+      </w:r>
+    </w:p>
+    <w:bookmarkStart w:id="163" w:name="historial-general"/>
+    <w:p>
+      <w:pPr>
+        <w:pStyle w:val="Heading2"/>
+      </w:pPr>
+      <w:r>
+        <w:t xml:space="preserve">Historial general</w:t>
+      </w:r>
+    </w:p>
+    <w:p>
+      <w:pPr>
+        <w:pStyle w:val="BlockText"/>
+      </w:pPr>
+      <w:r>
+        <w:t xml:space="preserve">📷</w:t>
+      </w:r>
+      <w:r>
+        <w:t xml:space="preserve"> </w:t>
+      </w:r>
+      <w:r>
+        <w:rPr>
+          <w:b/>
+          <w:bCs/>
+        </w:rPr>
+        <w:t xml:space="preserve">[CAPTURA 14.1 — Historial de auditoría]</w:t>
+      </w:r>
+      <w:r>
+        <w:t xml:space="preserve">: tabla con Fecha/hora, Usuario, Acción (CREATE / UPDATE / POST / VOID), Entidad (VENTA / COMPRA / ASIENTO / etc.), ID, Detalle de cambios.</w:t>
+      </w:r>
+    </w:p>
+    <w:bookmarkStart w:id="161" w:name="filtros-3"/>
+    <w:p>
+      <w:pPr>
+        <w:pStyle w:val="Heading3"/>
+      </w:pPr>
+      <w:r>
+        <w:t xml:space="preserve">Filtros</w:t>
+      </w:r>
+    </w:p>
+    <w:p>
+      <w:pPr>
+        <w:pStyle w:val="Compact"/>
+        <w:numPr>
+          <w:ilvl w:val="0"/>
+          <w:numId w:val="1091"/>
+        </w:numPr>
+      </w:pPr>
+      <w:r>
+        <w:rPr>
+          <w:b/>
+          <w:bCs/>
+        </w:rPr>
+        <w:t xml:space="preserve">Rango de fechas</w:t>
+      </w:r>
+      <w:r>
+        <w:t xml:space="preserve">.</w:t>
+      </w:r>
+    </w:p>
+    <w:p>
+      <w:pPr>
+        <w:pStyle w:val="Compact"/>
+        <w:numPr>
+          <w:ilvl w:val="0"/>
+          <w:numId w:val="1091"/>
+        </w:numPr>
+      </w:pPr>
+      <w:r>
+        <w:rPr>
+          <w:b/>
+          <w:bCs/>
+        </w:rPr>
+        <w:t xml:space="preserve">Usuario</w:t>
+      </w:r>
+      <w:r>
+        <w:t xml:space="preserve"> </w:t>
+      </w:r>
+      <w:r>
+        <w:t xml:space="preserve">(quién hizo el cambio).</w:t>
+      </w:r>
+    </w:p>
+    <w:p>
+      <w:pPr>
+        <w:pStyle w:val="Compact"/>
+        <w:numPr>
+          <w:ilvl w:val="0"/>
+          <w:numId w:val="1091"/>
+        </w:numPr>
+      </w:pPr>
+      <w:r>
+        <w:rPr>
+          <w:b/>
+          <w:bCs/>
+        </w:rPr>
+        <w:t xml:space="preserve">Acción</w:t>
+      </w:r>
+      <w:r>
+        <w:t xml:space="preserve"> </w:t>
+      </w:r>
+      <w:r>
+        <w:t xml:space="preserve">(CREATE, UPDATE, POST, VOID).</w:t>
+      </w:r>
+    </w:p>
+    <w:p>
+      <w:pPr>
+        <w:pStyle w:val="Compact"/>
+        <w:numPr>
+          <w:ilvl w:val="0"/>
+          <w:numId w:val="1091"/>
+        </w:numPr>
+      </w:pPr>
+      <w:r>
+        <w:rPr>
+          <w:b/>
+          <w:bCs/>
+        </w:rPr>
+        <w:t xml:space="preserve">Tipo de entidad</w:t>
+      </w:r>
+      <w:r>
+        <w:t xml:space="preserve"> </w:t>
+      </w:r>
+      <w:r>
+        <w:t xml:space="preserve">(VENTA, COMPRA, PAGO, ASIENTO, etc.).</w:t>
+      </w:r>
+    </w:p>
+    <w:bookmarkEnd w:id="161"/>
+    <w:bookmarkStart w:id="162" w:name="detalle-de-un-cambio"/>
+    <w:p>
+      <w:pPr>
+        <w:pStyle w:val="Heading3"/>
+      </w:pPr>
+      <w:r>
+        <w:t xml:space="preserve">Detalle de un cambio</w:t>
+      </w:r>
+    </w:p>
+    <w:p>
+      <w:pPr>
+        <w:pStyle w:val="FirstParagraph"/>
+      </w:pPr>
+      <w:r>
+        <w:t xml:space="preserve">Pulse cualquier fila para ver el detalle</w:t>
+      </w:r>
+      <w:r>
+        <w:t xml:space="preserve"> </w:t>
+      </w:r>
+      <w:r>
+        <w:t xml:space="preserve">“antes / después”</w:t>
+      </w:r>
+      <w:r>
+        <w:t xml:space="preserve"> </w:t>
+      </w:r>
+      <w:r>
+        <w:t xml:space="preserve">del cambio.</w:t>
+      </w:r>
+    </w:p>
+    <w:p>
+      <w:pPr>
+        <w:pStyle w:val="BlockText"/>
+      </w:pPr>
+      <w:r>
+        <w:t xml:space="preserve">📷</w:t>
+      </w:r>
+      <w:r>
+        <w:t xml:space="preserve"> </w:t>
+      </w:r>
+      <w:r>
+        <w:rPr>
+          <w:b/>
+          <w:bCs/>
+        </w:rPr>
+        <w:t xml:space="preserve">[CAPTURA 14.1.2 — Detalle de auditoría]</w:t>
+      </w:r>
+      <w:r>
+        <w:t xml:space="preserve">: diálogo con dos columnas: valores antes del cambio (izquierda) y después (derecha), con diferencias resaltadas.</w:t>
+      </w:r>
+    </w:p>
+    <w:bookmarkEnd w:id="162"/>
     <w:bookmarkEnd w:id="163"/>
-    <w:bookmarkStart w:id="164" w:name="generar-un-reporte"/>
+    <w:bookmarkStart w:id="164" w:name="trazabilidad-por-documento"/>
     <w:p>
       <w:pPr>
         <w:pStyle w:val="Heading2"/>
       </w:pPr>
       <w:r>
-        <w:rPr>
-          <w:rStyle w:val="SectionNumber"/>
-        </w:rPr>
-        <w:t xml:space="preserve">14.2</w:t>
-      </w:r>
-      <w:r>
-        <w:tab/>
-      </w:r>
-      <w:r>
-        <w:t xml:space="preserve">Generar un reporte</w:t>
-      </w:r>
-    </w:p>
-    <w:p>
-      <w:pPr>
-        <w:pStyle w:val="Compact"/>
-        <w:numPr>
-          <w:ilvl w:val="0"/>
-          <w:numId w:val="1091"/>
-        </w:numPr>
-      </w:pPr>
-      <w:r>
-        <w:t xml:space="preserve">Pulse sobre la tarjeta del reporte deseado.</w:t>
-      </w:r>
-    </w:p>
-    <w:p>
-      <w:pPr>
-        <w:pStyle w:val="Compact"/>
-        <w:numPr>
-          <w:ilvl w:val="0"/>
-          <w:numId w:val="1091"/>
-        </w:numPr>
-      </w:pPr>
-      <w:r>
-        <w:t xml:space="preserve">Complete los filtros (período, contacto, cuenta, según aplique).</w:t>
-      </w:r>
-    </w:p>
-    <w:p>
-      <w:pPr>
-        <w:pStyle w:val="Compact"/>
-        <w:numPr>
-          <w:ilvl w:val="0"/>
-          <w:numId w:val="1091"/>
+        <w:t xml:space="preserve">Trazabilidad por documento</w:t>
+      </w:r>
+    </w:p>
+    <w:p>
+      <w:pPr>
+        <w:pStyle w:val="FirstParagraph"/>
+      </w:pPr>
+      <w:r>
+        <w:t xml:space="preserve">Para ver el historial de cambios de un documento específico (ej. una venta puntual):</w:t>
+      </w:r>
+    </w:p>
+    <w:p>
+      <w:pPr>
+        <w:pStyle w:val="Compact"/>
+        <w:numPr>
+          <w:ilvl w:val="0"/>
+          <w:numId w:val="1092"/>
+        </w:numPr>
+      </w:pPr>
+      <w:r>
+        <w:t xml:space="preserve">Abra el detalle del documento.</w:t>
+      </w:r>
+    </w:p>
+    <w:p>
+      <w:pPr>
+        <w:pStyle w:val="Compact"/>
+        <w:numPr>
+          <w:ilvl w:val="0"/>
+          <w:numId w:val="1092"/>
         </w:numPr>
       </w:pPr>
       <w:r>
@@ -19283,562 +17695,76 @@
           <w:b/>
           <w:bCs/>
         </w:rPr>
-        <w:t xml:space="preserve">Generar</w:t>
-      </w:r>
-      <w:r>
-        <w:t xml:space="preserve">.</w:t>
-      </w:r>
-    </w:p>
-    <w:p>
-      <w:pPr>
-        <w:pStyle w:val="Compact"/>
-        <w:numPr>
-          <w:ilvl w:val="0"/>
-          <w:numId w:val="1091"/>
-        </w:numPr>
-      </w:pPr>
-      <w:r>
-        <w:t xml:space="preserve">Una vez generado, pulse</w:t>
-      </w:r>
-      <w:r>
-        <w:t xml:space="preserve"> </w:t>
-      </w:r>
-      <w:r>
-        <w:rPr>
-          <w:b/>
-          <w:bCs/>
-        </w:rPr>
-        <w:t xml:space="preserve">Exportar PDF</w:t>
-      </w:r>
-      <w:r>
-        <w:t xml:space="preserve"> </w:t>
-      </w:r>
-      <w:r>
-        <w:t xml:space="preserve">o</w:t>
-      </w:r>
-      <w:r>
-        <w:t xml:space="preserve"> </w:t>
-      </w:r>
-      <w:r>
-        <w:rPr>
-          <w:b/>
-          <w:bCs/>
-        </w:rPr>
-        <w:t xml:space="preserve">Exportar Excel</w:t>
-      </w:r>
-      <w:r>
-        <w:t xml:space="preserve">.</w:t>
+        <w:t xml:space="preserve">Ver historial</w:t>
+      </w:r>
+      <w:r>
+        <w:t xml:space="preserve"> </w:t>
+      </w:r>
+      <w:r>
+        <w:t xml:space="preserve">(ícono de reloj o botón en la barra superior).</w:t>
+      </w:r>
+    </w:p>
+    <w:p>
+      <w:pPr>
+        <w:pStyle w:val="Compact"/>
+        <w:numPr>
+          <w:ilvl w:val="0"/>
+          <w:numId w:val="1092"/>
+        </w:numPr>
+      </w:pPr>
+      <w:r>
+        <w:t xml:space="preserve">El sistema muestra todos los cambios que sufrió ese documento desde su creación.</w:t>
+      </w:r>
+    </w:p>
+    <w:p>
+      <w:pPr>
+        <w:pStyle w:val="BlockText"/>
+      </w:pPr>
+      <w:r>
+        <w:t xml:space="preserve">📷</w:t>
+      </w:r>
+      <w:r>
+        <w:t xml:space="preserve"> </w:t>
+      </w:r>
+      <w:r>
+        <w:rPr>
+          <w:b/>
+          <w:bCs/>
+        </w:rPr>
+        <w:t xml:space="preserve">[CAPTURA 14.2 — Historial por documento]</w:t>
+      </w:r>
+      <w:r>
+        <w:t xml:space="preserve">: tabla acotada al documento, en orden cronológico.</w:t>
+      </w:r>
+    </w:p>
+    <w:p>
+      <w:pPr>
+        <w:pStyle w:val="BlockText"/>
+      </w:pPr>
+      <w:r>
+        <w:t xml:space="preserve">💡 La auditoría es</w:t>
+      </w:r>
+      <w:r>
+        <w:t xml:space="preserve"> </w:t>
+      </w:r>
+      <w:r>
+        <w:rPr>
+          <w:b/>
+          <w:bCs/>
+        </w:rPr>
+        <w:t xml:space="preserve">inmutable</w:t>
+      </w:r>
+      <w:r>
+        <w:t xml:space="preserve">. Ni siquiera el administrador puede borrar entradas del historial. Esta es una garantía del sistema.</w:t>
       </w:r>
     </w:p>
     <w:bookmarkEnd w:id="164"/>
-    <w:bookmarkStart w:id="165" w:name="formatos-de-exportación"/>
-    <w:p>
-      <w:pPr>
-        <w:pStyle w:val="Heading2"/>
-      </w:pPr>
-      <w:r>
-        <w:rPr>
-          <w:rStyle w:val="SectionNumber"/>
-        </w:rPr>
-        <w:t xml:space="preserve">14.3</w:t>
-      </w:r>
-      <w:r>
-        <w:tab/>
-      </w:r>
-      <w:r>
-        <w:t xml:space="preserve">Formatos de exportación</w:t>
-      </w:r>
-    </w:p>
-    <w:p>
-      <w:pPr>
-        <w:pStyle w:val="Compact"/>
-        <w:numPr>
-          <w:ilvl w:val="0"/>
-          <w:numId w:val="1092"/>
-        </w:numPr>
-      </w:pPr>
-      <w:r>
-        <w:rPr>
-          <w:b/>
-          <w:bCs/>
-        </w:rPr>
-        <w:t xml:space="preserve">PDF</w:t>
-      </w:r>
-      <w:r>
-        <w:t xml:space="preserve">: pensado para impresión y archivo. Mantiene formato fiel.</w:t>
-      </w:r>
-    </w:p>
-    <w:p>
-      <w:pPr>
-        <w:pStyle w:val="Compact"/>
-        <w:numPr>
-          <w:ilvl w:val="0"/>
-          <w:numId w:val="1092"/>
-        </w:numPr>
-      </w:pPr>
-      <w:r>
-        <w:rPr>
-          <w:b/>
-          <w:bCs/>
-        </w:rPr>
-        <w:t xml:space="preserve">Excel</w:t>
-      </w:r>
-      <w:r>
-        <w:t xml:space="preserve">: pensado para análisis posterior. Cada celda es editable.</w:t>
-      </w:r>
-    </w:p>
-    <w:p>
-      <w:pPr>
-        <w:pStyle w:val="BlockText"/>
-      </w:pPr>
-      <w:r>
-        <w:t xml:space="preserve">💡 Para reportes recurrentes (ej. cierre mensual), recomendamos guardar el PDF en una carpeta organizada por año/mes.</w:t>
-      </w:r>
-    </w:p>
     <w:bookmarkEnd w:id="165"/>
-    <w:bookmarkEnd w:id="166"/>
-    <w:bookmarkStart w:id="171" w:name="auditoría"/>
+    <w:bookmarkStart w:id="166" w:name="anexo-a-glosario-completo"/>
     <w:p>
       <w:pPr>
         <w:pStyle w:val="Heading1"/>
       </w:pPr>
-      <w:r>
-        <w:rPr>
-          <w:rStyle w:val="SectionNumber"/>
-        </w:rPr>
-        <w:t xml:space="preserve">15</w:t>
-      </w:r>
-      <w:r>
-        <w:tab/>
-      </w:r>
-      <w:r>
-        <w:t xml:space="preserve">Auditoría</w:t>
-      </w:r>
-    </w:p>
-    <w:p>
-      <w:pPr>
-        <w:pStyle w:val="FirstParagraph"/>
-      </w:pPr>
-      <w:r>
-        <w:rPr>
-          <w:b/>
-          <w:bCs/>
-        </w:rPr>
-        <w:t xml:space="preserve">Cómo llegar</w:t>
-      </w:r>
-      <w:r>
-        <w:t xml:space="preserve">:</w:t>
-      </w:r>
-      <w:r>
-        <w:t xml:space="preserve"> </w:t>
-      </w:r>
-      <w:r>
-        <w:rPr>
-          <w:rStyle w:val="VerbatimChar"/>
-        </w:rPr>
-        <w:t xml:space="preserve">Configuración</w:t>
-      </w:r>
-      <w:r>
-        <w:t xml:space="preserve"> </w:t>
-      </w:r>
-      <w:r>
-        <w:t xml:space="preserve">(pie del sidebar) → tarjeta</w:t>
-      </w:r>
-      <w:r>
-        <w:t xml:space="preserve"> </w:t>
-      </w:r>
-      <w:r>
-        <w:rPr>
-          <w:b/>
-          <w:bCs/>
-        </w:rPr>
-        <w:t xml:space="preserve">Auditoría</w:t>
-      </w:r>
-      <w:r>
-        <w:t xml:space="preserve"> </w:t>
-      </w:r>
-      <w:r>
-        <w:t xml:space="preserve">(sección Sistema).</w:t>
-      </w:r>
-    </w:p>
-    <w:p>
-      <w:pPr>
-        <w:pStyle w:val="BodyText"/>
-      </w:pPr>
-      <w:r>
-        <w:rPr>
-          <w:b/>
-          <w:bCs/>
-        </w:rPr>
-        <w:t xml:space="preserve">Quién</w:t>
-      </w:r>
-      <w:r>
-        <w:t xml:space="preserve">: Administrador, Contador, Auditor.</w:t>
-      </w:r>
-    </w:p>
-    <w:p>
-      <w:pPr>
-        <w:pStyle w:val="BodyText"/>
-      </w:pPr>
-      <w:r>
-        <w:rPr>
-          <w:b/>
-          <w:bCs/>
-        </w:rPr>
-        <w:t xml:space="preserve">Propósito</w:t>
-      </w:r>
-      <w:r>
-        <w:t xml:space="preserve">: trazar todos los cambios realizados sobre los documentos del sistema. Es el registro forense que respalda la integridad contable.</w:t>
-      </w:r>
-    </w:p>
-    <w:p>
-      <w:pPr>
-        <w:pStyle w:val="BlockText"/>
-      </w:pPr>
-      <w:r>
-        <w:t xml:space="preserve">💡 La auditoría no aparece como un módulo del sidebar lateral — se accede desde el hub de Configuración, en la sección Sistema. Solo los roles con permiso de auditoría ven esta tarjeta.</w:t>
-      </w:r>
-    </w:p>
-    <w:bookmarkStart w:id="169" w:name="historial-general"/>
-    <w:p>
-      <w:pPr>
-        <w:pStyle w:val="Heading2"/>
-      </w:pPr>
-      <w:r>
-        <w:rPr>
-          <w:rStyle w:val="SectionNumber"/>
-        </w:rPr>
-        <w:t xml:space="preserve">15.1</w:t>
-      </w:r>
-      <w:r>
-        <w:tab/>
-      </w:r>
-      <w:r>
-        <w:t xml:space="preserve">Historial general</w:t>
-      </w:r>
-    </w:p>
-    <w:p>
-      <w:pPr>
-        <w:pStyle w:val="BlockText"/>
-      </w:pPr>
-      <w:r>
-        <w:t xml:space="preserve">📷</w:t>
-      </w:r>
-      <w:r>
-        <w:t xml:space="preserve"> </w:t>
-      </w:r>
-      <w:r>
-        <w:rPr>
-          <w:b/>
-          <w:bCs/>
-        </w:rPr>
-        <w:t xml:space="preserve">[CAPTURA 14.1 — Historial de auditoría]</w:t>
-      </w:r>
-      <w:r>
-        <w:t xml:space="preserve">: tabla con Fecha/hora, Usuario, Acción (CREATE / UPDATE / POST / VOID), Entidad (VENTA / COMPRA / ASIENTO / etc.), ID, Detalle de cambios.</w:t>
-      </w:r>
-    </w:p>
-    <w:bookmarkStart w:id="167" w:name="filtros-3"/>
-    <w:p>
-      <w:pPr>
-        <w:pStyle w:val="Heading3"/>
-      </w:pPr>
-      <w:r>
-        <w:rPr>
-          <w:rStyle w:val="SectionNumber"/>
-        </w:rPr>
-        <w:t xml:space="preserve">15.1.1</w:t>
-      </w:r>
-      <w:r>
-        <w:tab/>
-      </w:r>
-      <w:r>
-        <w:t xml:space="preserve">Filtros</w:t>
-      </w:r>
-    </w:p>
-    <w:p>
-      <w:pPr>
-        <w:pStyle w:val="Compact"/>
-        <w:numPr>
-          <w:ilvl w:val="0"/>
-          <w:numId w:val="1093"/>
-        </w:numPr>
-      </w:pPr>
-      <w:r>
-        <w:rPr>
-          <w:b/>
-          <w:bCs/>
-        </w:rPr>
-        <w:t xml:space="preserve">Rango de fechas</w:t>
-      </w:r>
-      <w:r>
-        <w:t xml:space="preserve">.</w:t>
-      </w:r>
-    </w:p>
-    <w:p>
-      <w:pPr>
-        <w:pStyle w:val="Compact"/>
-        <w:numPr>
-          <w:ilvl w:val="0"/>
-          <w:numId w:val="1093"/>
-        </w:numPr>
-      </w:pPr>
-      <w:r>
-        <w:rPr>
-          <w:b/>
-          <w:bCs/>
-        </w:rPr>
-        <w:t xml:space="preserve">Usuario</w:t>
-      </w:r>
-      <w:r>
-        <w:t xml:space="preserve"> </w:t>
-      </w:r>
-      <w:r>
-        <w:t xml:space="preserve">(quién hizo el cambio).</w:t>
-      </w:r>
-    </w:p>
-    <w:p>
-      <w:pPr>
-        <w:pStyle w:val="Compact"/>
-        <w:numPr>
-          <w:ilvl w:val="0"/>
-          <w:numId w:val="1093"/>
-        </w:numPr>
-      </w:pPr>
-      <w:r>
-        <w:rPr>
-          <w:b/>
-          <w:bCs/>
-        </w:rPr>
-        <w:t xml:space="preserve">Acción</w:t>
-      </w:r>
-      <w:r>
-        <w:t xml:space="preserve"> </w:t>
-      </w:r>
-      <w:r>
-        <w:t xml:space="preserve">(CREATE, UPDATE, POST, VOID).</w:t>
-      </w:r>
-    </w:p>
-    <w:p>
-      <w:pPr>
-        <w:pStyle w:val="Compact"/>
-        <w:numPr>
-          <w:ilvl w:val="0"/>
-          <w:numId w:val="1093"/>
-        </w:numPr>
-      </w:pPr>
-      <w:r>
-        <w:rPr>
-          <w:b/>
-          <w:bCs/>
-        </w:rPr>
-        <w:t xml:space="preserve">Tipo de entidad</w:t>
-      </w:r>
-      <w:r>
-        <w:t xml:space="preserve"> </w:t>
-      </w:r>
-      <w:r>
-        <w:t xml:space="preserve">(VENTA, COMPRA, PAGO, ASIENTO, etc.).</w:t>
-      </w:r>
-    </w:p>
-    <w:bookmarkEnd w:id="167"/>
-    <w:bookmarkStart w:id="168" w:name="detalle-de-un-cambio"/>
-    <w:p>
-      <w:pPr>
-        <w:pStyle w:val="Heading3"/>
-      </w:pPr>
-      <w:r>
-        <w:rPr>
-          <w:rStyle w:val="SectionNumber"/>
-        </w:rPr>
-        <w:t xml:space="preserve">15.1.2</w:t>
-      </w:r>
-      <w:r>
-        <w:tab/>
-      </w:r>
-      <w:r>
-        <w:t xml:space="preserve">Detalle de un cambio</w:t>
-      </w:r>
-    </w:p>
-    <w:p>
-      <w:pPr>
-        <w:pStyle w:val="FirstParagraph"/>
-      </w:pPr>
-      <w:r>
-        <w:t xml:space="preserve">Pulse cualquier fila para ver el detalle</w:t>
-      </w:r>
-      <w:r>
-        <w:t xml:space="preserve"> </w:t>
-      </w:r>
-      <w:r>
-        <w:t xml:space="preserve">“antes / después”</w:t>
-      </w:r>
-      <w:r>
-        <w:t xml:space="preserve"> </w:t>
-      </w:r>
-      <w:r>
-        <w:t xml:space="preserve">del cambio.</w:t>
-      </w:r>
-    </w:p>
-    <w:p>
-      <w:pPr>
-        <w:pStyle w:val="BlockText"/>
-      </w:pPr>
-      <w:r>
-        <w:t xml:space="preserve">📷</w:t>
-      </w:r>
-      <w:r>
-        <w:t xml:space="preserve"> </w:t>
-      </w:r>
-      <w:r>
-        <w:rPr>
-          <w:b/>
-          <w:bCs/>
-        </w:rPr>
-        <w:t xml:space="preserve">[CAPTURA 14.1.2 — Detalle de auditoría]</w:t>
-      </w:r>
-      <w:r>
-        <w:t xml:space="preserve">: diálogo con dos columnas: valores antes del cambio (izquierda) y después (derecha), con diferencias resaltadas.</w:t>
-      </w:r>
-    </w:p>
-    <w:bookmarkEnd w:id="168"/>
-    <w:bookmarkEnd w:id="169"/>
-    <w:bookmarkStart w:id="170" w:name="trazabilidad-por-documento"/>
-    <w:p>
-      <w:pPr>
-        <w:pStyle w:val="Heading2"/>
-      </w:pPr>
-      <w:r>
-        <w:rPr>
-          <w:rStyle w:val="SectionNumber"/>
-        </w:rPr>
-        <w:t xml:space="preserve">15.2</w:t>
-      </w:r>
-      <w:r>
-        <w:tab/>
-      </w:r>
-      <w:r>
-        <w:t xml:space="preserve">Trazabilidad por documento</w:t>
-      </w:r>
-    </w:p>
-    <w:p>
-      <w:pPr>
-        <w:pStyle w:val="FirstParagraph"/>
-      </w:pPr>
-      <w:r>
-        <w:t xml:space="preserve">Para ver el historial de cambios de un documento específico (ej. una venta puntual):</w:t>
-      </w:r>
-    </w:p>
-    <w:p>
-      <w:pPr>
-        <w:pStyle w:val="Compact"/>
-        <w:numPr>
-          <w:ilvl w:val="0"/>
-          <w:numId w:val="1094"/>
-        </w:numPr>
-      </w:pPr>
-      <w:r>
-        <w:t xml:space="preserve">Abra el detalle del documento.</w:t>
-      </w:r>
-    </w:p>
-    <w:p>
-      <w:pPr>
-        <w:pStyle w:val="Compact"/>
-        <w:numPr>
-          <w:ilvl w:val="0"/>
-          <w:numId w:val="1094"/>
-        </w:numPr>
-      </w:pPr>
-      <w:r>
-        <w:t xml:space="preserve">Pulse</w:t>
-      </w:r>
-      <w:r>
-        <w:t xml:space="preserve"> </w:t>
-      </w:r>
-      <w:r>
-        <w:rPr>
-          <w:b/>
-          <w:bCs/>
-        </w:rPr>
-        <w:t xml:space="preserve">Ver historial</w:t>
-      </w:r>
-      <w:r>
-        <w:t xml:space="preserve"> </w:t>
-      </w:r>
-      <w:r>
-        <w:t xml:space="preserve">(ícono de reloj o botón en la barra superior).</w:t>
-      </w:r>
-    </w:p>
-    <w:p>
-      <w:pPr>
-        <w:pStyle w:val="Compact"/>
-        <w:numPr>
-          <w:ilvl w:val="0"/>
-          <w:numId w:val="1094"/>
-        </w:numPr>
-      </w:pPr>
-      <w:r>
-        <w:t xml:space="preserve">El sistema muestra todos los cambios que sufrió ese documento desde su creación.</w:t>
-      </w:r>
-    </w:p>
-    <w:p>
-      <w:pPr>
-        <w:pStyle w:val="BlockText"/>
-      </w:pPr>
-      <w:r>
-        <w:t xml:space="preserve">📷</w:t>
-      </w:r>
-      <w:r>
-        <w:t xml:space="preserve"> </w:t>
-      </w:r>
-      <w:r>
-        <w:rPr>
-          <w:b/>
-          <w:bCs/>
-        </w:rPr>
-        <w:t xml:space="preserve">[CAPTURA 14.2 — Historial por documento]</w:t>
-      </w:r>
-      <w:r>
-        <w:t xml:space="preserve">: tabla acotada al documento, en orden cronológico.</w:t>
-      </w:r>
-    </w:p>
-    <w:p>
-      <w:pPr>
-        <w:pStyle w:val="BlockText"/>
-      </w:pPr>
-      <w:r>
-        <w:t xml:space="preserve">💡 La auditoría es</w:t>
-      </w:r>
-      <w:r>
-        <w:t xml:space="preserve"> </w:t>
-      </w:r>
-      <w:r>
-        <w:rPr>
-          <w:b/>
-          <w:bCs/>
-        </w:rPr>
-        <w:t xml:space="preserve">inmutable</w:t>
-      </w:r>
-      <w:r>
-        <w:t xml:space="preserve">. Ni siquiera el administrador puede borrar entradas del historial. Esta es una garantía del sistema.</w:t>
-      </w:r>
-    </w:p>
-    <w:bookmarkEnd w:id="170"/>
-    <w:bookmarkEnd w:id="171"/>
-    <w:bookmarkStart w:id="172" w:name="anexo-a-glosario-completo"/>
-    <w:p>
-      <w:pPr>
-        <w:pStyle w:val="Heading1"/>
-      </w:pPr>
-      <w:r>
-        <w:rPr>
-          <w:rStyle w:val="SectionNumber"/>
-        </w:rPr>
-        <w:t xml:space="preserve">16</w:t>
-      </w:r>
-      <w:r>
-        <w:tab/>
-      </w:r>
       <w:r>
         <w:t xml:space="preserve">Anexo A — Glosario completo</w:t>
       </w:r>
@@ -21142,21 +19068,12 @@
         </w:tc>
       </w:tr>
     </w:tbl>
-    <w:bookmarkEnd w:id="172"/>
-    <w:bookmarkStart w:id="173" w:name="X41655584b277a30b85df487ec03c7648692cced"/>
+    <w:bookmarkEnd w:id="166"/>
+    <w:bookmarkStart w:id="167" w:name="X41655584b277a30b85df487ec03c7648692cced"/>
     <w:p>
       <w:pPr>
         <w:pStyle w:val="Heading1"/>
       </w:pPr>
-      <w:r>
-        <w:rPr>
-          <w:rStyle w:val="SectionNumber"/>
-        </w:rPr>
-        <w:t xml:space="preserve">17</w:t>
-      </w:r>
-      <w:r>
-        <w:tab/>
-      </w:r>
       <w:r>
         <w:t xml:space="preserve">Anexo B — Estados de documento (tabla de transiciones)</w:t>
       </w:r>
@@ -21635,21 +19552,12 @@
         </w:tc>
       </w:tr>
     </w:tbl>
-    <w:bookmarkEnd w:id="173"/>
-    <w:bookmarkStart w:id="174" w:name="anexo-c-errores-comunes-y-soluciones"/>
+    <w:bookmarkEnd w:id="167"/>
+    <w:bookmarkStart w:id="168" w:name="anexo-c-errores-comunes-y-soluciones"/>
     <w:p>
       <w:pPr>
         <w:pStyle w:val="Heading1"/>
       </w:pPr>
-      <w:r>
-        <w:rPr>
-          <w:rStyle w:val="SectionNumber"/>
-        </w:rPr>
-        <w:t xml:space="preserve">18</w:t>
-      </w:r>
-      <w:r>
-        <w:tab/>
-      </w:r>
       <w:r>
         <w:t xml:space="preserve">Anexo C — Errores comunes y soluciones</w:t>
       </w:r>
@@ -22259,39 +20167,21 @@
         </w:tc>
       </w:tr>
     </w:tbl>
-    <w:bookmarkEnd w:id="174"/>
-    <w:bookmarkStart w:id="177" w:name="anexo-d-atajos-y-consejos"/>
+    <w:bookmarkEnd w:id="168"/>
+    <w:bookmarkStart w:id="171" w:name="anexo-d-atajos-y-consejos"/>
     <w:p>
       <w:pPr>
         <w:pStyle w:val="Heading1"/>
       </w:pPr>
       <w:r>
-        <w:rPr>
-          <w:rStyle w:val="SectionNumber"/>
-        </w:rPr>
-        <w:t xml:space="preserve">19</w:t>
-      </w:r>
-      <w:r>
-        <w:tab/>
-      </w:r>
-      <w:r>
         <w:t xml:space="preserve">Anexo D — Atajos y consejos</w:t>
       </w:r>
     </w:p>
-    <w:bookmarkStart w:id="175" w:name="atajos-generales-del-navegador"/>
+    <w:bookmarkStart w:id="169" w:name="atajos-generales-del-navegador"/>
     <w:p>
       <w:pPr>
         <w:pStyle w:val="Heading2"/>
       </w:pPr>
-      <w:r>
-        <w:rPr>
-          <w:rStyle w:val="SectionNumber"/>
-        </w:rPr>
-        <w:t xml:space="preserve">19.1</w:t>
-      </w:r>
-      <w:r>
-        <w:tab/>
-      </w:r>
       <w:r>
         <w:t xml:space="preserve">Atajos generales del navegador</w:t>
       </w:r>
@@ -22459,543 +20349,480 @@
         <w:t xml:space="preserve">💡 Atajos específicos del sistema (combinaciones propias para búsqueda, guardado, etc.) pueden existir o no según la versión. Consulte con el equipo de soporte si necesita conocer combinaciones específicas habilitadas en su instalación.</w:t>
       </w:r>
     </w:p>
+    <w:bookmarkEnd w:id="169"/>
+    <w:bookmarkStart w:id="170" w:name="consejos-de-uso"/>
+    <w:p>
+      <w:pPr>
+        <w:pStyle w:val="Heading2"/>
+      </w:pPr>
+      <w:r>
+        <w:t xml:space="preserve">Consejos de uso</w:t>
+      </w:r>
+    </w:p>
+    <w:p>
+      <w:pPr>
+        <w:pStyle w:val="Compact"/>
+        <w:numPr>
+          <w:ilvl w:val="0"/>
+          <w:numId w:val="1093"/>
+        </w:numPr>
+      </w:pPr>
+      <w:r>
+        <w:rPr>
+          <w:b/>
+          <w:bCs/>
+        </w:rPr>
+        <w:t xml:space="preserve">Trabaje en el período correcto</w:t>
+      </w:r>
+      <w:r>
+        <w:t xml:space="preserve">: verifique siempre arriba a la izquierda el período activo antes de crear documentos.</w:t>
+      </w:r>
+    </w:p>
+    <w:p>
+      <w:pPr>
+        <w:pStyle w:val="Compact"/>
+        <w:numPr>
+          <w:ilvl w:val="0"/>
+          <w:numId w:val="1093"/>
+        </w:numPr>
+      </w:pPr>
+      <w:r>
+        <w:rPr>
+          <w:b/>
+          <w:bCs/>
+        </w:rPr>
+        <w:t xml:space="preserve">Postee con frecuencia</w:t>
+      </w:r>
+      <w:r>
+        <w:t xml:space="preserve">: no acumule documentos en DRAFT — el balance de comprobación solo incluye POSTED.</w:t>
+      </w:r>
+    </w:p>
+    <w:p>
+      <w:pPr>
+        <w:pStyle w:val="Compact"/>
+        <w:numPr>
+          <w:ilvl w:val="0"/>
+          <w:numId w:val="1093"/>
+        </w:numPr>
+      </w:pPr>
+      <w:r>
+        <w:rPr>
+          <w:b/>
+          <w:bCs/>
+        </w:rPr>
+        <w:t xml:space="preserve">Revise los libros IVA semanalmente</w:t>
+      </w:r>
+      <w:r>
+        <w:t xml:space="preserve">: detectar diferencias temprano evita correcciones masivas al cierre.</w:t>
+      </w:r>
+    </w:p>
+    <w:p>
+      <w:pPr>
+        <w:pStyle w:val="Compact"/>
+        <w:numPr>
+          <w:ilvl w:val="0"/>
+          <w:numId w:val="1093"/>
+        </w:numPr>
+      </w:pPr>
+      <w:r>
+        <w:rPr>
+          <w:b/>
+          <w:bCs/>
+        </w:rPr>
+        <w:t xml:space="preserve">Use descripciones claras</w:t>
+      </w:r>
+      <w:r>
+        <w:t xml:space="preserve">: la descripción del asiento es lo primero que verá el auditor.</w:t>
+      </w:r>
+    </w:p>
+    <w:p>
+      <w:pPr>
+        <w:pStyle w:val="Compact"/>
+        <w:numPr>
+          <w:ilvl w:val="0"/>
+          <w:numId w:val="1093"/>
+        </w:numPr>
+      </w:pPr>
+      <w:r>
+        <w:rPr>
+          <w:b/>
+          <w:bCs/>
+        </w:rPr>
+        <w:t xml:space="preserve">No comparta su contraseña</w:t>
+      </w:r>
+      <w:r>
+        <w:t xml:space="preserve">: la auditoría atribuye los cambios al usuario logueado.</w:t>
+      </w:r>
+    </w:p>
+    <w:p>
+      <w:pPr>
+        <w:pStyle w:val="Compact"/>
+        <w:numPr>
+          <w:ilvl w:val="0"/>
+          <w:numId w:val="1093"/>
+        </w:numPr>
+      </w:pPr>
+      <w:r>
+        <w:rPr>
+          <w:b/>
+          <w:bCs/>
+        </w:rPr>
+        <w:t xml:space="preserve">Cierre sesión al terminar</w:t>
+      </w:r>
+      <w:r>
+        <w:t xml:space="preserve">: especialmente en computadoras compartidas.</w:t>
+      </w:r>
+    </w:p>
+    <w:p>
+      <w:pPr>
+        <w:pStyle w:val="Compact"/>
+        <w:numPr>
+          <w:ilvl w:val="0"/>
+          <w:numId w:val="1093"/>
+        </w:numPr>
+      </w:pPr>
+      <w:r>
+        <w:rPr>
+          <w:b/>
+          <w:bCs/>
+        </w:rPr>
+        <w:t xml:space="preserve">Exporte y archive</w:t>
+      </w:r>
+      <w:r>
+        <w:t xml:space="preserve">: al cierre de cada mes, guarde una copia del Balance General y de los libros IVA en su archivo digital.</w:t>
+      </w:r>
+    </w:p>
+    <w:bookmarkEnd w:id="170"/>
+    <w:bookmarkEnd w:id="171"/>
+    <w:bookmarkStart w:id="176" w:name="anexo-e-soporte-y-contacto"/>
+    <w:p>
+      <w:pPr>
+        <w:pStyle w:val="Heading1"/>
+      </w:pPr>
+      <w:r>
+        <w:t xml:space="preserve">Anexo E — Soporte y contacto</w:t>
+      </w:r>
+    </w:p>
+    <w:bookmarkStart w:id="172" w:name="canal-principal-de-soporte"/>
+    <w:p>
+      <w:pPr>
+        <w:pStyle w:val="Heading2"/>
+      </w:pPr>
+      <w:r>
+        <w:t xml:space="preserve">Canal principal de soporte</w:t>
+      </w:r>
+    </w:p>
+    <w:p>
+      <w:pPr>
+        <w:pStyle w:val="FirstParagraph"/>
+      </w:pPr>
+      <w:r>
+        <w:t xml:space="preserve">Para reportar problemas, solicitar funcionalidades o consultar dudas:</w:t>
+      </w:r>
+    </w:p>
+    <w:p>
+      <w:pPr>
+        <w:pStyle w:val="Compact"/>
+        <w:numPr>
+          <w:ilvl w:val="0"/>
+          <w:numId w:val="1094"/>
+        </w:numPr>
+      </w:pPr>
+      <w:r>
+        <w:rPr>
+          <w:b/>
+          <w:bCs/>
+        </w:rPr>
+        <w:t xml:space="preserve">Correo</w:t>
+      </w:r>
+      <w:r>
+        <w:t xml:space="preserve">: [completar]</w:t>
+      </w:r>
+    </w:p>
+    <w:p>
+      <w:pPr>
+        <w:pStyle w:val="Compact"/>
+        <w:numPr>
+          <w:ilvl w:val="0"/>
+          <w:numId w:val="1094"/>
+        </w:numPr>
+      </w:pPr>
+      <w:r>
+        <w:rPr>
+          <w:b/>
+          <w:bCs/>
+        </w:rPr>
+        <w:t xml:space="preserve">Teléfono</w:t>
+      </w:r>
+      <w:r>
+        <w:t xml:space="preserve">: [completar]</w:t>
+      </w:r>
+    </w:p>
+    <w:p>
+      <w:pPr>
+        <w:pStyle w:val="Compact"/>
+        <w:numPr>
+          <w:ilvl w:val="0"/>
+          <w:numId w:val="1094"/>
+        </w:numPr>
+      </w:pPr>
+      <w:r>
+        <w:rPr>
+          <w:b/>
+          <w:bCs/>
+        </w:rPr>
+        <w:t xml:space="preserve">Horario de atención</w:t>
+      </w:r>
+      <w:r>
+        <w:t xml:space="preserve">: [completar]</w:t>
+      </w:r>
+    </w:p>
+    <w:bookmarkEnd w:id="172"/>
+    <w:bookmarkStart w:id="173" w:name="información-a-incluir-en-cada-reporte"/>
+    <w:p>
+      <w:pPr>
+        <w:pStyle w:val="Heading2"/>
+      </w:pPr>
+      <w:r>
+        <w:t xml:space="preserve">Información a incluir en cada reporte</w:t>
+      </w:r>
+    </w:p>
+    <w:p>
+      <w:pPr>
+        <w:pStyle w:val="FirstParagraph"/>
+      </w:pPr>
+      <w:r>
+        <w:t xml:space="preserve">Para que el equipo de soporte resuelva su consulta más rápido, incluya:</w:t>
+      </w:r>
+    </w:p>
+    <w:p>
+      <w:pPr>
+        <w:pStyle w:val="Compact"/>
+        <w:numPr>
+          <w:ilvl w:val="0"/>
+          <w:numId w:val="1095"/>
+        </w:numPr>
+      </w:pPr>
+      <w:r>
+        <w:rPr>
+          <w:b/>
+          <w:bCs/>
+        </w:rPr>
+        <w:t xml:space="preserve">Organización</w:t>
+      </w:r>
+      <w:r>
+        <w:t xml:space="preserve"> </w:t>
+      </w:r>
+      <w:r>
+        <w:t xml:space="preserve">afectada (nombre y NIT).</w:t>
+      </w:r>
+    </w:p>
+    <w:p>
+      <w:pPr>
+        <w:pStyle w:val="Compact"/>
+        <w:numPr>
+          <w:ilvl w:val="0"/>
+          <w:numId w:val="1095"/>
+        </w:numPr>
+      </w:pPr>
+      <w:r>
+        <w:rPr>
+          <w:b/>
+          <w:bCs/>
+        </w:rPr>
+        <w:t xml:space="preserve">Usuario</w:t>
+      </w:r>
+      <w:r>
+        <w:t xml:space="preserve"> </w:t>
+      </w:r>
+      <w:r>
+        <w:t xml:space="preserve">que reporta (correo).</w:t>
+      </w:r>
+    </w:p>
+    <w:p>
+      <w:pPr>
+        <w:pStyle w:val="Compact"/>
+        <w:numPr>
+          <w:ilvl w:val="0"/>
+          <w:numId w:val="1095"/>
+        </w:numPr>
+      </w:pPr>
+      <w:r>
+        <w:rPr>
+          <w:b/>
+          <w:bCs/>
+        </w:rPr>
+        <w:t xml:space="preserve">Módulo y pantalla</w:t>
+      </w:r>
+      <w:r>
+        <w:t xml:space="preserve"> </w:t>
+      </w:r>
+      <w:r>
+        <w:t xml:space="preserve">donde ocurre el problema.</w:t>
+      </w:r>
+    </w:p>
+    <w:p>
+      <w:pPr>
+        <w:pStyle w:val="Compact"/>
+        <w:numPr>
+          <w:ilvl w:val="0"/>
+          <w:numId w:val="1095"/>
+        </w:numPr>
+      </w:pPr>
+      <w:r>
+        <w:rPr>
+          <w:b/>
+          <w:bCs/>
+        </w:rPr>
+        <w:t xml:space="preserve">Descripción</w:t>
+      </w:r>
+      <w:r>
+        <w:t xml:space="preserve"> </w:t>
+      </w:r>
+      <w:r>
+        <w:t xml:space="preserve">del problema, paso a paso.</w:t>
+      </w:r>
+    </w:p>
+    <w:p>
+      <w:pPr>
+        <w:pStyle w:val="Compact"/>
+        <w:numPr>
+          <w:ilvl w:val="0"/>
+          <w:numId w:val="1095"/>
+        </w:numPr>
+      </w:pPr>
+      <w:r>
+        <w:rPr>
+          <w:b/>
+          <w:bCs/>
+        </w:rPr>
+        <w:t xml:space="preserve">Captura de pantalla</w:t>
+      </w:r>
+      <w:r>
+        <w:t xml:space="preserve"> </w:t>
+      </w:r>
+      <w:r>
+        <w:t xml:space="preserve">del error.</w:t>
+      </w:r>
+    </w:p>
+    <w:p>
+      <w:pPr>
+        <w:pStyle w:val="Compact"/>
+        <w:numPr>
+          <w:ilvl w:val="0"/>
+          <w:numId w:val="1095"/>
+        </w:numPr>
+      </w:pPr>
+      <w:r>
+        <w:rPr>
+          <w:b/>
+          <w:bCs/>
+        </w:rPr>
+        <w:t xml:space="preserve">Navegador y versión</w:t>
+      </w:r>
+      <w:r>
+        <w:t xml:space="preserve"> </w:t>
+      </w:r>
+      <w:r>
+        <w:t xml:space="preserve">que usa.</w:t>
+      </w:r>
+    </w:p>
+    <w:bookmarkEnd w:id="173"/>
+    <w:bookmarkStart w:id="174" w:name="reportes-urgentes"/>
+    <w:p>
+      <w:pPr>
+        <w:pStyle w:val="Heading2"/>
+      </w:pPr>
+      <w:r>
+        <w:t xml:space="preserve">Reportes urgentes</w:t>
+      </w:r>
+    </w:p>
+    <w:p>
+      <w:pPr>
+        <w:pStyle w:val="FirstParagraph"/>
+      </w:pPr>
+      <w:r>
+        <w:t xml:space="preserve">Para incidentes que bloquean el cierre mensual o impiden la operación:</w:t>
+      </w:r>
+    </w:p>
+    <w:p>
+      <w:pPr>
+        <w:pStyle w:val="Compact"/>
+        <w:numPr>
+          <w:ilvl w:val="0"/>
+          <w:numId w:val="1096"/>
+        </w:numPr>
+      </w:pPr>
+      <w:r>
+        <w:t xml:space="preserve">Marque el correo con asunto</w:t>
+      </w:r>
+      <w:r>
+        <w:t xml:space="preserve"> </w:t>
+      </w:r>
+      <w:r>
+        <w:rPr>
+          <w:b/>
+          <w:bCs/>
+        </w:rPr>
+        <w:t xml:space="preserve">“URGENTE — [Organización]”</w:t>
+      </w:r>
+      <w:r>
+        <w:t xml:space="preserve">.</w:t>
+      </w:r>
+    </w:p>
+    <w:p>
+      <w:pPr>
+        <w:pStyle w:val="Compact"/>
+        <w:numPr>
+          <w:ilvl w:val="0"/>
+          <w:numId w:val="1096"/>
+        </w:numPr>
+      </w:pPr>
+      <w:r>
+        <w:t xml:space="preserve">Llame al teléfono de soporte además de enviar el correo.</w:t>
+      </w:r>
+    </w:p>
+    <w:bookmarkEnd w:id="174"/>
+    <w:bookmarkStart w:id="175" w:name="mantenimientos-programados"/>
+    <w:p>
+      <w:pPr>
+        <w:pStyle w:val="Heading2"/>
+      </w:pPr>
+      <w:r>
+        <w:t xml:space="preserve">Mantenimientos programados</w:t>
+      </w:r>
+    </w:p>
+    <w:p>
+      <w:pPr>
+        <w:pStyle w:val="FirstParagraph"/>
+      </w:pPr>
+      <w:r>
+        <w:t xml:space="preserve">Los mantenimientos programados se notifican con al menos</w:t>
+      </w:r>
+      <w:r>
+        <w:t xml:space="preserve"> </w:t>
+      </w:r>
+      <w:r>
+        <w:rPr>
+          <w:b/>
+          <w:bCs/>
+        </w:rPr>
+        <w:t xml:space="preserve">48 horas de anticipación</w:t>
+      </w:r>
+      <w:r>
+        <w:t xml:space="preserve"> </w:t>
+      </w:r>
+      <w:r>
+        <w:t xml:space="preserve">vía correo a los administradores de cada organización. Programe sus cierres considerando estos avisos.</w:t>
+      </w:r>
+    </w:p>
     <w:bookmarkEnd w:id="175"/>
-    <w:bookmarkStart w:id="176" w:name="consejos-de-uso"/>
-    <w:p>
-      <w:pPr>
-        <w:pStyle w:val="Heading2"/>
-      </w:pPr>
-      <w:r>
-        <w:rPr>
-          <w:rStyle w:val="SectionNumber"/>
-        </w:rPr>
-        <w:t xml:space="preserve">19.2</w:t>
-      </w:r>
-      <w:r>
-        <w:tab/>
-      </w:r>
-      <w:r>
-        <w:t xml:space="preserve">Consejos de uso</w:t>
-      </w:r>
-    </w:p>
-    <w:p>
-      <w:pPr>
-        <w:pStyle w:val="Compact"/>
-        <w:numPr>
-          <w:ilvl w:val="0"/>
-          <w:numId w:val="1095"/>
-        </w:numPr>
-      </w:pPr>
-      <w:r>
-        <w:rPr>
-          <w:b/>
-          <w:bCs/>
-        </w:rPr>
-        <w:t xml:space="preserve">Trabaje en el período correcto</w:t>
-      </w:r>
-      <w:r>
-        <w:t xml:space="preserve">: verifique siempre arriba a la izquierda el período activo antes de crear documentos.</w:t>
-      </w:r>
-    </w:p>
-    <w:p>
-      <w:pPr>
-        <w:pStyle w:val="Compact"/>
-        <w:numPr>
-          <w:ilvl w:val="0"/>
-          <w:numId w:val="1095"/>
-        </w:numPr>
-      </w:pPr>
-      <w:r>
-        <w:rPr>
-          <w:b/>
-          <w:bCs/>
-        </w:rPr>
-        <w:t xml:space="preserve">Postee con frecuencia</w:t>
-      </w:r>
-      <w:r>
-        <w:t xml:space="preserve">: no acumule documentos en DRAFT — el balance de comprobación solo incluye POSTED.</w:t>
-      </w:r>
-    </w:p>
-    <w:p>
-      <w:pPr>
-        <w:pStyle w:val="Compact"/>
-        <w:numPr>
-          <w:ilvl w:val="0"/>
-          <w:numId w:val="1095"/>
-        </w:numPr>
-      </w:pPr>
-      <w:r>
-        <w:rPr>
-          <w:b/>
-          <w:bCs/>
-        </w:rPr>
-        <w:t xml:space="preserve">Revise los libros IVA semanalmente</w:t>
-      </w:r>
-      <w:r>
-        <w:t xml:space="preserve">: detectar diferencias temprano evita correcciones masivas al cierre.</w:t>
-      </w:r>
-    </w:p>
-    <w:p>
-      <w:pPr>
-        <w:pStyle w:val="Compact"/>
-        <w:numPr>
-          <w:ilvl w:val="0"/>
-          <w:numId w:val="1095"/>
-        </w:numPr>
-      </w:pPr>
-      <w:r>
-        <w:rPr>
-          <w:b/>
-          <w:bCs/>
-        </w:rPr>
-        <w:t xml:space="preserve">Use descripciones claras</w:t>
-      </w:r>
-      <w:r>
-        <w:t xml:space="preserve">: la descripción del asiento es lo primero que verá el auditor.</w:t>
-      </w:r>
-    </w:p>
-    <w:p>
-      <w:pPr>
-        <w:pStyle w:val="Compact"/>
-        <w:numPr>
-          <w:ilvl w:val="0"/>
-          <w:numId w:val="1095"/>
-        </w:numPr>
-      </w:pPr>
-      <w:r>
-        <w:rPr>
-          <w:b/>
-          <w:bCs/>
-        </w:rPr>
-        <w:t xml:space="preserve">No comparta su contraseña</w:t>
-      </w:r>
-      <w:r>
-        <w:t xml:space="preserve">: la auditoría atribuye los cambios al usuario logueado.</w:t>
-      </w:r>
-    </w:p>
-    <w:p>
-      <w:pPr>
-        <w:pStyle w:val="Compact"/>
-        <w:numPr>
-          <w:ilvl w:val="0"/>
-          <w:numId w:val="1095"/>
-        </w:numPr>
-      </w:pPr>
-      <w:r>
-        <w:rPr>
-          <w:b/>
-          <w:bCs/>
-        </w:rPr>
-        <w:t xml:space="preserve">Cierre sesión al terminar</w:t>
-      </w:r>
-      <w:r>
-        <w:t xml:space="preserve">: especialmente en computadoras compartidas.</w:t>
-      </w:r>
-    </w:p>
-    <w:p>
-      <w:pPr>
-        <w:pStyle w:val="Compact"/>
-        <w:numPr>
-          <w:ilvl w:val="0"/>
-          <w:numId w:val="1095"/>
-        </w:numPr>
-      </w:pPr>
-      <w:r>
-        <w:rPr>
-          <w:b/>
-          <w:bCs/>
-        </w:rPr>
-        <w:t xml:space="preserve">Exporte y archive</w:t>
-      </w:r>
-      <w:r>
-        <w:t xml:space="preserve">: al cierre de cada mes, guarde una copia del Balance General y de los libros IVA en su archivo digital.</w:t>
-      </w:r>
-    </w:p>
     <w:bookmarkEnd w:id="176"/>
-    <w:bookmarkEnd w:id="177"/>
-    <w:bookmarkStart w:id="182" w:name="anexo-e-soporte-y-contacto"/>
+    <w:bookmarkStart w:id="177" w:name="cierre-del-manual"/>
     <w:p>
       <w:pPr>
         <w:pStyle w:val="Heading1"/>
       </w:pPr>
-      <w:r>
-        <w:rPr>
-          <w:rStyle w:val="SectionNumber"/>
-        </w:rPr>
-        <w:t xml:space="preserve">20</w:t>
-      </w:r>
-      <w:r>
-        <w:tab/>
-      </w:r>
-      <w:r>
-        <w:t xml:space="preserve">Anexo E — Soporte y contacto</w:t>
-      </w:r>
-    </w:p>
-    <w:bookmarkStart w:id="178" w:name="canal-principal-de-soporte"/>
-    <w:p>
-      <w:pPr>
-        <w:pStyle w:val="Heading2"/>
-      </w:pPr>
-      <w:r>
-        <w:rPr>
-          <w:rStyle w:val="SectionNumber"/>
-        </w:rPr>
-        <w:t xml:space="preserve">20.1</w:t>
-      </w:r>
-      <w:r>
-        <w:tab/>
-      </w:r>
-      <w:r>
-        <w:t xml:space="preserve">Canal principal de soporte</w:t>
-      </w:r>
-    </w:p>
-    <w:p>
-      <w:pPr>
-        <w:pStyle w:val="FirstParagraph"/>
-      </w:pPr>
-      <w:r>
-        <w:t xml:space="preserve">Para reportar problemas, solicitar funcionalidades o consultar dudas:</w:t>
-      </w:r>
-    </w:p>
-    <w:p>
-      <w:pPr>
-        <w:pStyle w:val="Compact"/>
-        <w:numPr>
-          <w:ilvl w:val="0"/>
-          <w:numId w:val="1096"/>
-        </w:numPr>
-      </w:pPr>
-      <w:r>
-        <w:rPr>
-          <w:b/>
-          <w:bCs/>
-        </w:rPr>
-        <w:t xml:space="preserve">Correo</w:t>
-      </w:r>
-      <w:r>
-        <w:t xml:space="preserve">: [completar]</w:t>
-      </w:r>
-    </w:p>
-    <w:p>
-      <w:pPr>
-        <w:pStyle w:val="Compact"/>
-        <w:numPr>
-          <w:ilvl w:val="0"/>
-          <w:numId w:val="1096"/>
-        </w:numPr>
-      </w:pPr>
-      <w:r>
-        <w:rPr>
-          <w:b/>
-          <w:bCs/>
-        </w:rPr>
-        <w:t xml:space="preserve">Teléfono</w:t>
-      </w:r>
-      <w:r>
-        <w:t xml:space="preserve">: [completar]</w:t>
-      </w:r>
-    </w:p>
-    <w:p>
-      <w:pPr>
-        <w:pStyle w:val="Compact"/>
-        <w:numPr>
-          <w:ilvl w:val="0"/>
-          <w:numId w:val="1096"/>
-        </w:numPr>
-      </w:pPr>
-      <w:r>
-        <w:rPr>
-          <w:b/>
-          <w:bCs/>
-        </w:rPr>
-        <w:t xml:space="preserve">Horario de atención</w:t>
-      </w:r>
-      <w:r>
-        <w:t xml:space="preserve">: [completar]</w:t>
-      </w:r>
-    </w:p>
-    <w:bookmarkEnd w:id="178"/>
-    <w:bookmarkStart w:id="179" w:name="información-a-incluir-en-cada-reporte"/>
-    <w:p>
-      <w:pPr>
-        <w:pStyle w:val="Heading2"/>
-      </w:pPr>
-      <w:r>
-        <w:rPr>
-          <w:rStyle w:val="SectionNumber"/>
-        </w:rPr>
-        <w:t xml:space="preserve">20.2</w:t>
-      </w:r>
-      <w:r>
-        <w:tab/>
-      </w:r>
-      <w:r>
-        <w:t xml:space="preserve">Información a incluir en cada reporte</w:t>
-      </w:r>
-    </w:p>
-    <w:p>
-      <w:pPr>
-        <w:pStyle w:val="FirstParagraph"/>
-      </w:pPr>
-      <w:r>
-        <w:t xml:space="preserve">Para que el equipo de soporte resuelva su consulta más rápido, incluya:</w:t>
-      </w:r>
-    </w:p>
-    <w:p>
-      <w:pPr>
-        <w:pStyle w:val="Compact"/>
-        <w:numPr>
-          <w:ilvl w:val="0"/>
-          <w:numId w:val="1097"/>
-        </w:numPr>
-      </w:pPr>
-      <w:r>
-        <w:rPr>
-          <w:b/>
-          <w:bCs/>
-        </w:rPr>
-        <w:t xml:space="preserve">Organización</w:t>
-      </w:r>
-      <w:r>
-        <w:t xml:space="preserve"> </w:t>
-      </w:r>
-      <w:r>
-        <w:t xml:space="preserve">afectada (nombre y NIT).</w:t>
-      </w:r>
-    </w:p>
-    <w:p>
-      <w:pPr>
-        <w:pStyle w:val="Compact"/>
-        <w:numPr>
-          <w:ilvl w:val="0"/>
-          <w:numId w:val="1097"/>
-        </w:numPr>
-      </w:pPr>
-      <w:r>
-        <w:rPr>
-          <w:b/>
-          <w:bCs/>
-        </w:rPr>
-        <w:t xml:space="preserve">Usuario</w:t>
-      </w:r>
-      <w:r>
-        <w:t xml:space="preserve"> </w:t>
-      </w:r>
-      <w:r>
-        <w:t xml:space="preserve">que reporta (correo).</w:t>
-      </w:r>
-    </w:p>
-    <w:p>
-      <w:pPr>
-        <w:pStyle w:val="Compact"/>
-        <w:numPr>
-          <w:ilvl w:val="0"/>
-          <w:numId w:val="1097"/>
-        </w:numPr>
-      </w:pPr>
-      <w:r>
-        <w:rPr>
-          <w:b/>
-          <w:bCs/>
-        </w:rPr>
-        <w:t xml:space="preserve">Módulo y pantalla</w:t>
-      </w:r>
-      <w:r>
-        <w:t xml:space="preserve"> </w:t>
-      </w:r>
-      <w:r>
-        <w:t xml:space="preserve">donde ocurre el problema.</w:t>
-      </w:r>
-    </w:p>
-    <w:p>
-      <w:pPr>
-        <w:pStyle w:val="Compact"/>
-        <w:numPr>
-          <w:ilvl w:val="0"/>
-          <w:numId w:val="1097"/>
-        </w:numPr>
-      </w:pPr>
-      <w:r>
-        <w:rPr>
-          <w:b/>
-          <w:bCs/>
-        </w:rPr>
-        <w:t xml:space="preserve">Descripción</w:t>
-      </w:r>
-      <w:r>
-        <w:t xml:space="preserve"> </w:t>
-      </w:r>
-      <w:r>
-        <w:t xml:space="preserve">del problema, paso a paso.</w:t>
-      </w:r>
-    </w:p>
-    <w:p>
-      <w:pPr>
-        <w:pStyle w:val="Compact"/>
-        <w:numPr>
-          <w:ilvl w:val="0"/>
-          <w:numId w:val="1097"/>
-        </w:numPr>
-      </w:pPr>
-      <w:r>
-        <w:rPr>
-          <w:b/>
-          <w:bCs/>
-        </w:rPr>
-        <w:t xml:space="preserve">Captura de pantalla</w:t>
-      </w:r>
-      <w:r>
-        <w:t xml:space="preserve"> </w:t>
-      </w:r>
-      <w:r>
-        <w:t xml:space="preserve">del error.</w:t>
-      </w:r>
-    </w:p>
-    <w:p>
-      <w:pPr>
-        <w:pStyle w:val="Compact"/>
-        <w:numPr>
-          <w:ilvl w:val="0"/>
-          <w:numId w:val="1097"/>
-        </w:numPr>
-      </w:pPr>
-      <w:r>
-        <w:rPr>
-          <w:b/>
-          <w:bCs/>
-        </w:rPr>
-        <w:t xml:space="preserve">Navegador y versión</w:t>
-      </w:r>
-      <w:r>
-        <w:t xml:space="preserve"> </w:t>
-      </w:r>
-      <w:r>
-        <w:t xml:space="preserve">que usa.</w:t>
-      </w:r>
-    </w:p>
-    <w:bookmarkEnd w:id="179"/>
-    <w:bookmarkStart w:id="180" w:name="reportes-urgentes"/>
-    <w:p>
-      <w:pPr>
-        <w:pStyle w:val="Heading2"/>
-      </w:pPr>
-      <w:r>
-        <w:rPr>
-          <w:rStyle w:val="SectionNumber"/>
-        </w:rPr>
-        <w:t xml:space="preserve">20.3</w:t>
-      </w:r>
-      <w:r>
-        <w:tab/>
-      </w:r>
-      <w:r>
-        <w:t xml:space="preserve">Reportes urgentes</w:t>
-      </w:r>
-    </w:p>
-    <w:p>
-      <w:pPr>
-        <w:pStyle w:val="FirstParagraph"/>
-      </w:pPr>
-      <w:r>
-        <w:t xml:space="preserve">Para incidentes que bloquean el cierre mensual o impiden la operación:</w:t>
-      </w:r>
-    </w:p>
-    <w:p>
-      <w:pPr>
-        <w:pStyle w:val="Compact"/>
-        <w:numPr>
-          <w:ilvl w:val="0"/>
-          <w:numId w:val="1098"/>
-        </w:numPr>
-      </w:pPr>
-      <w:r>
-        <w:t xml:space="preserve">Marque el correo con asunto</w:t>
-      </w:r>
-      <w:r>
-        <w:t xml:space="preserve"> </w:t>
-      </w:r>
-      <w:r>
-        <w:rPr>
-          <w:b/>
-          <w:bCs/>
-        </w:rPr>
-        <w:t xml:space="preserve">“URGENTE — [Organización]”</w:t>
-      </w:r>
-      <w:r>
-        <w:t xml:space="preserve">.</w:t>
-      </w:r>
-    </w:p>
-    <w:p>
-      <w:pPr>
-        <w:pStyle w:val="Compact"/>
-        <w:numPr>
-          <w:ilvl w:val="0"/>
-          <w:numId w:val="1098"/>
-        </w:numPr>
-      </w:pPr>
-      <w:r>
-        <w:t xml:space="preserve">Llame al teléfono de soporte además de enviar el correo.</w:t>
-      </w:r>
-    </w:p>
-    <w:bookmarkEnd w:id="180"/>
-    <w:bookmarkStart w:id="181" w:name="mantenimientos-programados"/>
-    <w:p>
-      <w:pPr>
-        <w:pStyle w:val="Heading2"/>
-      </w:pPr>
-      <w:r>
-        <w:rPr>
-          <w:rStyle w:val="SectionNumber"/>
-        </w:rPr>
-        <w:t xml:space="preserve">20.4</w:t>
-      </w:r>
-      <w:r>
-        <w:tab/>
-      </w:r>
-      <w:r>
-        <w:t xml:space="preserve">Mantenimientos programados</w:t>
-      </w:r>
-    </w:p>
-    <w:p>
-      <w:pPr>
-        <w:pStyle w:val="FirstParagraph"/>
-      </w:pPr>
-      <w:r>
-        <w:t xml:space="preserve">Los mantenimientos programados se notifican con al menos</w:t>
-      </w:r>
-      <w:r>
-        <w:t xml:space="preserve"> </w:t>
-      </w:r>
-      <w:r>
-        <w:rPr>
-          <w:b/>
-          <w:bCs/>
-        </w:rPr>
-        <w:t xml:space="preserve">48 horas de anticipación</w:t>
-      </w:r>
-      <w:r>
-        <w:t xml:space="preserve"> </w:t>
-      </w:r>
-      <w:r>
-        <w:t xml:space="preserve">vía correo a los administradores de cada organización. Programe sus cierres considerando estos avisos.</w:t>
-      </w:r>
-    </w:p>
-    <w:bookmarkEnd w:id="181"/>
-    <w:bookmarkEnd w:id="182"/>
-    <w:bookmarkStart w:id="183" w:name="cierre-del-manual"/>
-    <w:p>
-      <w:pPr>
-        <w:pStyle w:val="Heading1"/>
-      </w:pPr>
-      <w:r>
-        <w:rPr>
-          <w:rStyle w:val="SectionNumber"/>
-        </w:rPr>
-        <w:t xml:space="preserve">21</w:t>
-      </w:r>
-      <w:r>
-        <w:tab/>
-      </w:r>
       <w:r>
         <w:t xml:space="preserve">Cierre del manual</w:t>
       </w:r>
@@ -23061,7 +20888,7 @@
         <w:t xml:space="preserve">Asociación Mixta de Productores Agro-Avícola Conda Arriba.</w:t>
       </w:r>
     </w:p>
-    <w:bookmarkEnd w:id="183"/>
+    <w:bookmarkEnd w:id="177"/>
     <w:sectPr>
       <w:footnotePr>
         <w:numRestart w:val="eachSect"/>
@@ -24978,6 +22805,9 @@
     </w:lvlOverride>
   </w:num>
   <w:num w:numId="1076">
+    <w:abstractNumId w:val="991"/>
+  </w:num>
+  <w:num w:numId="1077">
     <w:abstractNumId w:val="99411"/>
     <w:lvlOverride w:ilvl="0">
       <w:startOverride w:val="1"/>
@@ -25007,43 +22837,7 @@
       <w:startOverride w:val="1"/>
     </w:lvlOverride>
   </w:num>
-  <w:num w:numId="1077">
-    <w:abstractNumId w:val="991"/>
-  </w:num>
   <w:num w:numId="1078">
-    <w:abstractNumId w:val="991"/>
-  </w:num>
-  <w:num w:numId="1079">
-    <w:abstractNumId w:val="99411"/>
-    <w:lvlOverride w:ilvl="0">
-      <w:startOverride w:val="1"/>
-    </w:lvlOverride>
-    <w:lvlOverride w:ilvl="1">
-      <w:startOverride w:val="1"/>
-    </w:lvlOverride>
-    <w:lvlOverride w:ilvl="2">
-      <w:startOverride w:val="1"/>
-    </w:lvlOverride>
-    <w:lvlOverride w:ilvl="3">
-      <w:startOverride w:val="1"/>
-    </w:lvlOverride>
-    <w:lvlOverride w:ilvl="4">
-      <w:startOverride w:val="1"/>
-    </w:lvlOverride>
-    <w:lvlOverride w:ilvl="5">
-      <w:startOverride w:val="1"/>
-    </w:lvlOverride>
-    <w:lvlOverride w:ilvl="6">
-      <w:startOverride w:val="1"/>
-    </w:lvlOverride>
-    <w:lvlOverride w:ilvl="7">
-      <w:startOverride w:val="1"/>
-    </w:lvlOverride>
-    <w:lvlOverride w:ilvl="8">
-      <w:startOverride w:val="1"/>
-    </w:lvlOverride>
-  </w:num>
-  <w:num w:numId="1080">
     <w:abstractNumId w:val="99413"/>
     <w:lvlOverride w:ilvl="0">
       <w:startOverride w:val="3"/>
@@ -25071,12 +22865,48 @@
     </w:lvlOverride>
     <w:lvlOverride w:ilvl="8">
       <w:startOverride w:val="3"/>
+    </w:lvlOverride>
+  </w:num>
+  <w:num w:numId="1079">
+    <w:abstractNumId w:val="991"/>
+  </w:num>
+  <w:num w:numId="1080">
+    <w:abstractNumId w:val="99411"/>
+    <w:lvlOverride w:ilvl="0">
+      <w:startOverride w:val="1"/>
+    </w:lvlOverride>
+    <w:lvlOverride w:ilvl="1">
+      <w:startOverride w:val="1"/>
+    </w:lvlOverride>
+    <w:lvlOverride w:ilvl="2">
+      <w:startOverride w:val="1"/>
+    </w:lvlOverride>
+    <w:lvlOverride w:ilvl="3">
+      <w:startOverride w:val="1"/>
+    </w:lvlOverride>
+    <w:lvlOverride w:ilvl="4">
+      <w:startOverride w:val="1"/>
+    </w:lvlOverride>
+    <w:lvlOverride w:ilvl="5">
+      <w:startOverride w:val="1"/>
+    </w:lvlOverride>
+    <w:lvlOverride w:ilvl="6">
+      <w:startOverride w:val="1"/>
+    </w:lvlOverride>
+    <w:lvlOverride w:ilvl="7">
+      <w:startOverride w:val="1"/>
+    </w:lvlOverride>
+    <w:lvlOverride w:ilvl="8">
+      <w:startOverride w:val="1"/>
     </w:lvlOverride>
   </w:num>
   <w:num w:numId="1081">
     <w:abstractNumId w:val="991"/>
   </w:num>
   <w:num w:numId="1082">
+    <w:abstractNumId w:val="991"/>
+  </w:num>
+  <w:num w:numId="1083">
     <w:abstractNumId w:val="99411"/>
     <w:lvlOverride w:ilvl="0">
       <w:startOverride w:val="1"/>
@@ -25106,41 +22936,38 @@
       <w:startOverride w:val="1"/>
     </w:lvlOverride>
   </w:num>
-  <w:num w:numId="1083">
-    <w:abstractNumId w:val="991"/>
-  </w:num>
   <w:num w:numId="1084">
-    <w:abstractNumId w:val="991"/>
+    <w:abstractNumId w:val="99411"/>
+    <w:lvlOverride w:ilvl="0">
+      <w:startOverride w:val="1"/>
+    </w:lvlOverride>
+    <w:lvlOverride w:ilvl="1">
+      <w:startOverride w:val="1"/>
+    </w:lvlOverride>
+    <w:lvlOverride w:ilvl="2">
+      <w:startOverride w:val="1"/>
+    </w:lvlOverride>
+    <w:lvlOverride w:ilvl="3">
+      <w:startOverride w:val="1"/>
+    </w:lvlOverride>
+    <w:lvlOverride w:ilvl="4">
+      <w:startOverride w:val="1"/>
+    </w:lvlOverride>
+    <w:lvlOverride w:ilvl="5">
+      <w:startOverride w:val="1"/>
+    </w:lvlOverride>
+    <w:lvlOverride w:ilvl="6">
+      <w:startOverride w:val="1"/>
+    </w:lvlOverride>
+    <w:lvlOverride w:ilvl="7">
+      <w:startOverride w:val="1"/>
+    </w:lvlOverride>
+    <w:lvlOverride w:ilvl="8">
+      <w:startOverride w:val="1"/>
+    </w:lvlOverride>
   </w:num>
   <w:num w:numId="1085">
-    <w:abstractNumId w:val="99411"/>
-    <w:lvlOverride w:ilvl="0">
-      <w:startOverride w:val="1"/>
-    </w:lvlOverride>
-    <w:lvlOverride w:ilvl="1">
-      <w:startOverride w:val="1"/>
-    </w:lvlOverride>
-    <w:lvlOverride w:ilvl="2">
-      <w:startOverride w:val="1"/>
-    </w:lvlOverride>
-    <w:lvlOverride w:ilvl="3">
-      <w:startOverride w:val="1"/>
-    </w:lvlOverride>
-    <w:lvlOverride w:ilvl="4">
-      <w:startOverride w:val="1"/>
-    </w:lvlOverride>
-    <w:lvlOverride w:ilvl="5">
-      <w:startOverride w:val="1"/>
-    </w:lvlOverride>
-    <w:lvlOverride w:ilvl="6">
-      <w:startOverride w:val="1"/>
-    </w:lvlOverride>
-    <w:lvlOverride w:ilvl="7">
-      <w:startOverride w:val="1"/>
-    </w:lvlOverride>
-    <w:lvlOverride w:ilvl="8">
-      <w:startOverride w:val="1"/>
-    </w:lvlOverride>
+    <w:abstractNumId w:val="991"/>
   </w:num>
   <w:num w:numId="1086">
     <w:abstractNumId w:val="99411"/>
@@ -25176,6 +23003,9 @@
     <w:abstractNumId w:val="991"/>
   </w:num>
   <w:num w:numId="1088">
+    <w:abstractNumId w:val="991"/>
+  </w:num>
+  <w:num w:numId="1089">
     <w:abstractNumId w:val="99411"/>
     <w:lvlOverride w:ilvl="0">
       <w:startOverride w:val="1"/>
@@ -25204,14 +23034,14 @@
     <w:lvlOverride w:ilvl="8">
       <w:startOverride w:val="1"/>
     </w:lvlOverride>
-  </w:num>
-  <w:num w:numId="1089">
-    <w:abstractNumId w:val="991"/>
   </w:num>
   <w:num w:numId="1090">
     <w:abstractNumId w:val="991"/>
   </w:num>
   <w:num w:numId="1091">
+    <w:abstractNumId w:val="991"/>
+  </w:num>
+  <w:num w:numId="1092">
     <w:abstractNumId w:val="99411"/>
     <w:lvlOverride w:ilvl="0">
       <w:startOverride w:val="1"/>
@@ -25241,41 +23071,38 @@
       <w:startOverride w:val="1"/>
     </w:lvlOverride>
   </w:num>
-  <w:num w:numId="1092">
-    <w:abstractNumId w:val="991"/>
-  </w:num>
   <w:num w:numId="1093">
-    <w:abstractNumId w:val="991"/>
+    <w:abstractNumId w:val="99411"/>
+    <w:lvlOverride w:ilvl="0">
+      <w:startOverride w:val="1"/>
+    </w:lvlOverride>
+    <w:lvlOverride w:ilvl="1">
+      <w:startOverride w:val="1"/>
+    </w:lvlOverride>
+    <w:lvlOverride w:ilvl="2">
+      <w:startOverride w:val="1"/>
+    </w:lvlOverride>
+    <w:lvlOverride w:ilvl="3">
+      <w:startOverride w:val="1"/>
+    </w:lvlOverride>
+    <w:lvlOverride w:ilvl="4">
+      <w:startOverride w:val="1"/>
+    </w:lvlOverride>
+    <w:lvlOverride w:ilvl="5">
+      <w:startOverride w:val="1"/>
+    </w:lvlOverride>
+    <w:lvlOverride w:ilvl="6">
+      <w:startOverride w:val="1"/>
+    </w:lvlOverride>
+    <w:lvlOverride w:ilvl="7">
+      <w:startOverride w:val="1"/>
+    </w:lvlOverride>
+    <w:lvlOverride w:ilvl="8">
+      <w:startOverride w:val="1"/>
+    </w:lvlOverride>
   </w:num>
   <w:num w:numId="1094">
-    <w:abstractNumId w:val="99411"/>
-    <w:lvlOverride w:ilvl="0">
-      <w:startOverride w:val="1"/>
-    </w:lvlOverride>
-    <w:lvlOverride w:ilvl="1">
-      <w:startOverride w:val="1"/>
-    </w:lvlOverride>
-    <w:lvlOverride w:ilvl="2">
-      <w:startOverride w:val="1"/>
-    </w:lvlOverride>
-    <w:lvlOverride w:ilvl="3">
-      <w:startOverride w:val="1"/>
-    </w:lvlOverride>
-    <w:lvlOverride w:ilvl="4">
-      <w:startOverride w:val="1"/>
-    </w:lvlOverride>
-    <w:lvlOverride w:ilvl="5">
-      <w:startOverride w:val="1"/>
-    </w:lvlOverride>
-    <w:lvlOverride w:ilvl="6">
-      <w:startOverride w:val="1"/>
-    </w:lvlOverride>
-    <w:lvlOverride w:ilvl="7">
-      <w:startOverride w:val="1"/>
-    </w:lvlOverride>
-    <w:lvlOverride w:ilvl="8">
-      <w:startOverride w:val="1"/>
-    </w:lvlOverride>
+    <w:abstractNumId w:val="991"/>
   </w:num>
   <w:num w:numId="1095">
     <w:abstractNumId w:val="99411"/>
@@ -25308,39 +23135,6 @@
     </w:lvlOverride>
   </w:num>
   <w:num w:numId="1096">
-    <w:abstractNumId w:val="991"/>
-  </w:num>
-  <w:num w:numId="1097">
-    <w:abstractNumId w:val="99411"/>
-    <w:lvlOverride w:ilvl="0">
-      <w:startOverride w:val="1"/>
-    </w:lvlOverride>
-    <w:lvlOverride w:ilvl="1">
-      <w:startOverride w:val="1"/>
-    </w:lvlOverride>
-    <w:lvlOverride w:ilvl="2">
-      <w:startOverride w:val="1"/>
-    </w:lvlOverride>
-    <w:lvlOverride w:ilvl="3">
-      <w:startOverride w:val="1"/>
-    </w:lvlOverride>
-    <w:lvlOverride w:ilvl="4">
-      <w:startOverride w:val="1"/>
-    </w:lvlOverride>
-    <w:lvlOverride w:ilvl="5">
-      <w:startOverride w:val="1"/>
-    </w:lvlOverride>
-    <w:lvlOverride w:ilvl="6">
-      <w:startOverride w:val="1"/>
-    </w:lvlOverride>
-    <w:lvlOverride w:ilvl="7">
-      <w:startOverride w:val="1"/>
-    </w:lvlOverride>
-    <w:lvlOverride w:ilvl="8">
-      <w:startOverride w:val="1"/>
-    </w:lvlOverride>
-  </w:num>
-  <w:num w:numId="1098">
     <w:abstractNumId w:val="991"/>
   </w:num>
 </w:numbering>
